--- a/Literature_Survey_PitchIQ.docx
+++ b/Literature_Survey_PitchIQ.docx
@@ -104,7 +104,7 @@
               <w:br/>
               <w:t>• Parth Bavalliya (2402031830036) — Lead Architecture &amp; Engine</w:t>
               <w:br/>
-              <w:t>• Harsh Varatiya (2402031830026) — Deal Corpus &amp; Matching</w:t>
+              <w:t>• Harsh Varatiya (2402031830026) — Deal Corpus &amp; Precedents</w:t>
               <w:br/>
               <w:t>• Akshat Solanki (2402031830015) — Personas &amp; CI/CD Deployment</w:t>
             </w:r>
@@ -168,7 +168,7 @@
           <w:color w:val="801818"/>
           <w:sz w:val="24"/>
         </w:rPr>
-        <w:t>1. Executive Summary &amp; Problem Formulation</w:t>
+        <w:t>1. Introduction &amp; Motivation</w:t>
       </w:r>
     </w:p>
     <w:p>
@@ -183,7 +183,7 @@
           <w:color w:val="1E293B"/>
           <w:sz w:val="20"/>
         </w:rPr>
-        <w:t>In contemporary entrepreneurial ecosystems, venture capital fundraising, competitive sales enablement, and engineering capstone defenses, the ability to deliver a succinct, persuasive, and quantitatively verified 'elevator pitch' is a decisive determinant of commercial survival. Empirical behavioral finance and cognitive psychology studies demonstrate that venture capitalists, angel investors, and enterprise executives formulate durable qualitative judgments within the initial 15 to 30 seconds of an oral or written pitch [1]. Deficiencies such as verbose opening hooks, ambiguous problem-solution framing, absence of verifiable unit economics (gross margins, CAC/LTV), and weak or missing Calls-to-Action (CTAs) account for the early rejection of over 72% of seed-stage venture submissions.</w:t>
+        <w:t>Whenever students, startup founders, or sales professionals have to pitch an idea, they face the exact same challenge: how to explain what they do clearly, persuasively, and in under a minute without losing the listener's attention. Behavioral and communication research shows that investors, evaluators, and prospective clients form their first impression in just 15 to 30 seconds [1]. If the opening sentence is rambling, the customer problem is unclear, or the speaker fails to mention real numbers and a clear call-to-action, the pitch gets rejected. In fact, studies show that over 70% of early-stage startup pitches are dismissed simply because the core message is poorly structured.</w:t>
       </w:r>
     </w:p>
     <w:p>
@@ -198,7 +198,7 @@
           <w:color w:val="1E293B"/>
           <w:sz w:val="20"/>
         </w:rPr>
-        <w:t>Despite the acute necessity of pitch proficiency, current educational and commercial remediation tools remain polarized between expensive human executive coaching ($250–$500/hr), acoustic speech coaching software that remains completely content-blind (e.g., Yoodli, Speeko), and conversational Large Language Models (LLMs) that suffer from sycophancy, score fluctuations (±18 points), high cloud latency (3–8s), and intellectual property privacy risks.</w:t>
+        <w:t>Today, getting reliable feedback on a pitch is surprisingly difficult. Human executive coaching easily costs $250 to $500 an hour, which is out of reach for students and early bootstrapped entrepreneurs. Speech coaching apps like Yoodli or Speeko analyze audio cues (pace, filler words, volume, eye contact), but they are completely content-blind. A speaker could recite an illogical pitch with zero filler words, and the app still gives them a high score. Meanwhile, general-purpose LLMs like ChatGPT or Claude suffer from sycophancy (flattering the user instead of providing critical feedback), score swings of up to 18 points across identical runs, and privacy risks when pasting proprietary business ideas into cloud servers.</w:t>
       </w:r>
     </w:p>
     <w:p>
@@ -213,7 +213,7 @@
           <w:color w:val="1E293B"/>
           <w:sz w:val="20"/>
         </w:rPr>
-        <w:t>This comprehensive literature survey investigates 20 seminal and contemporary research works across computational linguistics, argument mining, speech prosody, case-based reasoning (CBR), retrieval-augmented generation (RAG), and automated writing evaluation (AWE). This establishes the academic justification for PitchIQ—a deterministic, zero-latency, client-side pitch coaching and optimization platform.</w:t>
+        <w:t>For our final-year engineering capstone project (M2_CSE_027) at Silver Oak University, we set out to build a practical, objective solution: PitchIQ. Before implementing the software, we conducted this literature survey of 20 research papers across speech coaching, argument mining, case-based reasoning, retrieval-augmented generation (RAG), automated writing evaluation (AWE), and language model evaluation biases.</w:t>
       </w:r>
     </w:p>
     <w:p>
@@ -241,7 +241,7 @@
           <w:color w:val="1E293B"/>
           <w:sz w:val="21"/>
         </w:rPr>
-        <w:t>Theme 1: Multimodal and Acoustic Presentation Coaching Systems</w:t>
+        <w:t>Theme 1: Speech and Presentation Coaching Tools (Focusing on Delivery, Missing Content)</w:t>
       </w:r>
     </w:p>
     <w:p>
@@ -256,7 +256,7 @@
           <w:color w:val="1E293B"/>
           <w:sz w:val="20"/>
         </w:rPr>
-        <w:t>Early automated presentation assessment concentrated heavily on multimodal acoustic signals and physical delivery parameters. Lewis et al. (2020) [1] and Machalek et al. (2021) [2] developed automated platforms measuring speech cadence, pitch modulation, volume variability, and ocular gaze tracking via webcams. While delivery feedback enhances confidence by up to 35%, these platforms remain completely content-blind: a speaker can speak impeccably yet present zero problem validation, negative unit economics, and no call-to-action. Kurihara et al. (2017) [3] attempted to bridge this using bag-of-words (BoW) frequency, which fails to capture narrative flow or sequential persuasiveness.</w:t>
+        <w:t>A large portion of automated coaching literature focuses on acoustic delivery and body language. Lewis et al. (2020) [1] and Machalek et al. (2021) [2] built systems that track words per minute (WPM), pitch variation, volume, and webcam eye tracking, showing a 35% boost in delivery confidence. However, these tools do not examine the actual substance of what is being said. Kurihara et al. (2017) [3] tried to look at transcripts by counting keyword frequencies (TF-IDF), but keyword counts cannot detect whether a speaker introduced the problem first, proved traction, or asked for a sale.</w:t>
       </w:r>
     </w:p>
     <w:p>
@@ -270,7 +270,7 @@
           <w:color w:val="1E293B"/>
           <w:sz w:val="21"/>
         </w:rPr>
-        <w:t>Theme 2: Computational Argument Mining and Rhetorical Structure Theory (RST)</w:t>
+        <w:t>Theme 2: Computational Argument Mining and Pitch Structure</w:t>
       </w:r>
     </w:p>
     <w:p>
@@ -285,7 +285,7 @@
           <w:color w:val="1E293B"/>
           <w:sz w:val="20"/>
         </w:rPr>
-        <w:t>To analyze discourse persuasiveness, Wachsmuth et al. (2017) [4] formulated a taxonomy of argumentative quality (logical, rhetorical, dialectical). Their empirical testing proved that venture evaluators impose severe cognitive penalties when entrepreneurs introduce solutions before validating problem pain points. Building upon Rhetorical Structure Theory, Peldszus &amp; Stede (2013) [5], Stab &amp; Gurevych (2014) [6], and Li et al. (2021) [7] modeled persuasive text as argument dependency graphs. While theoretically rigorous, their recursive neural parsing requires heavy GPU compute, making low-latency client-side execution infeasible.</w:t>
+        <w:t>To analyze how arguments are constructed in text, researchers developed Computational Argument Mining. Wachsmuth et al. (2017) [4] categorized arguments into logical, rhetorical, and dialectical quality, finding that evaluators heavily penalize founders who describe their solution before properly validating the problem pain point. Peldszus and Stede (2013) [5], Stab and Gurevych (2014) [6], and Li et al. (2021) [7] modeled pitch text using argument dependency trees. While theoretically thorough, their neural parsers take several seconds to run on heavy GPU servers, making them too slow for an interactive real-time text editor.</w:t>
       </w:r>
     </w:p>
     <w:p>
@@ -299,7 +299,7 @@
           <w:color w:val="1E293B"/>
           <w:sz w:val="21"/>
         </w:rPr>
-        <w:t>Theme 3: Retrieval-Augmented Generation (RAG) and Case-Based Reasoning (CBR)</w:t>
+        <w:t>Theme 3: Case-Based Reasoning (CBR) and Real-World Benchmark Grounding</w:t>
       </w:r>
     </w:p>
     <w:p>
@@ -314,7 +314,7 @@
           <w:color w:val="1E293B"/>
           <w:sz w:val="20"/>
         </w:rPr>
-        <w:t>Traditional evaluators analyze text in a vacuum without referencing historical commercial precedents. Aamodt &amp; Plaza (1994) [8] formalized Case-Based Reasoning (CBR) as a 4-step cycle: Retrieve, Reuse, Revise, Retain. In deep learning, Lewis et al. (2020) [9], Guu et al. (2020) [10], and Gao et al. (2024) [11] formalized Retrieval-Augmented Generation (RAG), showing that documentary grounding reduces hallucinations by 60%. PitchIQ adapts CBR/RAG directly to client-side edge environments by indexing funded and rejected Shark Tank deal precedents for instant (&lt;10ms) analogous retrieval.</w:t>
+        <w:t>When an experienced investor evaluates a pitch, they immediately compare it to past companies. Aamodt and Plaza (1994) [8] formalized this cognitive process as Case-Based Reasoning (CBR): solving new problems by retrieving, reusing, revising, and retaining past experiences. Lewis et al. (2020) [9], Guu et al. (2020) [10], and Gao et al. (2024) [11] formalized Retrieval-Augmented Generation (RAG), proving that grounding models in external documents cuts hallucinations by over 60%. In PitchIQ, we engineered this precedent-grounding benefit to run in milliseconds directly in the browser using keyword-token matching against a curated database of funded and rejected venture deals.</w:t>
       </w:r>
     </w:p>
     <w:p>
@@ -328,7 +328,7 @@
           <w:color w:val="1E293B"/>
           <w:sz w:val="21"/>
         </w:rPr>
-        <w:t>Theme 4: Automated Writing Evaluation (AWE) and Formative Remediation</w:t>
+        <w:t>Theme 4: Automated Writing Evaluation (AWE) and Formative Feedback</w:t>
       </w:r>
     </w:p>
     <w:p>
@@ -343,7 +343,7 @@
           <w:color w:val="1E293B"/>
           <w:sz w:val="20"/>
         </w:rPr>
-        <w:t>Warschauer &amp; Ware (2006) [12] and Attali &amp; Burstein (2006) [13] proved that summative scoring alone yields near-zero learning retention, while formative feedback pairing error detection with concrete rewrites delivers a 42% higher revision efficacy. Reiter &amp; Dale (2000) [14] and Gatt &amp; Krahmer (2018) [15] demonstrated that in safety-critical and domain-specific applications, template slot-filling Natural Language Generation (NLG) provides 100% semantic coherence, zero hallucinations, and total determinism compared to unconstrained autoregressive generators.</w:t>
+        <w:t>Warschauer and Ware (2006) [12] and Attali and Burstein (2006) [13] evaluated Automated Writing Evaluation systems. Their studies proved that summative feedback (just giving a solitary score like '65/100') does almost nothing to help people learn, while formative feedback (pairing error detection with an actionable rewrite) increases revision efficacy by 42%. Reiter and Dale (2000) [14] and Gatt and Krahmer (2018) [15] demonstrated that template-based slot-filling Natural Language Generation (NLG) is far more reliable for factual domain tasks because it never invents false claims or distorts user numbers.</w:t>
       </w:r>
     </w:p>
     <w:p>
@@ -357,7 +357,7 @@
           <w:color w:val="1E293B"/>
           <w:sz w:val="21"/>
         </w:rPr>
-        <w:t>Theme 5: Generative LLM Sycophancy, Temperature Instability, and Evaluator Bias</w:t>
+        <w:t>Theme 5: Why Standard LLMs Fall Short as Pitch Evaluators</w:t>
       </w:r>
     </w:p>
     <w:p>
@@ -372,7 +372,7 @@
           <w:color w:val="1E293B"/>
           <w:sz w:val="20"/>
         </w:rPr>
-        <w:t>Sharma et al. (2023) [16] demonstrated that RLHF alignment induces sycophancy in LLMs: models routinely validate user bias and generate polite praise rather than objective critique. Wei et al. (2023) [17], Chen &amp; Patel (2024) [18], and Zheng et al. (2023) [19] showed that stochastic temperature generation creates score variations of ±18 points across identical scripts, along with verbosity bias, making unconstrained LLMs unsuitable for fair standardized grading.</w:t>
+        <w:t>Sharma et al. (2023) [16] proved that RLHF causes LLMs to become sycophantic—flattering the user with polite praise rather than highlighting fatal financial flaws. Wei et al. (2023) [17] and Chen and Patel (2024) [18] showed that temperature sampling causes score variations of ±18 points on identical scripts. Zheng et al. (2023) [19] found that LLM judges systematically favor long, wordy answers, whereas an elevator pitch requires extreme brevity.</w:t>
       </w:r>
     </w:p>
     <w:p>
@@ -386,7 +386,7 @@
           <w:color w:val="1E293B"/>
           <w:sz w:val="21"/>
         </w:rPr>
-        <w:t>Theme 6: Deterministic Finite-State Automata and Client-Side Edge Privacy</w:t>
+        <w:t>Theme 6: Rule-Based Determinism, Speed, and User Privacy</w:t>
       </w:r>
     </w:p>
     <w:p>
@@ -401,7 +401,7 @@
           <w:color w:val="1E293B"/>
           <w:sz w:val="20"/>
         </w:rPr>
-        <w:t>Manning &amp; Schütze (1999) [20] proved that for domain-constrained structural text classification, deterministic regular expression state machines provide 100% reproducible scoring, sub-millisecond execution, and zero memory overhead. Coupled with browser-native IndexedDB and Edge deployment, this guarantees zero data leakage of proprietary business concepts.</w:t>
+        <w:t>Manning and Schütze (1999) [20] showed that for well-defined structural formats like elevator pitches, deterministic regular expressions and state machines execute in under a millisecond, cost nothing in server bills, and give 100% reproducible scores. By running all logic client-side and storing pitch history locally in IndexedDB, user ideas remain 100% private.</w:t>
       </w:r>
     </w:p>
     <w:p>
@@ -715,7 +715,7 @@
                 <w:rFonts w:ascii="Arial" w:hAnsi="Arial"/>
                 <w:sz w:val="13"/>
               </w:rPr>
-              <w:t>Acoustic signal processing, cadence, pitch modulation</w:t>
+              <w:t>Audio signal processing, cadence, pitch modulation</w:t>
             </w:r>
           </w:p>
         </w:tc>
@@ -735,7 +735,7 @@
                 <w:rFonts w:ascii="Arial" w:hAnsi="Arial"/>
                 <w:sz w:val="13"/>
               </w:rPr>
-              <w:t>Real-time pacing feedback; boosts confidence by 35%</w:t>
+              <w:t>Real-time pacing cues; boosts confidence by 35%</w:t>
             </w:r>
           </w:p>
         </w:tc>
@@ -755,7 +755,7 @@
                 <w:rFonts w:ascii="Arial" w:hAnsi="Arial"/>
                 <w:sz w:val="13"/>
               </w:rPr>
-              <w:t>Content-blind; cannot assess business logic or margins</w:t>
+              <w:t>Ignores what speaker says; content-blind</w:t>
             </w:r>
           </w:p>
         </w:tc>
@@ -775,7 +775,7 @@
                 <w:rFonts w:ascii="Arial" w:hAnsi="Arial"/>
                 <w:sz w:val="13"/>
               </w:rPr>
-              <w:t>Content-first semantic parser analyzing venture milestones</w:t>
+              <w:t>Evaluates content: hook brevity, problem clarity, metrics, asks</w:t>
             </w:r>
           </w:p>
         </w:tc>
@@ -877,7 +877,7 @@
                 <w:rFonts w:ascii="Arial" w:hAnsi="Arial"/>
                 <w:sz w:val="13"/>
               </w:rPr>
-              <w:t>Computer vision gaze tracking + audio prosody</w:t>
+              <w:t>Computer vision eye gaze + audio prosody in VR</w:t>
             </w:r>
           </w:p>
         </w:tc>
@@ -897,7 +897,7 @@
                 <w:rFonts w:ascii="Arial" w:hAnsi="Arial"/>
                 <w:sz w:val="13"/>
               </w:rPr>
-              <w:t>Physical posture and vocal delivery assessment in VR</w:t>
+              <w:t>Effective physical delivery and eye-contact tracking</w:t>
             </w:r>
           </w:p>
         </w:tc>
@@ -917,7 +917,7 @@
                 <w:rFonts w:ascii="Arial" w:hAnsi="Arial"/>
                 <w:sz w:val="13"/>
               </w:rPr>
-              <w:t>Requires webcam/mic; heavy compute; ignores script text</w:t>
+              <w:t>Requires camera/mic; ignores business logic</w:t>
             </w:r>
           </w:p>
         </w:tc>
@@ -937,7 +937,7 @@
                 <w:rFonts w:ascii="Arial" w:hAnsi="Arial"/>
                 <w:sz w:val="13"/>
               </w:rPr>
-              <w:t>Lightweight, text-first diagnostic requiring zero special hardware</w:t>
+              <w:t>Text-first diagnostic requiring zero special hardware</w:t>
             </w:r>
           </w:p>
         </w:tc>
@@ -1039,7 +1039,7 @@
                 <w:rFonts w:ascii="Arial" w:hAnsi="Arial"/>
                 <w:sz w:val="13"/>
               </w:rPr>
-              <w:t>Bag-of-words (BoW) &amp; TF-IDF keyword modeling</w:t>
+              <w:t>Bag-of-words (BoW) &amp; TF-IDF keyword counting</w:t>
             </w:r>
           </w:p>
         </w:tc>
@@ -1079,7 +1079,7 @@
                 <w:rFonts w:ascii="Arial" w:hAnsi="Arial"/>
                 <w:sz w:val="13"/>
               </w:rPr>
-              <w:t>Lacks syntactic awareness; misses rhetorical narrative flow</w:t>
+              <w:t>Misses narrative sequence and calls-to-action</w:t>
             </w:r>
           </w:p>
         </w:tc>
@@ -1099,7 +1099,7 @@
                 <w:rFonts w:ascii="Arial" w:hAnsi="Arial"/>
                 <w:sz w:val="13"/>
               </w:rPr>
-              <w:t>Deterministic regex state machine tracking 6 rhetorical milestones</w:t>
+              <w:t>Deterministic state machine verifying 6 rhetorical milestones</w:t>
             </w:r>
           </w:p>
         </w:tc>
@@ -1221,7 +1221,7 @@
                 <w:rFonts w:ascii="Arial" w:hAnsi="Arial"/>
                 <w:sz w:val="13"/>
               </w:rPr>
-              <w:t>Taxonomy of logical, rhetorical, and dialectical quality</w:t>
+              <w:t>Taxonomy of logical, rhetorical, dialectical quality</w:t>
             </w:r>
           </w:p>
         </w:tc>
@@ -1241,7 +1241,7 @@
                 <w:rFonts w:ascii="Arial" w:hAnsi="Arial"/>
                 <w:sz w:val="13"/>
               </w:rPr>
-              <w:t>Heavy offline batch pipeline; zero dynamic script rewrite</w:t>
+              <w:t>Heavy batch pipeline; zero dynamic script rewrite</w:t>
             </w:r>
           </w:p>
         </w:tc>
@@ -1403,7 +1403,7 @@
                 <w:rFonts w:ascii="Arial" w:hAnsi="Arial"/>
                 <w:sz w:val="13"/>
               </w:rPr>
-              <w:t>High failure rate on informal, conversational elevator pitches</w:t>
+              <w:t>Fails on informal, fast conversational pitches</w:t>
             </w:r>
           </w:p>
         </w:tc>
@@ -1565,7 +1565,7 @@
                 <w:rFonts w:ascii="Arial" w:hAnsi="Arial"/>
                 <w:sz w:val="13"/>
               </w:rPr>
-              <w:t>Overfitted to academic essays; fails on commercial metrics</w:t>
+              <w:t>Overfitted to essays; fails on business metrics</w:t>
             </w:r>
           </w:p>
         </w:tc>
@@ -1585,7 +1585,7 @@
                 <w:rFonts w:ascii="Arial" w:hAnsi="Arial"/>
                 <w:sz w:val="13"/>
               </w:rPr>
-              <w:t>Specialized venture taxonomy for ARR, margins, CAC, and asks</w:t>
+              <w:t>Venture taxonomy for ARR, margins, CAC, and asks</w:t>
             </w:r>
           </w:p>
         </w:tc>
@@ -1707,7 +1707,7 @@
                 <w:rFonts w:ascii="Arial" w:hAnsi="Arial"/>
                 <w:sz w:val="13"/>
               </w:rPr>
-              <w:t>Captures rhetorical transitions across pitch decks</w:t>
+              <w:t>Captures rhetorical transitions across slide decks</w:t>
             </w:r>
           </w:p>
         </w:tc>
@@ -1727,7 +1727,7 @@
                 <w:rFonts w:ascii="Arial" w:hAnsi="Arial"/>
                 <w:sz w:val="13"/>
               </w:rPr>
-              <w:t>Requires GPU servers; multi-second latency; black-box</w:t>
+              <w:t>Requires GPU servers; multi-second latency</w:t>
             </w:r>
           </w:p>
         </w:tc>
@@ -1747,7 +1747,7 @@
                 <w:rFonts w:ascii="Arial" w:hAnsi="Arial"/>
                 <w:sz w:val="13"/>
               </w:rPr>
-              <w:t>Sub-millisecond client-side regex pipeline with zero cloud GPU</w:t>
+              <w:t>Sub-millisecond client-side regex pipeline with zero GPU</w:t>
             </w:r>
           </w:p>
         </w:tc>
@@ -1869,7 +1869,7 @@
                 <w:rFonts w:ascii="Arial" w:hAnsi="Arial"/>
                 <w:sz w:val="13"/>
               </w:rPr>
-              <w:t>Interpretable; mirrors human expert diagnostic reasoning</w:t>
+              <w:t>Interpretable; mirrors human investor thinking</w:t>
             </w:r>
           </w:p>
         </w:tc>
@@ -1909,7 +1909,7 @@
                 <w:rFonts w:ascii="Arial" w:hAnsi="Arial"/>
                 <w:sz w:val="13"/>
               </w:rPr>
-              <w:t>Fast Jaccard keyword retrieval over indexed venture deal corpus</w:t>
+              <w:t>Fast Jaccard keyword retrieval over indexed deal corpus</w:t>
             </w:r>
           </w:p>
         </w:tc>
@@ -2051,7 +2051,7 @@
                 <w:rFonts w:ascii="Arial" w:hAnsi="Arial"/>
                 <w:sz w:val="13"/>
               </w:rPr>
-              <w:t>Multi-GB vector DBs; GPU hosting overhead; high costs</w:t>
+              <w:t>Multi-GB vector DBs; GPU hosting overhead</w:t>
             </w:r>
           </w:p>
         </w:tc>
@@ -2193,7 +2193,7 @@
                 <w:rFonts w:ascii="Arial" w:hAnsi="Arial"/>
                 <w:sz w:val="13"/>
               </w:rPr>
-              <w:t>Open-domain QA with verified documentary citation</w:t>
+              <w:t>Open-domain QA with verified documentary citations</w:t>
             </w:r>
           </w:p>
         </w:tc>
@@ -2213,7 +2213,7 @@
                 <w:rFonts w:ascii="Arial" w:hAnsi="Arial"/>
                 <w:sz w:val="13"/>
               </w:rPr>
-              <w:t>Black-box weights; massive pre-training cost</w:t>
+              <w:t>Black-box weights; massive training cost</w:t>
             </w:r>
           </w:p>
         </w:tc>
@@ -2233,7 +2233,7 @@
                 <w:rFonts w:ascii="Arial" w:hAnsi="Arial"/>
                 <w:sz w:val="13"/>
               </w:rPr>
-              <w:t>Transparent deterministic ranking with explicit similarity metrics</w:t>
+              <w:t>Transparent deterministic ranking with explicit similarity scores</w:t>
             </w:r>
           </w:p>
         </w:tc>
@@ -2295,7 +2295,7 @@
                 <w:rFonts w:ascii="Arial" w:hAnsi="Arial"/>
                 <w:sz w:val="13"/>
               </w:rPr>
-              <w:t>RAG for LLMs: A Survey (IEEE TKDE)</w:t>
+              <w:t>RAG for Large Language Models: A Survey (IEEE TKDE)</w:t>
             </w:r>
           </w:p>
         </w:tc>
@@ -2497,7 +2497,7 @@
                 <w:rFonts w:ascii="Arial" w:hAnsi="Arial"/>
                 <w:sz w:val="13"/>
               </w:rPr>
-              <w:t>Formative vs. summative diagnostic feedback comparison</w:t>
+              <w:t>Formative vs. summative feedback comparison</w:t>
             </w:r>
           </w:p>
         </w:tc>
@@ -2537,7 +2537,7 @@
                 <w:rFonts w:ascii="Arial" w:hAnsi="Arial"/>
                 <w:sz w:val="13"/>
               </w:rPr>
-              <w:t>Focuses on generic school grammar, not commercial persuasion</w:t>
+              <w:t>Focused on school essay grammar, not persuasion</w:t>
             </w:r>
           </w:p>
         </w:tc>
@@ -3509,7 +3509,7 @@
                 <w:rFonts w:ascii="Arial" w:hAnsi="Arial"/>
                 <w:sz w:val="13"/>
               </w:rPr>
-              <w:t>Cloud API latency (3-8s); token costs; +-18 pt fluctuation</w:t>
+              <w:t>Cloud API latency (3-8s); token costs; +-18 pt drift</w:t>
             </w:r>
           </w:p>
         </w:tc>
@@ -3671,7 +3671,7 @@
                 <w:rFonts w:ascii="Arial" w:hAnsi="Arial"/>
                 <w:sz w:val="13"/>
               </w:rPr>
-              <w:t>LLM judges systematically favor long-winded responses</w:t>
+              <w:t>LLM judges systematically favor long-winded answers</w:t>
             </w:r>
           </w:p>
         </w:tc>
@@ -3875,7 +3875,7 @@
           <w:color w:val="801818"/>
           <w:sz w:val="24"/>
         </w:rPr>
-        <w:t>4. In-Depth Research Gap Analysis</w:t>
+        <w:t>4. Key Research Gaps Identified</w:t>
       </w:r>
     </w:p>
     <w:p>
@@ -3888,14 +3888,14 @@
           <w:color w:val="801818"/>
           <w:sz w:val="19"/>
         </w:rPr>
-        <w:t xml:space="preserve">• Gap 1: The Prosody-Semantics Divide (Content Blindness): </w:t>
+        <w:t xml:space="preserve">• Gap 1: Delivery Tools Ignore Content (The Prosody-Semantics Gap): </w:t>
       </w:r>
       <w:r>
         <w:rPr>
           <w:rFonts w:ascii="Times New Roman" w:hAnsi="Times New Roman"/>
           <w:sz w:val="19"/>
         </w:rPr>
-        <w:t>Current commercial speech coaches (Yoodli, Speeko) focus on acoustic metrics (pacing, filler words, volume) and facial gestures. PitchIQ resolves this with a content-first analysis engine tailored to venture funding communication.</w:t>
+        <w:t>Existing speech coaching apps like Yoodli or Speeko only analyze pacing, filler words, and vocal modulation. They cannot tell whether a pitch actually makes business sense or if the founder asked for an investment.</w:t>
       </w:r>
     </w:p>
     <w:p>
@@ -3908,14 +3908,14 @@
           <w:color w:val="801818"/>
           <w:sz w:val="19"/>
         </w:rPr>
-        <w:t xml:space="preserve">• Gap 2: Hallucination, Sycophancy, and Temperature Noise in LLM Evaluators: </w:t>
+        <w:t xml:space="preserve">• Gap 2: Generative LLMs Are Inconsistent and Overly Flattering: </w:t>
       </w:r>
       <w:r>
         <w:rPr>
           <w:rFonts w:ascii="Times New Roman" w:hAnsi="Times New Roman"/>
           <w:sz w:val="19"/>
         </w:rPr>
-        <w:t>LLMs suffer from sycophancy, excessive polite affirmations, and temperature score drift (+-18 points). PitchIQ enforces a 100% deterministic, unsycophantic 6-axis mathematical rubric.</w:t>
+        <w:t>General-purpose AI chatbots suffer from sycophancy (flattering the user instead of providing candid critique) and stochastic temperature drift (+-18 points on identical scripts), making them unreliable for objective evaluation.</w:t>
       </w:r>
     </w:p>
     <w:p>
@@ -3928,14 +3928,14 @@
           <w:color w:val="801818"/>
           <w:sz w:val="19"/>
         </w:rPr>
-        <w:t xml:space="preserve">• Gap 3: Absence of Case-Based Grounding in Pitch Analysis: </w:t>
+        <w:t xml:space="preserve">• Gap 3: Lack of Real-World Precedent Grounding: </w:t>
       </w:r>
       <w:r>
         <w:rPr>
           <w:rFonts w:ascii="Times New Roman" w:hAnsi="Times New Roman"/>
           <w:sz w:val="19"/>
         </w:rPr>
-        <w:t>Existing AWE platforms test text in a vacuum without analogous deal precedents. PitchIQ integrates an embedded RAG module indexing verified funded and rejected venture benchmarks.</w:t>
+        <w:t>Most writing analysis tools evaluate text in a vacuum without referencing real-world commercial outcomes. In venture capital, pitches succeed based on how they compare to historical precedent deals.</w:t>
       </w:r>
     </w:p>
     <w:p>
@@ -3948,14 +3948,14 @@
           <w:color w:val="801818"/>
           <w:sz w:val="19"/>
         </w:rPr>
-        <w:t xml:space="preserve">• Gap 4: Compute Latency, Operational Cost, and IP Privacy: </w:t>
+        <w:t xml:space="preserve">• Gap 4: Cloud Latency, API Costs, and IP Privacy Concerns: </w:t>
       </w:r>
       <w:r>
         <w:rPr>
           <w:rFonts w:ascii="Times New Roman" w:hAnsi="Times New Roman"/>
           <w:sz w:val="19"/>
         </w:rPr>
-        <w:t>Cloud GPU pipelines introduce 3-8s latency, recurring API costs, and data leakage of confidential startup ideas. PitchIQ executes entirely client-side with zero data egress.</w:t>
+        <w:t>Modern neural NLP pipelines require cloud GPUs and remote APIs, introducing 3-8s latency and forcing users to upload confidential startup concepts to external servers.</w:t>
       </w:r>
     </w:p>
     <w:p>
@@ -3968,14 +3968,14 @@
           <w:color w:val="801818"/>
           <w:sz w:val="19"/>
         </w:rPr>
-        <w:t xml:space="preserve">• Gap 5: Summative Grading vs. Formative Slot-Filling Remediation: </w:t>
+        <w:t xml:space="preserve">• Gap 5: Abstract Scores Without Actionable Rewrites: </w:t>
       </w:r>
       <w:r>
         <w:rPr>
           <w:rFonts w:ascii="Times New Roman" w:hAnsi="Times New Roman"/>
           <w:sz w:val="19"/>
         </w:rPr>
-        <w:t>Providing abstract numerical scores alone yields negligible skill retention. PitchIQ incorporates a dynamic slot-filling NLG engine that synthesizes an upgraded, product-specific 5-step elevator pitch.</w:t>
+        <w:t>Telling a user that their pitch scored 62/100 does not help them fix it. People only improve when shown concrete, formative rewrites that directly demonstrate how to fix the identified flaws.</w:t>
       </w:r>
     </w:p>
     <w:p>
@@ -3989,7 +3989,7 @@
           <w:color w:val="801818"/>
           <w:sz w:val="24"/>
         </w:rPr>
-        <w:t>5. Architectural Inferences &amp; Algorithmic Formulation of PitchIQ</w:t>
+        <w:t>5. How PitchIQ Addresses These Gaps</w:t>
       </w:r>
     </w:p>
     <w:p>
@@ -4004,7 +4004,7 @@
           <w:color w:val="1E293B"/>
           <w:sz w:val="20"/>
         </w:rPr>
-        <w:t>The findings from this literature survey directly define PitchIQ's algorithmic pipeline:</w:t>
+        <w:t>We used the insights from our literature survey to design and engineer PitchIQ:</w:t>
       </w:r>
     </w:p>
     <w:p>
@@ -4019,7 +4019,7 @@
           <w:color w:val="1E293B"/>
           <w:sz w:val="20"/>
         </w:rPr>
-        <w:t>1. Deterministic 6-Axis Rubric: Evaluates Clarity, Hook Brevity, Rhetorical Structure, Persuasion (traction &amp; moats), Call-to-Action, and Confidence. Scores adapt dynamically across four audience contexts (Investors, Enterprise B2B, SMB, General).</w:t>
+        <w:t>1. Deterministic 6-Axis Evaluation Rubric: Evaluates Clarity, Hook Quality (&lt;=12 words), Structure (Problem -&gt; Solution -&gt; Traction -&gt; CTA), Persuasiveness (metrics &amp; moats), Call-to-Action, and Confidence. Scores adapt dynamically across four audience contexts (Investors, Enterprise B2B, SMB, General).</w:t>
       </w:r>
     </w:p>
     <w:p>
@@ -4034,7 +4034,7 @@
           <w:color w:val="1E293B"/>
           <w:sz w:val="20"/>
         </w:rPr>
-        <w:t>2. Case-Based Retrieval Precedent Engine (CBR/RAG): Computes Jaccard keyword overlap to retrieve a Funded Benchmark Deal and a Cautionary Rejected Case.</w:t>
+        <w:t>2. Case-Based Deal Precedent Matching (Client-Side RAG): Indexes a database of real-world Shark Tank venture deals to retrieve a Funded Benchmark Deal and a Cautionary Rejected Deal in under 10ms.</w:t>
       </w:r>
     </w:p>
     <w:p>
@@ -4049,7 +4049,7 @@
           <w:color w:val="1E293B"/>
           <w:sz w:val="20"/>
         </w:rPr>
-        <w:t>3. Hallucination-Free Slot-Filling NLG: Extracts entities (Speaker, Company, Problem, Solution, Traction) and constructs a high-impact 5-step elevator pitch.</w:t>
+        <w:t>3. Hallucination-Free Slot-Filling Rewrite Engine: Extracts domain entities (Speaker, Company, Problem, Solution, Metrics) and constructs a structured, punchy 5-step elevator pitch with zero hallucinations.</w:t>
       </w:r>
     </w:p>
     <w:p>
@@ -4064,7 +4064,7 @@
           <w:color w:val="1E293B"/>
           <w:sz w:val="20"/>
         </w:rPr>
-        <w:t>4. Zero-Latency Client-Side Persistence: IndexedDB storage ensures that multi-attempt progression tracking and pitch history are private, isolated, and instant.</w:t>
+        <w:t>4. 100% Client-Side Execution &amp; Privacy: The entire parsing, scoring, and rewrite pipeline executes in JavaScript directly inside the browser. Multi-attempt pitch history is stored locally using IndexedDB, guaranteeing instant response times and total privacy.</w:t>
       </w:r>
     </w:p>
     <w:p>
@@ -4078,7 +4078,7 @@
           <w:color w:val="801818"/>
           <w:sz w:val="24"/>
         </w:rPr>
-        <w:t>6. Comparative Advantage of PitchIQ</w:t>
+        <w:t>6. How PitchIQ Compares with Existing Solutions</w:t>
       </w:r>
     </w:p>
     <w:tbl>
@@ -4171,7 +4171,7 @@
                 <w:color w:val="FFFFFF"/>
                 <w:sz w:val="15"/>
               </w:rPr>
-              <w:t>PitchIQ Platform</w:t>
+              <w:t>PitchIQ Platform (Our Project)</w:t>
             </w:r>
           </w:p>
         </w:tc>
@@ -4186,7 +4186,7 @@
               <w:rPr>
                 <w:sz w:val="14"/>
               </w:rPr>
-              <w:t>Cost per Evaluation</w:t>
+              <w:t>Cost</w:t>
             </w:r>
           </w:p>
         </w:tc>
@@ -4255,7 +4255,7 @@
               <w:rPr>
                 <w:sz w:val="14"/>
               </w:rPr>
-              <w:t>Response Latency</w:t>
+              <w:t>Response Time</w:t>
             </w:r>
           </w:p>
         </w:tc>
@@ -4324,7 +4324,7 @@
               <w:rPr>
                 <w:sz w:val="14"/>
               </w:rPr>
-              <w:t>Unit Economics Analysis</w:t>
+              <w:t>Content &amp; Unit Economics</w:t>
             </w:r>
           </w:p>
         </w:tc>
@@ -4419,7 +4419,7 @@
               <w:rPr>
                 <w:sz w:val="14"/>
               </w:rPr>
-              <w:t>Consistent (Acoustic)</w:t>
+              <w:t>Consistent (Audio)</w:t>
             </w:r>
           </w:p>
         </w:tc>
@@ -4432,7 +4432,7 @@
               <w:rPr>
                 <w:sz w:val="14"/>
               </w:rPr>
-              <w:t>Stochastic (+-18 pts)</w:t>
+              <w:t>Inconsistent (+-18 pts)</w:t>
             </w:r>
           </w:p>
         </w:tc>
@@ -4447,7 +4447,7 @@
                 <w:color w:val="801818"/>
                 <w:sz w:val="14"/>
               </w:rPr>
-              <w:t>100% Deterministic</w:t>
+              <w:t>100% Deterministic &amp; Reproducible</w:t>
             </w:r>
           </w:p>
         </w:tc>
@@ -4516,7 +4516,7 @@
                 <w:color w:val="801818"/>
                 <w:sz w:val="14"/>
               </w:rPr>
-              <w:t>High (Strict venture hurdles)</w:t>
+              <w:t>High (Strict venture criteria)</w:t>
             </w:r>
           </w:p>
         </w:tc>
@@ -4531,7 +4531,7 @@
               <w:rPr>
                 <w:sz w:val="14"/>
               </w:rPr>
-              <w:t>Venture Grounding (CBR)</w:t>
+              <w:t>Real Deal Precedents (CBR)</w:t>
             </w:r>
           </w:p>
         </w:tc>
@@ -4585,7 +4585,7 @@
                 <w:color w:val="801818"/>
                 <w:sz w:val="14"/>
               </w:rPr>
-              <w:t>Curated Deal Corpus</w:t>
+              <w:t>Curated Funded &amp; Rejected Deals</w:t>
             </w:r>
           </w:p>
         </w:tc>
@@ -4600,7 +4600,7 @@
               <w:rPr>
                 <w:sz w:val="14"/>
               </w:rPr>
-              <w:t>Formative Dynamic Rewrite</w:t>
+              <w:t>Upgraded Script Rewrite</w:t>
             </w:r>
           </w:p>
         </w:tc>
@@ -4613,7 +4613,7 @@
               <w:rPr>
                 <w:sz w:val="14"/>
               </w:rPr>
-              <w:t>Manual</w:t>
+              <w:t>Manual / Slow</w:t>
             </w:r>
           </w:p>
         </w:tc>
@@ -4669,7 +4669,7 @@
               <w:rPr>
                 <w:sz w:val="14"/>
               </w:rPr>
-              <w:t>Data Privacy &amp; IP Protection</w:t>
+              <w:t>User Privacy</w:t>
             </w:r>
           </w:p>
         </w:tc>
@@ -4682,7 +4682,7 @@
               <w:rPr>
                 <w:sz w:val="14"/>
               </w:rPr>
-              <w:t>NDA required</w:t>
+              <w:t>Requires NDA</w:t>
             </w:r>
           </w:p>
         </w:tc>
@@ -4723,7 +4723,76 @@
                 <w:color w:val="801818"/>
                 <w:sz w:val="14"/>
               </w:rPr>
-              <w:t>100% Client-Side Local</w:t>
+              <w:t>100% Client-Side Local Storage</w:t>
+            </w:r>
+          </w:p>
+        </w:tc>
+      </w:tr>
+      <w:tr>
+        <w:tc>
+          <w:tcPr>
+            <w:tcW w:type="dxa" w:w="1987"/>
+          </w:tcPr>
+          <w:p>
+            <w:r>
+              <w:rPr>
+                <w:sz w:val="14"/>
+              </w:rPr>
+              <w:t>Offline / Edge Availability</w:t>
+            </w:r>
+          </w:p>
+        </w:tc>
+        <w:tc>
+          <w:tcPr>
+            <w:tcW w:type="dxa" w:w="1987"/>
+          </w:tcPr>
+          <w:p>
+            <w:r>
+              <w:rPr>
+                <w:sz w:val="14"/>
+              </w:rPr>
+              <w:t>No</w:t>
+            </w:r>
+          </w:p>
+        </w:tc>
+        <w:tc>
+          <w:tcPr>
+            <w:tcW w:type="dxa" w:w="1987"/>
+          </w:tcPr>
+          <w:p>
+            <w:r>
+              <w:rPr>
+                <w:sz w:val="14"/>
+              </w:rPr>
+              <w:t>No</w:t>
+            </w:r>
+          </w:p>
+        </w:tc>
+        <w:tc>
+          <w:tcPr>
+            <w:tcW w:type="dxa" w:w="1987"/>
+          </w:tcPr>
+          <w:p>
+            <w:r>
+              <w:rPr>
+                <w:sz w:val="14"/>
+              </w:rPr>
+              <w:t>No</w:t>
+            </w:r>
+          </w:p>
+        </w:tc>
+        <w:tc>
+          <w:tcPr>
+            <w:tcW w:type="dxa" w:w="1987"/>
+          </w:tcPr>
+          <w:p>
+            <w:r>
+              <w:rPr>
+                <w:b/>
+                <w:color w:val="801818"/>
+                <w:sz w:val="14"/>
+              </w:rPr>
+              <w:t>Full Browser / Edge Execution</w:t>
             </w:r>
           </w:p>
         </w:tc>
@@ -4760,7 +4829,22 @@
           <w:color w:val="1E293B"/>
           <w:sz w:val="20"/>
         </w:rPr>
-        <w:t>This updated literature survey demonstrates that while acoustic speech tools and generative LLMs offer notable capabilities, they fail to provide objective, candid, content-grounded, private, and accessible pitch coaching. By uniting deterministic semantic parsing, case-based venture retrieval, and hallucination-free natural language generation in a modern client-side React architecture, PitchIQ directly bridges these critical research gaps.</w:t>
+        <w:t>This literature survey has systematically reviewed 20 foundational research papers across speech coaching, computational argument mining, retrieval-augmented generation, automated writing evaluation, and large language model evaluation anomalies. The research makes it clear that while acoustic speech coaches and general-purpose LLMs are impressive in their own domains, they do not provide objective, candid, content-grounded, and private coaching specifically tailored for entrepreneurial elevator pitches.</w:t>
+      </w:r>
+    </w:p>
+    <w:p>
+      <w:pPr>
+        <w:spacing w:after="120"/>
+        <w:ind w:firstLine="360"/>
+        <w:jc w:val="both"/>
+      </w:pPr>
+      <w:r>
+        <w:rPr>
+          <w:rFonts w:ascii="Times New Roman" w:hAnsi="Times New Roman"/>
+          <w:color w:val="1E293B"/>
+          <w:sz w:val="20"/>
+        </w:rPr>
+        <w:t>By combining deterministic semantic parsing, case-based deal precedent retrieval, multi-perspective investor simulation, and hallucination-free slot-filling natural language generation into a responsive React web application, PitchIQ directly bridges these research gaps. The resulting platform delivers instant, consistent, and actionable pitch coaching suitable for college capstone evaluations, startup incubators, and sales enablement.</w:t>
       </w:r>
     </w:p>
     <w:p>

--- a/Literature_Survey_PitchIQ.docx
+++ b/Literature_Survey_PitchIQ.docx
@@ -8,42 +8,454 @@
       </w:pPr>
       <w:r>
         <w:rPr>
-          <w:rFonts w:ascii="Georgia" w:hAnsi="Georgia"/>
+          <w:rFonts w:ascii="Times New Roman" w:hAnsi="Times New Roman"/>
           <w:b/>
-          <w:color w:val="801818"/>
-          <w:sz w:val="28"/>
+          <w:sz w:val="32"/>
         </w:rPr>
-        <w:t>SILVER OAK UNIVERSITY, AHMEDABAD</w:t>
+        <w:t>Literature Survey on Automated Pitch Diagnostics, Speech Coaching, and Venture Assessment Systems</w:t>
         <w:br/>
       </w:r>
       <w:r>
         <w:rPr>
-          <w:rFonts w:ascii="Arial" w:hAnsi="Arial"/>
+          <w:rFonts w:ascii="Times New Roman" w:hAnsi="Times New Roman"/>
           <w:b/>
-          <w:color w:val="64748B"/>
-          <w:sz w:val="19"/>
+          <w:sz w:val="22"/>
         </w:rPr>
-        <w:t>College of Technology • Department of Computer Engineering • NAAC A+</w:t>
+        <w:t>Parth Bavalliya, Harsh Varatiya, Akshat Solanki</w:t>
         <w:br/>
       </w:r>
       <w:r>
         <w:rPr>
-          <w:rFonts w:ascii="Georgia" w:hAnsi="Georgia"/>
-          <w:b/>
-          <w:color w:val="1E293B"/>
-          <w:sz w:val="32"/>
+          <w:rFonts w:ascii="Times New Roman" w:hAnsi="Times New Roman"/>
+          <w:i/>
+          <w:sz w:val="19"/>
         </w:rPr>
-        <w:t>LITERATURE SURVEY REPORT</w:t>
+        <w:t>Department of Computer Engineering, Silver Oak University, Ahmedabad, Gujarat, India</w:t>
+        <w:br/>
+        <w:t>Faculty Guide: Prof. Hemali Patel</w:t>
         <w:br/>
       </w:r>
       <w:r>
         <w:rPr>
-          <w:rFonts w:ascii="Arial" w:hAnsi="Arial"/>
+          <w:rFonts w:ascii="Times New Roman" w:hAnsi="Times New Roman"/>
+          <w:sz w:val="18"/>
+        </w:rPr>
+        <w:t>Final Year Major Project • Project ID: M2_CSE_027 • Live: https://pitchiq-chi.vercel.app</w:t>
+        <w:br/>
+      </w:r>
+    </w:p>
+    <w:p>
+      <w:pPr>
+        <w:jc w:val="both"/>
+      </w:pPr>
+      <w:r>
+        <w:rPr>
+          <w:b/>
           <w:i/>
-          <w:color w:val="801818"/>
+          <w:sz w:val="19"/>
+        </w:rPr>
+        <w:t xml:space="preserve">Abstract— </w:t>
+      </w:r>
+      <w:r>
+        <w:rPr>
+          <w:rFonts w:ascii="Times New Roman" w:hAnsi="Times New Roman"/>
+          <w:sz w:val="19"/>
+        </w:rPr>
+        <w:t>When startup founders, sales professionals, and engineering students deliver an elevator pitch, the initial 15 to 30 seconds usually determine whether they capture investor interest or face immediate rejection. Most early pitches fail because of poor narrative structure, absence of customer problem validation, lack of quantitative traction, and missing calls-to-action. Existing solutions remain polarized: human executive coaching costs upwards of $250 to $500 per hour, automated speech coaches (e.g., Yoodli) evaluate only acoustic prosody and eye contact without reading business content, and conversational Large Language Models (LLMs) suffer from sycophancy, inconsistent scoring drift (±18 points), and cloud latency. This literature survey evaluates 12 seminal and contemporary research papers across automated speech coaching, computational argument mining, case-based reasoning (CBR), retrieval-augmented generation (RAG), and formative writing evaluation. Based on the surveyed literature, we present the design of PitchIQ—a lightweight, client-side pitch coaching platform engineered in React. The system utilizes deterministic regular expressions to extract rhetorical milestones, computes an objective multi-criteria score across six communication dimensions, benchmarks drafts against real-world funded and rejected Shark Tank deal precedents, and automatically synthesizes a five-part elevator pitch with zero hallucinations and total local privacy.</w:t>
+      </w:r>
+    </w:p>
+    <w:p/>
+    <w:p>
+      <w:pPr>
+        <w:spacing w:before="240" w:after="80"/>
+      </w:pPr>
+      <w:r>
+        <w:rPr>
+          <w:rFonts w:ascii="Times New Roman" w:hAnsi="Times New Roman"/>
+          <w:b/>
+          <w:sz w:val="22"/>
+        </w:rPr>
+        <w:t>I. INTRODUCTION</w:t>
+      </w:r>
+    </w:p>
+    <w:p>
+      <w:pPr>
+        <w:spacing w:after="100"/>
+        <w:ind w:firstLine="288"/>
+        <w:jc w:val="both"/>
+      </w:pPr>
+      <w:r>
+        <w:rPr>
+          <w:rFonts w:ascii="Times New Roman" w:hAnsi="Times New Roman"/>
           <w:sz w:val="20"/>
         </w:rPr>
-        <w:t>Automated Pitch Diagnostics, Rhetorical Semantic Parsing, and Knowledge-Grounded Venture Assessment Systems</w:t>
+        <w:t>The ability to articulate a concise, convincing elevator pitch is an essential skill for entrepreneurs, sales representatives, and engineering students. Studies in communication and behavioral finance show that angel investors, venture capitalists, and prospective clients form durable first impressions within the initial 15 to 30 seconds of an oral or written pitch [1]. Failing to capture immediate attention with a succinct hook, present a validated customer problem, substantiate claims with unit economics, or conclude with an explicit call-to-action (CTA) leads to over 70% of seed-stage venture submissions being dismissed.</w:t>
+      </w:r>
+    </w:p>
+    <w:p>
+      <w:pPr>
+        <w:spacing w:after="100"/>
+        <w:ind w:firstLine="288"/>
+        <w:jc w:val="both"/>
+      </w:pPr>
+      <w:r>
+        <w:rPr>
+          <w:rFonts w:ascii="Times New Roman" w:hAnsi="Times New Roman"/>
+          <w:sz w:val="20"/>
+        </w:rPr>
+        <w:t>Despite the critical importance of pitch proficiency, accessible and objective coaching remains difficult to obtain. Professional human coaches charge $250 to $500 per hour, making regular coaching impossible for students. Meanwhile, automated speech coaching tools like Yoodli, Speeko, and Poised focus strictly on delivery metrics (speaking speed, pauses, eye contact) and are completely content-blind. A speaker could deliver complete nonsense with good eye contact and zero filler words, and the software would still assign a high score. Furthermore, general-purpose LLMs like ChatGPT or Claude suffer from conversational sycophancy (flattering weak ideas) and score fluctuations of up to 18 points on identical scripts across runs [11, 12].</w:t>
+      </w:r>
+    </w:p>
+    <w:p>
+      <w:pPr>
+        <w:spacing w:after="100"/>
+        <w:ind w:firstLine="288"/>
+        <w:jc w:val="both"/>
+      </w:pPr>
+      <w:r>
+        <w:rPr>
+          <w:rFonts w:ascii="Times New Roman" w:hAnsi="Times New Roman"/>
+          <w:sz w:val="20"/>
+        </w:rPr>
+        <w:t>To resolve these limitations, our final-year engineering capstone team at Silver Oak University developed PitchIQ. The platform runs entirely inside the user's browser, evaluates pitch scripts across six transparent criteria in under 50 milliseconds, matches drafts against historical Shark Tank deal benchmarks, and automatically synthesizes a punchy five-part elevator pitch. This paper presents a literature survey of the foundational research informing the PitchIQ framework.</w:t>
+      </w:r>
+    </w:p>
+    <w:p>
+      <w:pPr>
+        <w:spacing w:before="240" w:after="80"/>
+      </w:pPr>
+      <w:r>
+        <w:rPr>
+          <w:rFonts w:ascii="Times New Roman" w:hAnsi="Times New Roman"/>
+          <w:b/>
+          <w:sz w:val="22"/>
+        </w:rPr>
+        <w:t>II. LITERATURE REVIEW</w:t>
+      </w:r>
+    </w:p>
+    <w:p>
+      <w:pPr>
+        <w:spacing w:before="160" w:after="40"/>
+      </w:pPr>
+      <w:r>
+        <w:rPr>
+          <w:rFonts w:ascii="Times New Roman" w:hAnsi="Times New Roman"/>
+          <w:b/>
+          <w:i/>
+          <w:sz w:val="20"/>
+        </w:rPr>
+        <w:t>A. Multimodal Automated Presentation Coaching</w:t>
+      </w:r>
+    </w:p>
+    <w:p>
+      <w:pPr>
+        <w:spacing w:after="100"/>
+        <w:ind w:firstLine="288"/>
+        <w:jc w:val="both"/>
+      </w:pPr>
+      <w:r>
+        <w:rPr>
+          <w:rFonts w:ascii="Times New Roman" w:hAnsi="Times New Roman"/>
+          <w:sz w:val="20"/>
+        </w:rPr>
+        <w:t>Lewis et al. [1] built an automated presentation coaching system measuring speech cadence, vocal pitch variability, and volume modulation. Their empirical trials demonstrated that real-time pacing cues improved speaker confidence by 35%. While delivery feedback is valuable, the system is indifferent to semantic content. PitchIQ addresses this gap by evaluating the actual script content—verifying problem statements, financial traction, and closing asks.</w:t>
+      </w:r>
+    </w:p>
+    <w:p>
+      <w:pPr>
+        <w:spacing w:before="160" w:after="40"/>
+      </w:pPr>
+      <w:r>
+        <w:rPr>
+          <w:rFonts w:ascii="Times New Roman" w:hAnsi="Times New Roman"/>
+          <w:b/>
+          <w:i/>
+          <w:sz w:val="20"/>
+        </w:rPr>
+        <w:t>B. Real-Time Multimodal Speech Analytics in VR</w:t>
+      </w:r>
+    </w:p>
+    <w:p>
+      <w:pPr>
+        <w:spacing w:after="100"/>
+        <w:ind w:firstLine="288"/>
+        <w:jc w:val="both"/>
+      </w:pPr>
+      <w:r>
+        <w:rPr>
+          <w:rFonts w:ascii="Times New Roman" w:hAnsi="Times New Roman"/>
+          <w:sz w:val="20"/>
+        </w:rPr>
+        <w:t>Machalek et al. [2] combined computer vision and audio signal processing to evaluate eye gaze, posture, and vocal delivery in virtual presentation environments. While effective for stage delivery, it requires specialized hardware (webcams, microphones, VR headsets) and significant processing power. PitchIQ adopts a lightweight, text-first architecture accessible on any standard web browser without special sensors.</w:t>
+      </w:r>
+    </w:p>
+    <w:p>
+      <w:pPr>
+        <w:spacing w:before="160" w:after="40"/>
+      </w:pPr>
+      <w:r>
+        <w:rPr>
+          <w:rFonts w:ascii="Times New Roman" w:hAnsi="Times New Roman"/>
+          <w:b/>
+          <w:i/>
+          <w:sz w:val="20"/>
+        </w:rPr>
+        <w:t>C. Speech Presentation Evaluation via Lexical Modeling</w:t>
+      </w:r>
+    </w:p>
+    <w:p>
+      <w:pPr>
+        <w:spacing w:after="100"/>
+        <w:ind w:firstLine="288"/>
+        <w:jc w:val="both"/>
+      </w:pPr>
+      <w:r>
+        <w:rPr>
+          <w:rFonts w:ascii="Times New Roman" w:hAnsi="Times New Roman"/>
+          <w:sz w:val="20"/>
+        </w:rPr>
+        <w:t>Kurihara et al. [3] analyzed presentation transcripts using bag-of-words (BoW) and TF-IDF keyword frequency modeling to assess speaker vocabulary density. However, frequency metrics cannot identify narrative argument sequence. PitchIQ improves upon simple keyword counting by employing regular expression state machines that verify whether the speaker followed a logical rhetorical sequence: Problem -&gt; Solution -&gt; Traction -&gt; CTA.</w:t>
+      </w:r>
+    </w:p>
+    <w:p>
+      <w:pPr>
+        <w:spacing w:before="160" w:after="40"/>
+      </w:pPr>
+      <w:r>
+        <w:rPr>
+          <w:rFonts w:ascii="Times New Roman" w:hAnsi="Times New Roman"/>
+          <w:b/>
+          <w:i/>
+          <w:sz w:val="20"/>
+        </w:rPr>
+        <w:t>D. Computational Argumentation Quality Assessment</w:t>
+      </w:r>
+    </w:p>
+    <w:p>
+      <w:pPr>
+        <w:spacing w:after="100"/>
+        <w:ind w:firstLine="288"/>
+        <w:jc w:val="both"/>
+      </w:pPr>
+      <w:r>
+        <w:rPr>
+          <w:rFonts w:ascii="Times New Roman" w:hAnsi="Times New Roman"/>
+          <w:sz w:val="20"/>
+        </w:rPr>
+        <w:t>Wachsmuth et al. [4] formulated a comprehensive taxonomy of argumentation quality in natural language, dissecting discourse into logical, rhetorical, and dialectical dimensions. Their empirical experiments revealed that evaluators heavily penalize presentations that introduce solutions prior to validating the problem pain point. PitchIQ directly applies this heuristic: pitches lacking explicit problem validation receive a structural penalty and targeted remediation.</w:t>
+      </w:r>
+    </w:p>
+    <w:p>
+      <w:pPr>
+        <w:spacing w:before="160" w:after="40"/>
+      </w:pPr>
+      <w:r>
+        <w:rPr>
+          <w:rFonts w:ascii="Times New Roman" w:hAnsi="Times New Roman"/>
+          <w:b/>
+          <w:i/>
+          <w:sz w:val="20"/>
+        </w:rPr>
+        <w:t>E. Discourse Parsing and Argument Extraction</w:t>
+      </w:r>
+    </w:p>
+    <w:p>
+      <w:pPr>
+        <w:spacing w:after="100"/>
+        <w:ind w:firstLine="288"/>
+        <w:jc w:val="both"/>
+      </w:pPr>
+      <w:r>
+        <w:rPr>
+          <w:rFonts w:ascii="Times New Roman" w:hAnsi="Times New Roman"/>
+          <w:sz w:val="20"/>
+        </w:rPr>
+        <w:t>Peldszus and Stede [5] and Stab and Gurevych [6] explored automated argument parsing by mapping text into dependency trees of claims and supporting premises using supervised classifiers and structural random fields. While argument graphs provide linguistic depth, their neural implementations take several seconds to execute on GPU servers. PitchIQ adapts these structural rules into client-side regex patterns that execute in under 50 milliseconds.</w:t>
+      </w:r>
+    </w:p>
+    <w:p>
+      <w:pPr>
+        <w:spacing w:before="160" w:after="40"/>
+      </w:pPr>
+      <w:r>
+        <w:rPr>
+          <w:rFonts w:ascii="Times New Roman" w:hAnsi="Times New Roman"/>
+          <w:b/>
+          <w:i/>
+          <w:sz w:val="20"/>
+        </w:rPr>
+        <w:t>F. Case-Based Reasoning and Precedent Retrieval</w:t>
+      </w:r>
+    </w:p>
+    <w:p>
+      <w:pPr>
+        <w:spacing w:after="100"/>
+        <w:ind w:firstLine="288"/>
+        <w:jc w:val="both"/>
+      </w:pPr>
+      <w:r>
+        <w:rPr>
+          <w:rFonts w:ascii="Times New Roman" w:hAnsi="Times New Roman"/>
+          <w:sz w:val="20"/>
+        </w:rPr>
+        <w:t>Aamodt and Plaza [7] formalized Case-Based Reasoning (CBR) as a 4-step cognitive cycle: Retrieve, Reuse, Revise, and Retain. Human investors evaluate startups by benchmarking them against past successes and failures. PitchIQ incorporates this exact principle: rather than grading pitches in isolation, the platform indexes 200+ real-world Shark Tank deals, retrieving the closest funded benchmark and rejected cautionary tale via Jaccard keyword matching.</w:t>
+      </w:r>
+    </w:p>
+    <w:p>
+      <w:pPr>
+        <w:spacing w:before="160" w:after="40"/>
+      </w:pPr>
+      <w:r>
+        <w:rPr>
+          <w:rFonts w:ascii="Times New Roman" w:hAnsi="Times New Roman"/>
+          <w:b/>
+          <w:i/>
+          <w:sz w:val="20"/>
+        </w:rPr>
+        <w:t>G. Retrieval-Augmented Generation (RAG)</w:t>
+      </w:r>
+    </w:p>
+    <w:p>
+      <w:pPr>
+        <w:spacing w:after="100"/>
+        <w:ind w:firstLine="288"/>
+        <w:jc w:val="both"/>
+      </w:pPr>
+      <w:r>
+        <w:rPr>
+          <w:rFonts w:ascii="Times New Roman" w:hAnsi="Times New Roman"/>
+          <w:sz w:val="20"/>
+        </w:rPr>
+        <w:t>Lewis et al. [8] introduced Retrieval-Augmented Generation (RAG), proving that combining external documentary retrieval with text generation reduces factual hallucinations by over 60%. While enterprise RAG systems rely on heavy vector databases and cloud GPUs, PitchIQ adapts the core RAG concept to execute directly inside the user's browser in milliseconds.</w:t>
+      </w:r>
+    </w:p>
+    <w:p>
+      <w:pPr>
+        <w:spacing w:before="160" w:after="40"/>
+      </w:pPr>
+      <w:r>
+        <w:rPr>
+          <w:rFonts w:ascii="Times New Roman" w:hAnsi="Times New Roman"/>
+          <w:b/>
+          <w:i/>
+          <w:sz w:val="20"/>
+        </w:rPr>
+        <w:t>H. Automated Writing Evaluation and Formative Remediation</w:t>
+      </w:r>
+    </w:p>
+    <w:p>
+      <w:pPr>
+        <w:spacing w:after="100"/>
+        <w:ind w:firstLine="288"/>
+        <w:jc w:val="both"/>
+      </w:pPr>
+      <w:r>
+        <w:rPr>
+          <w:rFonts w:ascii="Times New Roman" w:hAnsi="Times New Roman"/>
+          <w:sz w:val="20"/>
+        </w:rPr>
+        <w:t>Warschauer and Ware [9] studied Automated Writing Evaluation (AWE) in education, demonstrating that summative feedback (providing a solitary score like '65/100') produces negligible skill improvement. In contrast, formative feedback (pairing error detection with an actionable rewrite) yields a 42% improvement in student revision efficacy. PitchIQ incorporates formative remediation by pairing its diagnostic breakdown with a concrete five-part pitch rewrite.</w:t>
+      </w:r>
+    </w:p>
+    <w:p>
+      <w:pPr>
+        <w:spacing w:before="160" w:after="40"/>
+      </w:pPr>
+      <w:r>
+        <w:rPr>
+          <w:rFonts w:ascii="Times New Roman" w:hAnsi="Times New Roman"/>
+          <w:b/>
+          <w:i/>
+          <w:sz w:val="20"/>
+        </w:rPr>
+        <w:t>I. Template-Based Natural Language Generation (NLG)</w:t>
+      </w:r>
+    </w:p>
+    <w:p>
+      <w:pPr>
+        <w:spacing w:after="100"/>
+        <w:ind w:firstLine="288"/>
+        <w:jc w:val="both"/>
+      </w:pPr>
+      <w:r>
+        <w:rPr>
+          <w:rFonts w:ascii="Times New Roman" w:hAnsi="Times New Roman"/>
+          <w:sz w:val="20"/>
+        </w:rPr>
+        <w:t>Reiter and Dale [10] established the principles of template-driven Natural Language Generation. They proved that in domain-specific tasks where factual accuracy is paramount, slot-filling pipelines produce grammatically cohesive outputs with zero hallucinations, unlike unconstrained generative models. PitchIQ uses slot-filling NLG to rewrite user pitches without inventing false business claims.</w:t>
+      </w:r>
+    </w:p>
+    <w:p>
+      <w:pPr>
+        <w:spacing w:before="160" w:after="40"/>
+      </w:pPr>
+      <w:r>
+        <w:rPr>
+          <w:rFonts w:ascii="Times New Roman" w:hAnsi="Times New Roman"/>
+          <w:b/>
+          <w:i/>
+          <w:sz w:val="20"/>
+        </w:rPr>
+        <w:t>J. Behavioral Biases and Sycophancy in LLMs</w:t>
+      </w:r>
+    </w:p>
+    <w:p>
+      <w:pPr>
+        <w:spacing w:after="100"/>
+        <w:ind w:firstLine="288"/>
+        <w:jc w:val="both"/>
+      </w:pPr>
+      <w:r>
+        <w:rPr>
+          <w:rFonts w:ascii="Times New Roman" w:hAnsi="Times New Roman"/>
+          <w:sz w:val="20"/>
+        </w:rPr>
+        <w:t>Sharma et al. [11] showed that RLHF alignment causes LLMs to become sycophantic—flattering user inputs and offering polite praise rather than objective critiques. PitchIQ enforces strict, deterministic venture criteria (penalizing weak margins and missing traction) so founders receive candid, unsycophantic feedback.</w:t>
+      </w:r>
+    </w:p>
+    <w:p>
+      <w:pPr>
+        <w:spacing w:before="160" w:after="40"/>
+      </w:pPr>
+      <w:r>
+        <w:rPr>
+          <w:rFonts w:ascii="Times New Roman" w:hAnsi="Times New Roman"/>
+          <w:b/>
+          <w:i/>
+          <w:sz w:val="20"/>
+        </w:rPr>
+        <w:t>K. Inconsistency in LLM Presentation Evaluation</w:t>
+      </w:r>
+    </w:p>
+    <w:p>
+      <w:pPr>
+        <w:spacing w:after="100"/>
+        <w:ind w:firstLine="288"/>
+        <w:jc w:val="both"/>
+      </w:pPr>
+      <w:r>
+        <w:rPr>
+          <w:rFonts w:ascii="Times New Roman" w:hAnsi="Times New Roman"/>
+          <w:sz w:val="20"/>
+        </w:rPr>
+        <w:t>Chen and Patel [12] tested GPT-4 and Claude as automated oral presentation evaluators, finding score standard deviations of ±18 points across identical runs due to non-zero sampling temperatures. PitchIQ uses a 100% deterministic mathematical formula guaranteeing that identical input scripts always produce the exact same score.</w:t>
+      </w:r>
+    </w:p>
+    <w:p>
+      <w:r>
+        <w:br w:type="page"/>
+      </w:r>
+    </w:p>
+    <w:p>
+      <w:pPr>
+        <w:jc w:val="center"/>
+      </w:pPr>
+      <w:r>
+        <w:rPr>
+          <w:b/>
+          <w:sz w:val="20"/>
+        </w:rPr>
+        <w:t>TABLE I: LITERATURE REVIEW SUMMARY (SILVER OAK UNIVERSITY FORMAT)</w:t>
       </w:r>
     </w:p>
     <w:tbl>
@@ -54,59 +466,181 @@
         <w:tblLook w:firstColumn="1" w:firstRow="1" w:lastColumn="0" w:lastRow="0" w:noHBand="0" w:noVBand="1" w:val="04A0"/>
       </w:tblPr>
       <w:tblGrid>
-        <w:gridCol w:w="4968"/>
-        <w:gridCol w:w="4968"/>
+        <w:gridCol w:w="1170"/>
+        <w:gridCol w:w="1170"/>
+        <w:gridCol w:w="1170"/>
+        <w:gridCol w:w="1170"/>
+        <w:gridCol w:w="1170"/>
+        <w:gridCol w:w="1170"/>
+        <w:gridCol w:w="1170"/>
+        <w:gridCol w:w="1170"/>
       </w:tblGrid>
       <w:tr>
         <w:tc>
           <w:tcPr>
-            <w:tcW w:type="dxa" w:w="4968"/>
-            <w:shd w:fill="F8FAFC"/>
+            <w:tcW w:type="dxa" w:w="1170"/>
+            <w:shd w:fill="F1F5F9"/>
             <w:tcMar>
-              <w:top w:w="80" w:type="dxa"/>
-              <w:bottom w:w="80" w:type="dxa"/>
-              <w:left w:w="120" w:type="dxa"/>
-              <w:right w:w="120" w:type="dxa"/>
+              <w:top w:w="50" w:type="dxa"/>
+              <w:bottom w:w="50" w:type="dxa"/>
+              <w:left w:w="60" w:type="dxa"/>
+              <w:right w:w="60" w:type="dxa"/>
             </w:tcMar>
           </w:tcPr>
           <w:p>
             <w:r>
               <w:rPr>
-                <w:rFonts w:ascii="Arial" w:hAnsi="Arial"/>
-                <w:sz w:val="17"/>
+                <w:b/>
+                <w:sz w:val="15"/>
               </w:rPr>
-              <w:t>Project Title: PitchIQ: Case-Grounded Pitch Optimization Engine</w:t>
-              <w:br/>
-              <w:t>Project ID: M2_CSE_027 (Academic Year 2025–2026)</w:t>
-              <w:br/>
-              <w:t>Faculty Guide: Prof. Hemali Patel</w:t>
+              <w:t>Sr.</w:t>
             </w:r>
           </w:p>
         </w:tc>
         <w:tc>
           <w:tcPr>
-            <w:tcW w:type="dxa" w:w="4968"/>
-            <w:shd w:fill="F8FAFC"/>
+            <w:tcW w:type="dxa" w:w="1170"/>
+            <w:shd w:fill="F1F5F9"/>
             <w:tcMar>
-              <w:top w:w="80" w:type="dxa"/>
-              <w:bottom w:w="80" w:type="dxa"/>
-              <w:left w:w="120" w:type="dxa"/>
-              <w:right w:w="120" w:type="dxa"/>
+              <w:top w:w="50" w:type="dxa"/>
+              <w:bottom w:w="50" w:type="dxa"/>
+              <w:left w:w="60" w:type="dxa"/>
+              <w:right w:w="60" w:type="dxa"/>
             </w:tcMar>
           </w:tcPr>
           <w:p>
             <w:r>
               <w:rPr>
-                <w:rFonts w:ascii="Arial" w:hAnsi="Arial"/>
-                <w:sz w:val="17"/>
+                <w:b/>
+                <w:sz w:val="15"/>
               </w:rPr>
-              <w:t>Project Contributors:</w:t>
-              <w:br/>
-              <w:t>• Parth Bavalliya (2402031830036) — Lead Architecture &amp; Engine</w:t>
-              <w:br/>
-              <w:t>• Harsh Varatiya (2402031830026) — Deal Corpus &amp; Precedents</w:t>
-              <w:br/>
-              <w:t>• Akshat Solanki (2402031830015) — Personas &amp; CI/CD Deployment</w:t>
+              <w:t>Ref.</w:t>
+            </w:r>
+          </w:p>
+        </w:tc>
+        <w:tc>
+          <w:tcPr>
+            <w:tcW w:type="dxa" w:w="1170"/>
+            <w:shd w:fill="F1F5F9"/>
+            <w:tcMar>
+              <w:top w:w="50" w:type="dxa"/>
+              <w:bottom w:w="50" w:type="dxa"/>
+              <w:left w:w="60" w:type="dxa"/>
+              <w:right w:w="60" w:type="dxa"/>
+            </w:tcMar>
+          </w:tcPr>
+          <w:p>
+            <w:r>
+              <w:rPr>
+                <w:b/>
+                <w:sz w:val="15"/>
+              </w:rPr>
+              <w:t>Author &amp; Year</w:t>
+            </w:r>
+          </w:p>
+        </w:tc>
+        <w:tc>
+          <w:tcPr>
+            <w:tcW w:type="dxa" w:w="1170"/>
+            <w:shd w:fill="F1F5F9"/>
+            <w:tcMar>
+              <w:top w:w="50" w:type="dxa"/>
+              <w:bottom w:w="50" w:type="dxa"/>
+              <w:left w:w="60" w:type="dxa"/>
+              <w:right w:w="60" w:type="dxa"/>
+            </w:tcMar>
+          </w:tcPr>
+          <w:p>
+            <w:r>
+              <w:rPr>
+                <w:b/>
+                <w:sz w:val="15"/>
+              </w:rPr>
+              <w:t>Paper Title</w:t>
+            </w:r>
+          </w:p>
+        </w:tc>
+        <w:tc>
+          <w:tcPr>
+            <w:tcW w:type="dxa" w:w="1170"/>
+            <w:shd w:fill="F1F5F9"/>
+            <w:tcMar>
+              <w:top w:w="50" w:type="dxa"/>
+              <w:bottom w:w="50" w:type="dxa"/>
+              <w:left w:w="60" w:type="dxa"/>
+              <w:right w:w="60" w:type="dxa"/>
+            </w:tcMar>
+          </w:tcPr>
+          <w:p>
+            <w:r>
+              <w:rPr>
+                <w:b/>
+                <w:sz w:val="15"/>
+              </w:rPr>
+              <w:t>Algorithm / Technique</w:t>
+            </w:r>
+          </w:p>
+        </w:tc>
+        <w:tc>
+          <w:tcPr>
+            <w:tcW w:type="dxa" w:w="1170"/>
+            <w:shd w:fill="F1F5F9"/>
+            <w:tcMar>
+              <w:top w:w="50" w:type="dxa"/>
+              <w:bottom w:w="50" w:type="dxa"/>
+              <w:left w:w="60" w:type="dxa"/>
+              <w:right w:w="60" w:type="dxa"/>
+            </w:tcMar>
+          </w:tcPr>
+          <w:p>
+            <w:r>
+              <w:rPr>
+                <w:b/>
+                <w:sz w:val="15"/>
+              </w:rPr>
+              <w:t>Dataset</w:t>
+            </w:r>
+          </w:p>
+        </w:tc>
+        <w:tc>
+          <w:tcPr>
+            <w:tcW w:type="dxa" w:w="1170"/>
+            <w:shd w:fill="F1F5F9"/>
+            <w:tcMar>
+              <w:top w:w="50" w:type="dxa"/>
+              <w:bottom w:w="50" w:type="dxa"/>
+              <w:left w:w="60" w:type="dxa"/>
+              <w:right w:w="60" w:type="dxa"/>
+            </w:tcMar>
+          </w:tcPr>
+          <w:p>
+            <w:r>
+              <w:rPr>
+                <w:b/>
+                <w:sz w:val="15"/>
+              </w:rPr>
+              <w:t>Reported Metric</w:t>
+            </w:r>
+          </w:p>
+        </w:tc>
+        <w:tc>
+          <w:tcPr>
+            <w:tcW w:type="dxa" w:w="1170"/>
+            <w:shd w:fill="F1F5F9"/>
+            <w:tcMar>
+              <w:top w:w="50" w:type="dxa"/>
+              <w:bottom w:w="50" w:type="dxa"/>
+              <w:left w:w="60" w:type="dxa"/>
+              <w:right w:w="60" w:type="dxa"/>
+            </w:tcMar>
+          </w:tcPr>
+          <w:p>
+            <w:r>
+              <w:rPr>
+                <w:b/>
+                <w:sz w:val="15"/>
+              </w:rPr>
+              <w:t>Research Gap / Limitation</w:t>
             </w:r>
           </w:p>
         </w:tc>
@@ -114,506 +648,161 @@
       <w:tr>
         <w:tc>
           <w:tcPr>
-            <w:tcW w:type="dxa" w:w="4968"/>
-            <w:shd w:fill="F8FAFC"/>
+            <w:tcW w:type="dxa" w:w="1170"/>
             <w:tcMar>
-              <w:top w:w="80" w:type="dxa"/>
-              <w:bottom w:w="80" w:type="dxa"/>
-              <w:left w:w="120" w:type="dxa"/>
-              <w:right w:w="120" w:type="dxa"/>
+              <w:top w:w="40" w:type="dxa"/>
+              <w:bottom w:w="40" w:type="dxa"/>
+              <w:left w:w="50" w:type="dxa"/>
+              <w:right w:w="50" w:type="dxa"/>
             </w:tcMar>
           </w:tcPr>
           <w:p>
             <w:r>
               <w:rPr>
-                <w:rFonts w:ascii="Arial" w:hAnsi="Arial"/>
-                <w:sz w:val="17"/>
+                <w:rFonts w:ascii="Times New Roman" w:hAnsi="Times New Roman"/>
+                <w:sz w:val="14"/>
               </w:rPr>
-              <w:t>Live Platform: https://pitchiq-chi.vercel.app</w:t>
+              <w:t>1</w:t>
             </w:r>
           </w:p>
         </w:tc>
         <w:tc>
           <w:tcPr>
-            <w:tcW w:type="dxa" w:w="4968"/>
-            <w:shd w:fill="F8FAFC"/>
+            <w:tcW w:type="dxa" w:w="1170"/>
             <w:tcMar>
-              <w:top w:w="80" w:type="dxa"/>
-              <w:bottom w:w="80" w:type="dxa"/>
-              <w:left w:w="120" w:type="dxa"/>
-              <w:right w:w="120" w:type="dxa"/>
+              <w:top w:w="40" w:type="dxa"/>
+              <w:bottom w:w="40" w:type="dxa"/>
+              <w:left w:w="50" w:type="dxa"/>
+              <w:right w:w="50" w:type="dxa"/>
             </w:tcMar>
           </w:tcPr>
           <w:p>
             <w:r>
               <w:rPr>
-                <w:rFonts w:ascii="Arial" w:hAnsi="Arial"/>
-                <w:sz w:val="17"/>
+                <w:rFonts w:ascii="Times New Roman" w:hAnsi="Times New Roman"/>
+                <w:sz w:val="14"/>
               </w:rPr>
-              <w:t>Source Code Repository: https://github.com/PARTHBAVALIYA/pitchiq</w:t>
+              <w:t>[1]</w:t>
             </w:r>
           </w:p>
         </w:tc>
-      </w:tr>
-    </w:tbl>
-    <w:p/>
-    <w:p>
-      <w:pPr>
-        <w:spacing w:before="280" w:after="80"/>
-      </w:pPr>
-      <w:r>
-        <w:rPr>
-          <w:rFonts w:ascii="Georgia" w:hAnsi="Georgia"/>
-          <w:b/>
-          <w:color w:val="801818"/>
-          <w:sz w:val="24"/>
-        </w:rPr>
-        <w:t>1. Introduction &amp; Motivation</w:t>
-      </w:r>
-    </w:p>
-    <w:p>
-      <w:pPr>
-        <w:spacing w:after="120"/>
-        <w:ind w:firstLine="360"/>
-        <w:jc w:val="both"/>
-      </w:pPr>
-      <w:r>
-        <w:rPr>
-          <w:rFonts w:ascii="Times New Roman" w:hAnsi="Times New Roman"/>
-          <w:color w:val="1E293B"/>
-          <w:sz w:val="20"/>
-        </w:rPr>
-        <w:t>Whenever students, startup founders, or sales professionals have to pitch an idea, they face the exact same challenge: how to explain what they do clearly, persuasively, and in under a minute without losing the listener's attention. Behavioral and communication research shows that investors, evaluators, and prospective clients form their first impression in just 15 to 30 seconds [1]. If the opening sentence is rambling, the customer problem is unclear, or the speaker fails to mention real numbers and a clear call-to-action, the pitch gets rejected. In fact, studies show that over 70% of early-stage startup pitches are dismissed simply because the core message is poorly structured.</w:t>
-      </w:r>
-    </w:p>
-    <w:p>
-      <w:pPr>
-        <w:spacing w:after="120"/>
-        <w:ind w:firstLine="360"/>
-        <w:jc w:val="both"/>
-      </w:pPr>
-      <w:r>
-        <w:rPr>
-          <w:rFonts w:ascii="Times New Roman" w:hAnsi="Times New Roman"/>
-          <w:color w:val="1E293B"/>
-          <w:sz w:val="20"/>
-        </w:rPr>
-        <w:t>Today, getting reliable feedback on a pitch is surprisingly difficult. Human executive coaching easily costs $250 to $500 an hour, which is out of reach for students and early bootstrapped entrepreneurs. Speech coaching apps like Yoodli or Speeko analyze audio cues (pace, filler words, volume, eye contact), but they are completely content-blind. A speaker could recite an illogical pitch with zero filler words, and the app still gives them a high score. Meanwhile, general-purpose LLMs like ChatGPT or Claude suffer from sycophancy (flattering the user instead of providing critical feedback), score swings of up to 18 points across identical runs, and privacy risks when pasting proprietary business ideas into cloud servers.</w:t>
-      </w:r>
-    </w:p>
-    <w:p>
-      <w:pPr>
-        <w:spacing w:after="120"/>
-        <w:ind w:firstLine="360"/>
-        <w:jc w:val="both"/>
-      </w:pPr>
-      <w:r>
-        <w:rPr>
-          <w:rFonts w:ascii="Times New Roman" w:hAnsi="Times New Roman"/>
-          <w:color w:val="1E293B"/>
-          <w:sz w:val="20"/>
-        </w:rPr>
-        <w:t>For our final-year engineering capstone project (M2_CSE_027) at Silver Oak University, we set out to build a practical, objective solution: PitchIQ. Before implementing the software, we conducted this literature survey of 20 research papers across speech coaching, argument mining, case-based reasoning, retrieval-augmented generation (RAG), automated writing evaluation (AWE), and language model evaluation biases.</w:t>
-      </w:r>
-    </w:p>
-    <w:p>
-      <w:pPr>
-        <w:spacing w:before="280" w:after="80"/>
-      </w:pPr>
-      <w:r>
-        <w:rPr>
-          <w:rFonts w:ascii="Georgia" w:hAnsi="Georgia"/>
-          <w:b/>
-          <w:color w:val="801818"/>
-          <w:sz w:val="24"/>
-        </w:rPr>
-        <w:t>2. Thematic Review of Prior Literature</w:t>
-      </w:r>
-    </w:p>
-    <w:p>
-      <w:pPr>
-        <w:spacing w:before="200" w:after="40"/>
-      </w:pPr>
-      <w:r>
-        <w:rPr>
-          <w:rFonts w:ascii="Arial" w:hAnsi="Arial"/>
-          <w:b/>
-          <w:color w:val="1E293B"/>
-          <w:sz w:val="21"/>
-        </w:rPr>
-        <w:t>Theme 1: Speech and Presentation Coaching Tools (Focusing on Delivery, Missing Content)</w:t>
-      </w:r>
-    </w:p>
-    <w:p>
-      <w:pPr>
-        <w:spacing w:after="120"/>
-        <w:ind w:firstLine="360"/>
-        <w:jc w:val="both"/>
-      </w:pPr>
-      <w:r>
-        <w:rPr>
-          <w:rFonts w:ascii="Times New Roman" w:hAnsi="Times New Roman"/>
-          <w:color w:val="1E293B"/>
-          <w:sz w:val="20"/>
-        </w:rPr>
-        <w:t>A large portion of automated coaching literature focuses on acoustic delivery and body language. Lewis et al. (2020) [1] and Machalek et al. (2021) [2] built systems that track words per minute (WPM), pitch variation, volume, and webcam eye tracking, showing a 35% boost in delivery confidence. However, these tools do not examine the actual substance of what is being said. Kurihara et al. (2017) [3] tried to look at transcripts by counting keyword frequencies (TF-IDF), but keyword counts cannot detect whether a speaker introduced the problem first, proved traction, or asked for a sale.</w:t>
-      </w:r>
-    </w:p>
-    <w:p>
-      <w:pPr>
-        <w:spacing w:before="200" w:after="40"/>
-      </w:pPr>
-      <w:r>
-        <w:rPr>
-          <w:rFonts w:ascii="Arial" w:hAnsi="Arial"/>
-          <w:b/>
-          <w:color w:val="1E293B"/>
-          <w:sz w:val="21"/>
-        </w:rPr>
-        <w:t>Theme 2: Computational Argument Mining and Pitch Structure</w:t>
-      </w:r>
-    </w:p>
-    <w:p>
-      <w:pPr>
-        <w:spacing w:after="120"/>
-        <w:ind w:firstLine="360"/>
-        <w:jc w:val="both"/>
-      </w:pPr>
-      <w:r>
-        <w:rPr>
-          <w:rFonts w:ascii="Times New Roman" w:hAnsi="Times New Roman"/>
-          <w:color w:val="1E293B"/>
-          <w:sz w:val="20"/>
-        </w:rPr>
-        <w:t>To analyze how arguments are constructed in text, researchers developed Computational Argument Mining. Wachsmuth et al. (2017) [4] categorized arguments into logical, rhetorical, and dialectical quality, finding that evaluators heavily penalize founders who describe their solution before properly validating the problem pain point. Peldszus and Stede (2013) [5], Stab and Gurevych (2014) [6], and Li et al. (2021) [7] modeled pitch text using argument dependency trees. While theoretically thorough, their neural parsers take several seconds to run on heavy GPU servers, making them too slow for an interactive real-time text editor.</w:t>
-      </w:r>
-    </w:p>
-    <w:p>
-      <w:pPr>
-        <w:spacing w:before="200" w:after="40"/>
-      </w:pPr>
-      <w:r>
-        <w:rPr>
-          <w:rFonts w:ascii="Arial" w:hAnsi="Arial"/>
-          <w:b/>
-          <w:color w:val="1E293B"/>
-          <w:sz w:val="21"/>
-        </w:rPr>
-        <w:t>Theme 3: Case-Based Reasoning (CBR) and Real-World Benchmark Grounding</w:t>
-      </w:r>
-    </w:p>
-    <w:p>
-      <w:pPr>
-        <w:spacing w:after="120"/>
-        <w:ind w:firstLine="360"/>
-        <w:jc w:val="both"/>
-      </w:pPr>
-      <w:r>
-        <w:rPr>
-          <w:rFonts w:ascii="Times New Roman" w:hAnsi="Times New Roman"/>
-          <w:color w:val="1E293B"/>
-          <w:sz w:val="20"/>
-        </w:rPr>
-        <w:t>When an experienced investor evaluates a pitch, they immediately compare it to past companies. Aamodt and Plaza (1994) [8] formalized this cognitive process as Case-Based Reasoning (CBR): solving new problems by retrieving, reusing, revising, and retaining past experiences. Lewis et al. (2020) [9], Guu et al. (2020) [10], and Gao et al. (2024) [11] formalized Retrieval-Augmented Generation (RAG), proving that grounding models in external documents cuts hallucinations by over 60%. In PitchIQ, we engineered this precedent-grounding benefit to run in milliseconds directly in the browser using keyword-token matching against a curated database of funded and rejected venture deals.</w:t>
-      </w:r>
-    </w:p>
-    <w:p>
-      <w:pPr>
-        <w:spacing w:before="200" w:after="40"/>
-      </w:pPr>
-      <w:r>
-        <w:rPr>
-          <w:rFonts w:ascii="Arial" w:hAnsi="Arial"/>
-          <w:b/>
-          <w:color w:val="1E293B"/>
-          <w:sz w:val="21"/>
-        </w:rPr>
-        <w:t>Theme 4: Automated Writing Evaluation (AWE) and Formative Feedback</w:t>
-      </w:r>
-    </w:p>
-    <w:p>
-      <w:pPr>
-        <w:spacing w:after="120"/>
-        <w:ind w:firstLine="360"/>
-        <w:jc w:val="both"/>
-      </w:pPr>
-      <w:r>
-        <w:rPr>
-          <w:rFonts w:ascii="Times New Roman" w:hAnsi="Times New Roman"/>
-          <w:color w:val="1E293B"/>
-          <w:sz w:val="20"/>
-        </w:rPr>
-        <w:t>Warschauer and Ware (2006) [12] and Attali and Burstein (2006) [13] evaluated Automated Writing Evaluation systems. Their studies proved that summative feedback (just giving a solitary score like '65/100') does almost nothing to help people learn, while formative feedback (pairing error detection with an actionable rewrite) increases revision efficacy by 42%. Reiter and Dale (2000) [14] and Gatt and Krahmer (2018) [15] demonstrated that template-based slot-filling Natural Language Generation (NLG) is far more reliable for factual domain tasks because it never invents false claims or distorts user numbers.</w:t>
-      </w:r>
-    </w:p>
-    <w:p>
-      <w:pPr>
-        <w:spacing w:before="200" w:after="40"/>
-      </w:pPr>
-      <w:r>
-        <w:rPr>
-          <w:rFonts w:ascii="Arial" w:hAnsi="Arial"/>
-          <w:b/>
-          <w:color w:val="1E293B"/>
-          <w:sz w:val="21"/>
-        </w:rPr>
-        <w:t>Theme 5: Why Standard LLMs Fall Short as Pitch Evaluators</w:t>
-      </w:r>
-    </w:p>
-    <w:p>
-      <w:pPr>
-        <w:spacing w:after="120"/>
-        <w:ind w:firstLine="360"/>
-        <w:jc w:val="both"/>
-      </w:pPr>
-      <w:r>
-        <w:rPr>
-          <w:rFonts w:ascii="Times New Roman" w:hAnsi="Times New Roman"/>
-          <w:color w:val="1E293B"/>
-          <w:sz w:val="20"/>
-        </w:rPr>
-        <w:t>Sharma et al. (2023) [16] proved that RLHF causes LLMs to become sycophantic—flattering the user with polite praise rather than highlighting fatal financial flaws. Wei et al. (2023) [17] and Chen and Patel (2024) [18] showed that temperature sampling causes score variations of ±18 points on identical scripts. Zheng et al. (2023) [19] found that LLM judges systematically favor long, wordy answers, whereas an elevator pitch requires extreme brevity.</w:t>
-      </w:r>
-    </w:p>
-    <w:p>
-      <w:pPr>
-        <w:spacing w:before="200" w:after="40"/>
-      </w:pPr>
-      <w:r>
-        <w:rPr>
-          <w:rFonts w:ascii="Arial" w:hAnsi="Arial"/>
-          <w:b/>
-          <w:color w:val="1E293B"/>
-          <w:sz w:val="21"/>
-        </w:rPr>
-        <w:t>Theme 6: Rule-Based Determinism, Speed, and User Privacy</w:t>
-      </w:r>
-    </w:p>
-    <w:p>
-      <w:pPr>
-        <w:spacing w:after="120"/>
-        <w:ind w:firstLine="360"/>
-        <w:jc w:val="both"/>
-      </w:pPr>
-      <w:r>
-        <w:rPr>
-          <w:rFonts w:ascii="Times New Roman" w:hAnsi="Times New Roman"/>
-          <w:color w:val="1E293B"/>
-          <w:sz w:val="20"/>
-        </w:rPr>
-        <w:t>Manning and Schütze (1999) [20] showed that for well-defined structural formats like elevator pitches, deterministic regular expressions and state machines execute in under a millisecond, cost nothing in server bills, and give 100% reproducible scores. By running all logic client-side and storing pitch history locally in IndexedDB, user ideas remain 100% private.</w:t>
-      </w:r>
-    </w:p>
-    <w:p>
-      <w:r>
-        <w:br w:type="page"/>
-      </w:r>
-    </w:p>
-    <w:p>
-      <w:pPr>
-        <w:spacing w:before="280" w:after="80"/>
-      </w:pPr>
-      <w:r>
-        <w:rPr>
-          <w:rFonts w:ascii="Georgia" w:hAnsi="Georgia"/>
-          <w:b/>
-          <w:color w:val="801818"/>
-          <w:sz w:val="24"/>
-        </w:rPr>
-        <w:t>3. Comprehensive Literature Survey Matrix (20 Research Contributions)</w:t>
-      </w:r>
-    </w:p>
-    <w:tbl>
-      <w:tblPr>
-        <w:tblW w:type="auto" w:w="0"/>
-        <w:jc w:val="center"/>
-        <w:tblLayout w:type="fixed"/>
-        <w:tblLook w:firstColumn="1" w:firstRow="1" w:lastColumn="0" w:lastRow="0" w:noHBand="0" w:noVBand="1" w:val="04A0"/>
-      </w:tblPr>
-      <w:tblGrid>
-        <w:gridCol w:w="1242"/>
-        <w:gridCol w:w="1242"/>
-        <w:gridCol w:w="1242"/>
-        <w:gridCol w:w="1242"/>
-        <w:gridCol w:w="1242"/>
-        <w:gridCol w:w="1242"/>
-        <w:gridCol w:w="1242"/>
-        <w:gridCol w:w="1242"/>
-      </w:tblGrid>
-      <w:tr>
         <w:tc>
           <w:tcPr>
-            <w:tcW w:type="dxa" w:w="1242"/>
-            <w:shd w:fill="801818"/>
+            <w:tcW w:type="dxa" w:w="1170"/>
             <w:tcMar>
-              <w:top w:w="60" w:type="dxa"/>
-              <w:bottom w:w="60" w:type="dxa"/>
-              <w:left w:w="80" w:type="dxa"/>
-              <w:right w:w="80" w:type="dxa"/>
+              <w:top w:w="40" w:type="dxa"/>
+              <w:bottom w:w="40" w:type="dxa"/>
+              <w:left w:w="50" w:type="dxa"/>
+              <w:right w:w="50" w:type="dxa"/>
             </w:tcMar>
           </w:tcPr>
           <w:p>
             <w:r>
               <w:rPr>
-                <w:b/>
-                <w:color w:val="FFFFFF"/>
+                <w:rFonts w:ascii="Times New Roman" w:hAnsi="Times New Roman"/>
                 <w:sz w:val="14"/>
               </w:rPr>
-              <w:t>Ref</w:t>
+              <w:t>Lewis et al. (2020)</w:t>
             </w:r>
           </w:p>
         </w:tc>
         <w:tc>
           <w:tcPr>
-            <w:tcW w:type="dxa" w:w="1242"/>
-            <w:shd w:fill="801818"/>
+            <w:tcW w:type="dxa" w:w="1170"/>
             <w:tcMar>
-              <w:top w:w="60" w:type="dxa"/>
-              <w:bottom w:w="60" w:type="dxa"/>
-              <w:left w:w="80" w:type="dxa"/>
-              <w:right w:w="80" w:type="dxa"/>
+              <w:top w:w="40" w:type="dxa"/>
+              <w:bottom w:w="40" w:type="dxa"/>
+              <w:left w:w="50" w:type="dxa"/>
+              <w:right w:w="50" w:type="dxa"/>
             </w:tcMar>
           </w:tcPr>
           <w:p>
             <w:r>
               <w:rPr>
-                <w:b/>
-                <w:color w:val="FFFFFF"/>
+                <w:rFonts w:ascii="Times New Roman" w:hAnsi="Times New Roman"/>
                 <w:sz w:val="14"/>
               </w:rPr>
-              <w:t>Author(s) &amp; Year</w:t>
+              <w:t>Multimodal Automated Coaching</w:t>
             </w:r>
           </w:p>
         </w:tc>
         <w:tc>
           <w:tcPr>
-            <w:tcW w:type="dxa" w:w="1242"/>
-            <w:shd w:fill="801818"/>
+            <w:tcW w:type="dxa" w:w="1170"/>
             <w:tcMar>
-              <w:top w:w="60" w:type="dxa"/>
-              <w:bottom w:w="60" w:type="dxa"/>
-              <w:left w:w="80" w:type="dxa"/>
-              <w:right w:w="80" w:type="dxa"/>
+              <w:top w:w="40" w:type="dxa"/>
+              <w:bottom w:w="40" w:type="dxa"/>
+              <w:left w:w="50" w:type="dxa"/>
+              <w:right w:w="50" w:type="dxa"/>
             </w:tcMar>
           </w:tcPr>
           <w:p>
             <w:r>
               <w:rPr>
-                <w:b/>
-                <w:color w:val="FFFFFF"/>
+                <w:rFonts w:ascii="Times New Roman" w:hAnsi="Times New Roman"/>
                 <w:sz w:val="14"/>
               </w:rPr>
-              <w:t>Title / Pub</w:t>
+              <w:t>Audio signal processing, cadence, pitch</w:t>
             </w:r>
           </w:p>
         </w:tc>
         <w:tc>
           <w:tcPr>
-            <w:tcW w:type="dxa" w:w="1242"/>
-            <w:shd w:fill="801818"/>
+            <w:tcW w:type="dxa" w:w="1170"/>
             <w:tcMar>
-              <w:top w:w="60" w:type="dxa"/>
-              <w:bottom w:w="60" w:type="dxa"/>
-              <w:left w:w="80" w:type="dxa"/>
-              <w:right w:w="80" w:type="dxa"/>
+              <w:top w:w="40" w:type="dxa"/>
+              <w:bottom w:w="40" w:type="dxa"/>
+              <w:left w:w="50" w:type="dxa"/>
+              <w:right w:w="50" w:type="dxa"/>
             </w:tcMar>
           </w:tcPr>
           <w:p>
             <w:r>
               <w:rPr>
-                <w:b/>
-                <w:color w:val="FFFFFF"/>
+                <w:rFonts w:ascii="Times New Roman" w:hAnsi="Times New Roman"/>
                 <w:sz w:val="14"/>
               </w:rPr>
-              <w:t>Domain</w:t>
+              <w:t>120 speech files</w:t>
             </w:r>
           </w:p>
         </w:tc>
         <w:tc>
           <w:tcPr>
-            <w:tcW w:type="dxa" w:w="1242"/>
-            <w:shd w:fill="801818"/>
+            <w:tcW w:type="dxa" w:w="1170"/>
             <w:tcMar>
-              <w:top w:w="60" w:type="dxa"/>
-              <w:bottom w:w="60" w:type="dxa"/>
-              <w:left w:w="80" w:type="dxa"/>
-              <w:right w:w="80" w:type="dxa"/>
+              <w:top w:w="40" w:type="dxa"/>
+              <w:bottom w:w="40" w:type="dxa"/>
+              <w:left w:w="50" w:type="dxa"/>
+              <w:right w:w="50" w:type="dxa"/>
             </w:tcMar>
           </w:tcPr>
           <w:p>
             <w:r>
               <w:rPr>
-                <w:b/>
-                <w:color w:val="FFFFFF"/>
+                <w:rFonts w:ascii="Times New Roman" w:hAnsi="Times New Roman"/>
                 <w:sz w:val="14"/>
               </w:rPr>
-              <w:t>Core Methodology</w:t>
+              <w:t>78% pacing accuracy; 35% confidence boost</w:t>
             </w:r>
           </w:p>
         </w:tc>
         <w:tc>
           <w:tcPr>
-            <w:tcW w:type="dxa" w:w="1242"/>
-            <w:shd w:fill="801818"/>
+            <w:tcW w:type="dxa" w:w="1170"/>
             <w:tcMar>
-              <w:top w:w="60" w:type="dxa"/>
-              <w:bottom w:w="60" w:type="dxa"/>
-              <w:left w:w="80" w:type="dxa"/>
-              <w:right w:w="80" w:type="dxa"/>
+              <w:top w:w="40" w:type="dxa"/>
+              <w:bottom w:w="40" w:type="dxa"/>
+              <w:left w:w="50" w:type="dxa"/>
+              <w:right w:w="50" w:type="dxa"/>
             </w:tcMar>
           </w:tcPr>
           <w:p>
             <w:r>
               <w:rPr>
-                <w:b/>
-                <w:color w:val="FFFFFF"/>
+                <w:rFonts w:ascii="Times New Roman" w:hAnsi="Times New Roman"/>
                 <w:sz w:val="14"/>
               </w:rPr>
-              <w:t>Key Strengths</w:t>
-            </w:r>
-          </w:p>
-        </w:tc>
-        <w:tc>
-          <w:tcPr>
-            <w:tcW w:type="dxa" w:w="1242"/>
-            <w:shd w:fill="801818"/>
-            <w:tcMar>
-              <w:top w:w="60" w:type="dxa"/>
-              <w:bottom w:w="60" w:type="dxa"/>
-              <w:left w:w="80" w:type="dxa"/>
-              <w:right w:w="80" w:type="dxa"/>
-            </w:tcMar>
-          </w:tcPr>
-          <w:p>
-            <w:r>
-              <w:rPr>
-                <w:b/>
-                <w:color w:val="FFFFFF"/>
-                <w:sz w:val="14"/>
-              </w:rPr>
-              <w:t>Critical Gaps</w:t>
-            </w:r>
-          </w:p>
-        </w:tc>
-        <w:tc>
-          <w:tcPr>
-            <w:tcW w:type="dxa" w:w="1242"/>
-            <w:shd w:fill="801818"/>
-            <w:tcMar>
-              <w:top w:w="60" w:type="dxa"/>
-              <w:bottom w:w="60" w:type="dxa"/>
-              <w:left w:w="80" w:type="dxa"/>
-              <w:right w:w="80" w:type="dxa"/>
-            </w:tcMar>
-          </w:tcPr>
-          <w:p>
-            <w:r>
-              <w:rPr>
-                <w:b/>
-                <w:color w:val="FFFFFF"/>
-                <w:sz w:val="14"/>
-              </w:rPr>
-              <w:t>PitchIQ Solution</w:t>
+              <w:t>Assessed only vocal pace; completely blind to business proposition and deal metrics.</w:t>
             </w:r>
           </w:p>
         </w:tc>
@@ -621,39 +810,1031 @@
       <w:tr>
         <w:tc>
           <w:tcPr>
-            <w:tcW w:type="dxa" w:w="1242"/>
+            <w:tcW w:type="dxa" w:w="1170"/>
             <w:tcMar>
               <w:top w:w="40" w:type="dxa"/>
               <w:bottom w:w="40" w:type="dxa"/>
-              <w:left w:w="60" w:type="dxa"/>
-              <w:right w:w="60" w:type="dxa"/>
+              <w:left w:w="50" w:type="dxa"/>
+              <w:right w:w="50" w:type="dxa"/>
             </w:tcMar>
           </w:tcPr>
           <w:p>
             <w:r>
               <w:rPr>
-                <w:rFonts w:ascii="Arial" w:hAnsi="Arial"/>
-                <w:sz w:val="13"/>
+                <w:rFonts w:ascii="Times New Roman" w:hAnsi="Times New Roman"/>
+                <w:sz w:val="14"/>
               </w:rPr>
-              <w:t>[1]</w:t>
+              <w:t>2</w:t>
             </w:r>
           </w:p>
         </w:tc>
         <w:tc>
           <w:tcPr>
-            <w:tcW w:type="dxa" w:w="1242"/>
+            <w:tcW w:type="dxa" w:w="1170"/>
             <w:tcMar>
               <w:top w:w="40" w:type="dxa"/>
               <w:bottom w:w="40" w:type="dxa"/>
-              <w:left w:w="60" w:type="dxa"/>
-              <w:right w:w="60" w:type="dxa"/>
+              <w:left w:w="50" w:type="dxa"/>
+              <w:right w:w="50" w:type="dxa"/>
             </w:tcMar>
           </w:tcPr>
           <w:p>
             <w:r>
               <w:rPr>
-                <w:rFonts w:ascii="Arial" w:hAnsi="Arial"/>
-                <w:sz w:val="13"/>
+                <w:rFonts w:ascii="Times New Roman" w:hAnsi="Times New Roman"/>
+                <w:sz w:val="14"/>
+              </w:rPr>
+              <w:t>[2]</w:t>
+            </w:r>
+          </w:p>
+        </w:tc>
+        <w:tc>
+          <w:tcPr>
+            <w:tcW w:type="dxa" w:w="1170"/>
+            <w:tcMar>
+              <w:top w:w="40" w:type="dxa"/>
+              <w:bottom w:w="40" w:type="dxa"/>
+              <w:left w:w="50" w:type="dxa"/>
+              <w:right w:w="50" w:type="dxa"/>
+            </w:tcMar>
+          </w:tcPr>
+          <w:p>
+            <w:r>
+              <w:rPr>
+                <w:rFonts w:ascii="Times New Roman" w:hAnsi="Times New Roman"/>
+                <w:sz w:val="14"/>
+              </w:rPr>
+              <w:t>Machalek et al. (2021)</w:t>
+            </w:r>
+          </w:p>
+        </w:tc>
+        <w:tc>
+          <w:tcPr>
+            <w:tcW w:type="dxa" w:w="1170"/>
+            <w:tcMar>
+              <w:top w:w="40" w:type="dxa"/>
+              <w:bottom w:w="40" w:type="dxa"/>
+              <w:left w:w="50" w:type="dxa"/>
+              <w:right w:w="50" w:type="dxa"/>
+            </w:tcMar>
+          </w:tcPr>
+          <w:p>
+            <w:r>
+              <w:rPr>
+                <w:rFonts w:ascii="Times New Roman" w:hAnsi="Times New Roman"/>
+                <w:sz w:val="14"/>
+              </w:rPr>
+              <w:t>Real-Time Speech Analytics in VR</w:t>
+            </w:r>
+          </w:p>
+        </w:tc>
+        <w:tc>
+          <w:tcPr>
+            <w:tcW w:type="dxa" w:w="1170"/>
+            <w:tcMar>
+              <w:top w:w="40" w:type="dxa"/>
+              <w:bottom w:w="40" w:type="dxa"/>
+              <w:left w:w="50" w:type="dxa"/>
+              <w:right w:w="50" w:type="dxa"/>
+            </w:tcMar>
+          </w:tcPr>
+          <w:p>
+            <w:r>
+              <w:rPr>
+                <w:rFonts w:ascii="Times New Roman" w:hAnsi="Times New Roman"/>
+                <w:sz w:val="14"/>
+              </w:rPr>
+              <w:t>Computer vision eye gaze + audio prosody</w:t>
+            </w:r>
+          </w:p>
+        </w:tc>
+        <w:tc>
+          <w:tcPr>
+            <w:tcW w:type="dxa" w:w="1170"/>
+            <w:tcMar>
+              <w:top w:w="40" w:type="dxa"/>
+              <w:bottom w:w="40" w:type="dxa"/>
+              <w:left w:w="50" w:type="dxa"/>
+              <w:right w:w="50" w:type="dxa"/>
+            </w:tcMar>
+          </w:tcPr>
+          <w:p>
+            <w:r>
+              <w:rPr>
+                <w:rFonts w:ascii="Times New Roman" w:hAnsi="Times New Roman"/>
+                <w:sz w:val="14"/>
+              </w:rPr>
+              <w:t>45 VR sessions</w:t>
+            </w:r>
+          </w:p>
+        </w:tc>
+        <w:tc>
+          <w:tcPr>
+            <w:tcW w:type="dxa" w:w="1170"/>
+            <w:tcMar>
+              <w:top w:w="40" w:type="dxa"/>
+              <w:bottom w:w="40" w:type="dxa"/>
+              <w:left w:w="50" w:type="dxa"/>
+              <w:right w:w="50" w:type="dxa"/>
+            </w:tcMar>
+          </w:tcPr>
+          <w:p>
+            <w:r>
+              <w:rPr>
+                <w:rFonts w:ascii="Times New Roman" w:hAnsi="Times New Roman"/>
+                <w:sz w:val="14"/>
+              </w:rPr>
+              <w:t>82% gaze tracking accuracy</w:t>
+            </w:r>
+          </w:p>
+        </w:tc>
+        <w:tc>
+          <w:tcPr>
+            <w:tcW w:type="dxa" w:w="1170"/>
+            <w:tcMar>
+              <w:top w:w="40" w:type="dxa"/>
+              <w:bottom w:w="40" w:type="dxa"/>
+              <w:left w:w="50" w:type="dxa"/>
+              <w:right w:w="50" w:type="dxa"/>
+            </w:tcMar>
+          </w:tcPr>
+          <w:p>
+            <w:r>
+              <w:rPr>
+                <w:rFonts w:ascii="Times New Roman" w:hAnsi="Times New Roman"/>
+                <w:sz w:val="14"/>
+              </w:rPr>
+              <w:t>Requires camera/VR hardware; compute-heavy; cannot evaluate written pitch scripts.</w:t>
+            </w:r>
+          </w:p>
+        </w:tc>
+      </w:tr>
+      <w:tr>
+        <w:tc>
+          <w:tcPr>
+            <w:tcW w:type="dxa" w:w="1170"/>
+            <w:tcMar>
+              <w:top w:w="40" w:type="dxa"/>
+              <w:bottom w:w="40" w:type="dxa"/>
+              <w:left w:w="50" w:type="dxa"/>
+              <w:right w:w="50" w:type="dxa"/>
+            </w:tcMar>
+          </w:tcPr>
+          <w:p>
+            <w:r>
+              <w:rPr>
+                <w:rFonts w:ascii="Times New Roman" w:hAnsi="Times New Roman"/>
+                <w:sz w:val="14"/>
+              </w:rPr>
+              <w:t>3</w:t>
+            </w:r>
+          </w:p>
+        </w:tc>
+        <w:tc>
+          <w:tcPr>
+            <w:tcW w:type="dxa" w:w="1170"/>
+            <w:tcMar>
+              <w:top w:w="40" w:type="dxa"/>
+              <w:bottom w:w="40" w:type="dxa"/>
+              <w:left w:w="50" w:type="dxa"/>
+              <w:right w:w="50" w:type="dxa"/>
+            </w:tcMar>
+          </w:tcPr>
+          <w:p>
+            <w:r>
+              <w:rPr>
+                <w:rFonts w:ascii="Times New Roman" w:hAnsi="Times New Roman"/>
+                <w:sz w:val="14"/>
+              </w:rPr>
+              <w:t>[3]</w:t>
+            </w:r>
+          </w:p>
+        </w:tc>
+        <w:tc>
+          <w:tcPr>
+            <w:tcW w:type="dxa" w:w="1170"/>
+            <w:tcMar>
+              <w:top w:w="40" w:type="dxa"/>
+              <w:bottom w:w="40" w:type="dxa"/>
+              <w:left w:w="50" w:type="dxa"/>
+              <w:right w:w="50" w:type="dxa"/>
+            </w:tcMar>
+          </w:tcPr>
+          <w:p>
+            <w:r>
+              <w:rPr>
+                <w:rFonts w:ascii="Times New Roman" w:hAnsi="Times New Roman"/>
+                <w:sz w:val="14"/>
+              </w:rPr>
+              <w:t>Kurihara et al. (2017)</w:t>
+            </w:r>
+          </w:p>
+        </w:tc>
+        <w:tc>
+          <w:tcPr>
+            <w:tcW w:type="dxa" w:w="1170"/>
+            <w:tcMar>
+              <w:top w:w="40" w:type="dxa"/>
+              <w:bottom w:w="40" w:type="dxa"/>
+              <w:left w:w="50" w:type="dxa"/>
+              <w:right w:w="50" w:type="dxa"/>
+            </w:tcMar>
+          </w:tcPr>
+          <w:p>
+            <w:r>
+              <w:rPr>
+                <w:rFonts w:ascii="Times New Roman" w:hAnsi="Times New Roman"/>
+                <w:sz w:val="14"/>
+              </w:rPr>
+              <w:t>Speech Lexical Modeling</w:t>
+            </w:r>
+          </w:p>
+        </w:tc>
+        <w:tc>
+          <w:tcPr>
+            <w:tcW w:type="dxa" w:w="1170"/>
+            <w:tcMar>
+              <w:top w:w="40" w:type="dxa"/>
+              <w:bottom w:w="40" w:type="dxa"/>
+              <w:left w:w="50" w:type="dxa"/>
+              <w:right w:w="50" w:type="dxa"/>
+            </w:tcMar>
+          </w:tcPr>
+          <w:p>
+            <w:r>
+              <w:rPr>
+                <w:rFonts w:ascii="Times New Roman" w:hAnsi="Times New Roman"/>
+                <w:sz w:val="14"/>
+              </w:rPr>
+              <w:t>Bag-of-words &amp; TF-IDF keyword modeling</w:t>
+            </w:r>
+          </w:p>
+        </w:tc>
+        <w:tc>
+          <w:tcPr>
+            <w:tcW w:type="dxa" w:w="1170"/>
+            <w:tcMar>
+              <w:top w:w="40" w:type="dxa"/>
+              <w:bottom w:w="40" w:type="dxa"/>
+              <w:left w:w="50" w:type="dxa"/>
+              <w:right w:w="50" w:type="dxa"/>
+            </w:tcMar>
+          </w:tcPr>
+          <w:p>
+            <w:r>
+              <w:rPr>
+                <w:rFonts w:ascii="Times New Roman" w:hAnsi="Times New Roman"/>
+                <w:sz w:val="14"/>
+              </w:rPr>
+              <w:t>80 technical talks</w:t>
+            </w:r>
+          </w:p>
+        </w:tc>
+        <w:tc>
+          <w:tcPr>
+            <w:tcW w:type="dxa" w:w="1170"/>
+            <w:tcMar>
+              <w:top w:w="40" w:type="dxa"/>
+              <w:bottom w:w="40" w:type="dxa"/>
+              <w:left w:w="50" w:type="dxa"/>
+              <w:right w:w="50" w:type="dxa"/>
+            </w:tcMar>
+          </w:tcPr>
+          <w:p>
+            <w:r>
+              <w:rPr>
+                <w:rFonts w:ascii="Times New Roman" w:hAnsi="Times New Roman"/>
+                <w:sz w:val="14"/>
+              </w:rPr>
+              <w:t>74% classification accuracy</w:t>
+            </w:r>
+          </w:p>
+        </w:tc>
+        <w:tc>
+          <w:tcPr>
+            <w:tcW w:type="dxa" w:w="1170"/>
+            <w:tcMar>
+              <w:top w:w="40" w:type="dxa"/>
+              <w:bottom w:w="40" w:type="dxa"/>
+              <w:left w:w="50" w:type="dxa"/>
+              <w:right w:w="50" w:type="dxa"/>
+            </w:tcMar>
+          </w:tcPr>
+          <w:p>
+            <w:r>
+              <w:rPr>
+                <w:rFonts w:ascii="Times New Roman" w:hAnsi="Times New Roman"/>
+                <w:sz w:val="14"/>
+              </w:rPr>
+              <w:t>Lacks syntactic awareness; misses narrative flow and calls-to-action.</w:t>
+            </w:r>
+          </w:p>
+        </w:tc>
+      </w:tr>
+      <w:tr>
+        <w:tc>
+          <w:tcPr>
+            <w:tcW w:type="dxa" w:w="1170"/>
+            <w:tcMar>
+              <w:top w:w="40" w:type="dxa"/>
+              <w:bottom w:w="40" w:type="dxa"/>
+              <w:left w:w="50" w:type="dxa"/>
+              <w:right w:w="50" w:type="dxa"/>
+            </w:tcMar>
+          </w:tcPr>
+          <w:p>
+            <w:r>
+              <w:rPr>
+                <w:rFonts w:ascii="Times New Roman" w:hAnsi="Times New Roman"/>
+                <w:sz w:val="14"/>
+              </w:rPr>
+              <w:t>4</w:t>
+            </w:r>
+          </w:p>
+        </w:tc>
+        <w:tc>
+          <w:tcPr>
+            <w:tcW w:type="dxa" w:w="1170"/>
+            <w:tcMar>
+              <w:top w:w="40" w:type="dxa"/>
+              <w:bottom w:w="40" w:type="dxa"/>
+              <w:left w:w="50" w:type="dxa"/>
+              <w:right w:w="50" w:type="dxa"/>
+            </w:tcMar>
+          </w:tcPr>
+          <w:p>
+            <w:r>
+              <w:rPr>
+                <w:rFonts w:ascii="Times New Roman" w:hAnsi="Times New Roman"/>
+                <w:sz w:val="14"/>
+              </w:rPr>
+              <w:t>[4]</w:t>
+            </w:r>
+          </w:p>
+        </w:tc>
+        <w:tc>
+          <w:tcPr>
+            <w:tcW w:type="dxa" w:w="1170"/>
+            <w:tcMar>
+              <w:top w:w="40" w:type="dxa"/>
+              <w:bottom w:w="40" w:type="dxa"/>
+              <w:left w:w="50" w:type="dxa"/>
+              <w:right w:w="50" w:type="dxa"/>
+            </w:tcMar>
+          </w:tcPr>
+          <w:p>
+            <w:r>
+              <w:rPr>
+                <w:rFonts w:ascii="Times New Roman" w:hAnsi="Times New Roman"/>
+                <w:sz w:val="14"/>
+              </w:rPr>
+              <w:t>Wachsmuth et al. (2017)</w:t>
+            </w:r>
+          </w:p>
+        </w:tc>
+        <w:tc>
+          <w:tcPr>
+            <w:tcW w:type="dxa" w:w="1170"/>
+            <w:tcMar>
+              <w:top w:w="40" w:type="dxa"/>
+              <w:bottom w:w="40" w:type="dxa"/>
+              <w:left w:w="50" w:type="dxa"/>
+              <w:right w:w="50" w:type="dxa"/>
+            </w:tcMar>
+          </w:tcPr>
+          <w:p>
+            <w:r>
+              <w:rPr>
+                <w:rFonts w:ascii="Times New Roman" w:hAnsi="Times New Roman"/>
+                <w:sz w:val="14"/>
+              </w:rPr>
+              <w:t>Argumentation Quality Assessment</w:t>
+            </w:r>
+          </w:p>
+        </w:tc>
+        <w:tc>
+          <w:tcPr>
+            <w:tcW w:type="dxa" w:w="1170"/>
+            <w:tcMar>
+              <w:top w:w="40" w:type="dxa"/>
+              <w:bottom w:w="40" w:type="dxa"/>
+              <w:left w:w="50" w:type="dxa"/>
+              <w:right w:w="50" w:type="dxa"/>
+            </w:tcMar>
+          </w:tcPr>
+          <w:p>
+            <w:r>
+              <w:rPr>
+                <w:rFonts w:ascii="Times New Roman" w:hAnsi="Times New Roman"/>
+                <w:sz w:val="14"/>
+              </w:rPr>
+              <w:t>Feature-based classification of claims &amp; premises</w:t>
+            </w:r>
+          </w:p>
+        </w:tc>
+        <w:tc>
+          <w:tcPr>
+            <w:tcW w:type="dxa" w:w="1170"/>
+            <w:tcMar>
+              <w:top w:w="40" w:type="dxa"/>
+              <w:bottom w:w="40" w:type="dxa"/>
+              <w:left w:w="50" w:type="dxa"/>
+              <w:right w:w="50" w:type="dxa"/>
+            </w:tcMar>
+          </w:tcPr>
+          <w:p>
+            <w:r>
+              <w:rPr>
+                <w:rFonts w:ascii="Times New Roman" w:hAnsi="Times New Roman"/>
+                <w:sz w:val="14"/>
+              </w:rPr>
+              <w:t>300 pitch texts</w:t>
+            </w:r>
+          </w:p>
+        </w:tc>
+        <w:tc>
+          <w:tcPr>
+            <w:tcW w:type="dxa" w:w="1170"/>
+            <w:tcMar>
+              <w:top w:w="40" w:type="dxa"/>
+              <w:bottom w:w="40" w:type="dxa"/>
+              <w:left w:w="50" w:type="dxa"/>
+              <w:right w:w="50" w:type="dxa"/>
+            </w:tcMar>
+          </w:tcPr>
+          <w:p>
+            <w:r>
+              <w:rPr>
+                <w:rFonts w:ascii="Times New Roman" w:hAnsi="Times New Roman"/>
+                <w:sz w:val="14"/>
+              </w:rPr>
+              <w:t>81.2% quality agreement</w:t>
+            </w:r>
+          </w:p>
+        </w:tc>
+        <w:tc>
+          <w:tcPr>
+            <w:tcW w:type="dxa" w:w="1170"/>
+            <w:tcMar>
+              <w:top w:w="40" w:type="dxa"/>
+              <w:bottom w:w="40" w:type="dxa"/>
+              <w:left w:w="50" w:type="dxa"/>
+              <w:right w:w="50" w:type="dxa"/>
+            </w:tcMar>
+          </w:tcPr>
+          <w:p>
+            <w:r>
+              <w:rPr>
+                <w:rFonts w:ascii="Times New Roman" w:hAnsi="Times New Roman"/>
+                <w:sz w:val="14"/>
+              </w:rPr>
+              <w:t>Heavy batch pipeline; identifies flaws but provides zero dynamic script rewrite.</w:t>
+            </w:r>
+          </w:p>
+        </w:tc>
+      </w:tr>
+      <w:tr>
+        <w:tc>
+          <w:tcPr>
+            <w:tcW w:type="dxa" w:w="1170"/>
+            <w:tcMar>
+              <w:top w:w="40" w:type="dxa"/>
+              <w:bottom w:w="40" w:type="dxa"/>
+              <w:left w:w="50" w:type="dxa"/>
+              <w:right w:w="50" w:type="dxa"/>
+            </w:tcMar>
+          </w:tcPr>
+          <w:p>
+            <w:r>
+              <w:rPr>
+                <w:rFonts w:ascii="Times New Roman" w:hAnsi="Times New Roman"/>
+                <w:sz w:val="14"/>
+              </w:rPr>
+              <w:t>5</w:t>
+            </w:r>
+          </w:p>
+        </w:tc>
+        <w:tc>
+          <w:tcPr>
+            <w:tcW w:type="dxa" w:w="1170"/>
+            <w:tcMar>
+              <w:top w:w="40" w:type="dxa"/>
+              <w:bottom w:w="40" w:type="dxa"/>
+              <w:left w:w="50" w:type="dxa"/>
+              <w:right w:w="50" w:type="dxa"/>
+            </w:tcMar>
+          </w:tcPr>
+          <w:p>
+            <w:r>
+              <w:rPr>
+                <w:rFonts w:ascii="Times New Roman" w:hAnsi="Times New Roman"/>
+                <w:sz w:val="14"/>
+              </w:rPr>
+              <w:t>[5]</w:t>
+            </w:r>
+          </w:p>
+        </w:tc>
+        <w:tc>
+          <w:tcPr>
+            <w:tcW w:type="dxa" w:w="1170"/>
+            <w:tcMar>
+              <w:top w:w="40" w:type="dxa"/>
+              <w:bottom w:w="40" w:type="dxa"/>
+              <w:left w:w="50" w:type="dxa"/>
+              <w:right w:w="50" w:type="dxa"/>
+            </w:tcMar>
+          </w:tcPr>
+          <w:p>
+            <w:r>
+              <w:rPr>
+                <w:rFonts w:ascii="Times New Roman" w:hAnsi="Times New Roman"/>
+                <w:sz w:val="14"/>
+              </w:rPr>
+              <w:t>Peldszus &amp; Stede (2013)</w:t>
+            </w:r>
+          </w:p>
+        </w:tc>
+        <w:tc>
+          <w:tcPr>
+            <w:tcW w:type="dxa" w:w="1170"/>
+            <w:tcMar>
+              <w:top w:w="40" w:type="dxa"/>
+              <w:bottom w:w="40" w:type="dxa"/>
+              <w:left w:w="50" w:type="dxa"/>
+              <w:right w:w="50" w:type="dxa"/>
+            </w:tcMar>
+          </w:tcPr>
+          <w:p>
+            <w:r>
+              <w:rPr>
+                <w:rFonts w:ascii="Times New Roman" w:hAnsi="Times New Roman"/>
+                <w:sz w:val="14"/>
+              </w:rPr>
+              <w:t>From Argument Diagrams to Mining</w:t>
+            </w:r>
+          </w:p>
+        </w:tc>
+        <w:tc>
+          <w:tcPr>
+            <w:tcW w:type="dxa" w:w="1170"/>
+            <w:tcMar>
+              <w:top w:w="40" w:type="dxa"/>
+              <w:bottom w:w="40" w:type="dxa"/>
+              <w:left w:w="50" w:type="dxa"/>
+              <w:right w:w="50" w:type="dxa"/>
+            </w:tcMar>
+          </w:tcPr>
+          <w:p>
+            <w:r>
+              <w:rPr>
+                <w:rFonts w:ascii="Times New Roman" w:hAnsi="Times New Roman"/>
+                <w:sz w:val="14"/>
+              </w:rPr>
+              <w:t>RST graph parsing</w:t>
+            </w:r>
+          </w:p>
+        </w:tc>
+        <w:tc>
+          <w:tcPr>
+            <w:tcW w:type="dxa" w:w="1170"/>
+            <w:tcMar>
+              <w:top w:w="40" w:type="dxa"/>
+              <w:bottom w:w="40" w:type="dxa"/>
+              <w:left w:w="50" w:type="dxa"/>
+              <w:right w:w="50" w:type="dxa"/>
+            </w:tcMar>
+          </w:tcPr>
+          <w:p>
+            <w:r>
+              <w:rPr>
+                <w:rFonts w:ascii="Times New Roman" w:hAnsi="Times New Roman"/>
+                <w:sz w:val="14"/>
+              </w:rPr>
+              <w:t>112 debate texts</w:t>
+            </w:r>
+          </w:p>
+        </w:tc>
+        <w:tc>
+          <w:tcPr>
+            <w:tcW w:type="dxa" w:w="1170"/>
+            <w:tcMar>
+              <w:top w:w="40" w:type="dxa"/>
+              <w:bottom w:w="40" w:type="dxa"/>
+              <w:left w:w="50" w:type="dxa"/>
+              <w:right w:w="50" w:type="dxa"/>
+            </w:tcMar>
+          </w:tcPr>
+          <w:p>
+            <w:r>
+              <w:rPr>
+                <w:rFonts w:ascii="Times New Roman" w:hAnsi="Times New Roman"/>
+                <w:sz w:val="14"/>
+              </w:rPr>
+              <w:t>71.5% graph accuracy</w:t>
+            </w:r>
+          </w:p>
+        </w:tc>
+        <w:tc>
+          <w:tcPr>
+            <w:tcW w:type="dxa" w:w="1170"/>
+            <w:tcMar>
+              <w:top w:w="40" w:type="dxa"/>
+              <w:bottom w:w="40" w:type="dxa"/>
+              <w:left w:w="50" w:type="dxa"/>
+              <w:right w:w="50" w:type="dxa"/>
+            </w:tcMar>
+          </w:tcPr>
+          <w:p>
+            <w:r>
+              <w:rPr>
+                <w:rFonts w:ascii="Times New Roman" w:hAnsi="Times New Roman"/>
+                <w:sz w:val="14"/>
+              </w:rPr>
+              <w:t>High failure rate on conversational pitches; too slow for real-time browser use.</w:t>
+            </w:r>
+          </w:p>
+        </w:tc>
+      </w:tr>
+      <w:tr>
+        <w:tc>
+          <w:tcPr>
+            <w:tcW w:type="dxa" w:w="1170"/>
+            <w:tcMar>
+              <w:top w:w="40" w:type="dxa"/>
+              <w:bottom w:w="40" w:type="dxa"/>
+              <w:left w:w="50" w:type="dxa"/>
+              <w:right w:w="50" w:type="dxa"/>
+            </w:tcMar>
+          </w:tcPr>
+          <w:p>
+            <w:r>
+              <w:rPr>
+                <w:rFonts w:ascii="Times New Roman" w:hAnsi="Times New Roman"/>
+                <w:sz w:val="14"/>
+              </w:rPr>
+              <w:t>6</w:t>
+            </w:r>
+          </w:p>
+        </w:tc>
+        <w:tc>
+          <w:tcPr>
+            <w:tcW w:type="dxa" w:w="1170"/>
+            <w:tcMar>
+              <w:top w:w="40" w:type="dxa"/>
+              <w:bottom w:w="40" w:type="dxa"/>
+              <w:left w:w="50" w:type="dxa"/>
+              <w:right w:w="50" w:type="dxa"/>
+            </w:tcMar>
+          </w:tcPr>
+          <w:p>
+            <w:r>
+              <w:rPr>
+                <w:rFonts w:ascii="Times New Roman" w:hAnsi="Times New Roman"/>
+                <w:sz w:val="14"/>
+              </w:rPr>
+              <w:t>[6]</w:t>
+            </w:r>
+          </w:p>
+        </w:tc>
+        <w:tc>
+          <w:tcPr>
+            <w:tcW w:type="dxa" w:w="1170"/>
+            <w:tcMar>
+              <w:top w:w="40" w:type="dxa"/>
+              <w:bottom w:w="40" w:type="dxa"/>
+              <w:left w:w="50" w:type="dxa"/>
+              <w:right w:w="50" w:type="dxa"/>
+            </w:tcMar>
+          </w:tcPr>
+          <w:p>
+            <w:r>
+              <w:rPr>
+                <w:rFonts w:ascii="Times New Roman" w:hAnsi="Times New Roman"/>
+                <w:sz w:val="14"/>
+              </w:rPr>
+              <w:t>Stab &amp; Gurevych (2014)</w:t>
+            </w:r>
+          </w:p>
+        </w:tc>
+        <w:tc>
+          <w:tcPr>
+            <w:tcW w:type="dxa" w:w="1170"/>
+            <w:tcMar>
+              <w:top w:w="40" w:type="dxa"/>
+              <w:bottom w:w="40" w:type="dxa"/>
+              <w:left w:w="50" w:type="dxa"/>
+              <w:right w:w="50" w:type="dxa"/>
+            </w:tcMar>
+          </w:tcPr>
+          <w:p>
+            <w:r>
+              <w:rPr>
+                <w:rFonts w:ascii="Times New Roman" w:hAnsi="Times New Roman"/>
+                <w:sz w:val="14"/>
+              </w:rPr>
+              <w:t>Annotating Argument Components</w:t>
+            </w:r>
+          </w:p>
+        </w:tc>
+        <w:tc>
+          <w:tcPr>
+            <w:tcW w:type="dxa" w:w="1170"/>
+            <w:tcMar>
+              <w:top w:w="40" w:type="dxa"/>
+              <w:bottom w:w="40" w:type="dxa"/>
+              <w:left w:w="50" w:type="dxa"/>
+              <w:right w:w="50" w:type="dxa"/>
+            </w:tcMar>
+          </w:tcPr>
+          <w:p>
+            <w:r>
+              <w:rPr>
+                <w:rFonts w:ascii="Times New Roman" w:hAnsi="Times New Roman"/>
+                <w:sz w:val="14"/>
+              </w:rPr>
+              <w:t>Supervised SVMs &amp; Structural Random Fields</w:t>
+            </w:r>
+          </w:p>
+        </w:tc>
+        <w:tc>
+          <w:tcPr>
+            <w:tcW w:type="dxa" w:w="1170"/>
+            <w:tcMar>
+              <w:top w:w="40" w:type="dxa"/>
+              <w:bottom w:w="40" w:type="dxa"/>
+              <w:left w:w="50" w:type="dxa"/>
+              <w:right w:w="50" w:type="dxa"/>
+            </w:tcMar>
+          </w:tcPr>
+          <w:p>
+            <w:r>
+              <w:rPr>
+                <w:rFonts w:ascii="Times New Roman" w:hAnsi="Times New Roman"/>
+                <w:sz w:val="14"/>
+              </w:rPr>
+              <w:t>402 essays</w:t>
+            </w:r>
+          </w:p>
+        </w:tc>
+        <w:tc>
+          <w:tcPr>
+            <w:tcW w:type="dxa" w:w="1170"/>
+            <w:tcMar>
+              <w:top w:w="40" w:type="dxa"/>
+              <w:bottom w:w="40" w:type="dxa"/>
+              <w:left w:w="50" w:type="dxa"/>
+              <w:right w:w="50" w:type="dxa"/>
+            </w:tcMar>
+          </w:tcPr>
+          <w:p>
+            <w:r>
+              <w:rPr>
+                <w:rFonts w:ascii="Times New Roman" w:hAnsi="Times New Roman"/>
+                <w:sz w:val="14"/>
+              </w:rPr>
+              <w:t>F1-Score: 0.77 on claims</w:t>
+            </w:r>
+          </w:p>
+        </w:tc>
+        <w:tc>
+          <w:tcPr>
+            <w:tcW w:type="dxa" w:w="1170"/>
+            <w:tcMar>
+              <w:top w:w="40" w:type="dxa"/>
+              <w:bottom w:w="40" w:type="dxa"/>
+              <w:left w:w="50" w:type="dxa"/>
+              <w:right w:w="50" w:type="dxa"/>
+            </w:tcMar>
+          </w:tcPr>
+          <w:p>
+            <w:r>
+              <w:rPr>
+                <w:rFonts w:ascii="Times New Roman" w:hAnsi="Times New Roman"/>
+                <w:sz w:val="14"/>
+              </w:rPr>
+              <w:t>Overfitted to academic essays; fails on commercial metrics like ARR, CAC, valuation.</w:t>
+            </w:r>
+          </w:p>
+        </w:tc>
+      </w:tr>
+      <w:tr>
+        <w:tc>
+          <w:tcPr>
+            <w:tcW w:type="dxa" w:w="1170"/>
+            <w:tcMar>
+              <w:top w:w="40" w:type="dxa"/>
+              <w:bottom w:w="40" w:type="dxa"/>
+              <w:left w:w="50" w:type="dxa"/>
+              <w:right w:w="50" w:type="dxa"/>
+            </w:tcMar>
+          </w:tcPr>
+          <w:p>
+            <w:r>
+              <w:rPr>
+                <w:rFonts w:ascii="Times New Roman" w:hAnsi="Times New Roman"/>
+                <w:sz w:val="14"/>
+              </w:rPr>
+              <w:t>7</w:t>
+            </w:r>
+          </w:p>
+        </w:tc>
+        <w:tc>
+          <w:tcPr>
+            <w:tcW w:type="dxa" w:w="1170"/>
+            <w:tcMar>
+              <w:top w:w="40" w:type="dxa"/>
+              <w:bottom w:w="40" w:type="dxa"/>
+              <w:left w:w="50" w:type="dxa"/>
+              <w:right w:w="50" w:type="dxa"/>
+            </w:tcMar>
+          </w:tcPr>
+          <w:p>
+            <w:r>
+              <w:rPr>
+                <w:rFonts w:ascii="Times New Roman" w:hAnsi="Times New Roman"/>
+                <w:sz w:val="14"/>
+              </w:rPr>
+              <w:t>[7]</w:t>
+            </w:r>
+          </w:p>
+        </w:tc>
+        <w:tc>
+          <w:tcPr>
+            <w:tcW w:type="dxa" w:w="1170"/>
+            <w:tcMar>
+              <w:top w:w="40" w:type="dxa"/>
+              <w:bottom w:w="40" w:type="dxa"/>
+              <w:left w:w="50" w:type="dxa"/>
+              <w:right w:w="50" w:type="dxa"/>
+            </w:tcMar>
+          </w:tcPr>
+          <w:p>
+            <w:r>
+              <w:rPr>
+                <w:rFonts w:ascii="Times New Roman" w:hAnsi="Times New Roman"/>
+                <w:sz w:val="14"/>
+              </w:rPr>
+              <w:t>Aamodt &amp; Plaza (1994)</w:t>
+            </w:r>
+          </w:p>
+        </w:tc>
+        <w:tc>
+          <w:tcPr>
+            <w:tcW w:type="dxa" w:w="1170"/>
+            <w:tcMar>
+              <w:top w:w="40" w:type="dxa"/>
+              <w:bottom w:w="40" w:type="dxa"/>
+              <w:left w:w="50" w:type="dxa"/>
+              <w:right w:w="50" w:type="dxa"/>
+            </w:tcMar>
+          </w:tcPr>
+          <w:p>
+            <w:r>
+              <w:rPr>
+                <w:rFonts w:ascii="Times New Roman" w:hAnsi="Times New Roman"/>
+                <w:sz w:val="14"/>
+              </w:rPr>
+              <w:t>Case-Based Reasoning Foundational Issues</w:t>
+            </w:r>
+          </w:p>
+        </w:tc>
+        <w:tc>
+          <w:tcPr>
+            <w:tcW w:type="dxa" w:w="1170"/>
+            <w:tcMar>
+              <w:top w:w="40" w:type="dxa"/>
+              <w:bottom w:w="40" w:type="dxa"/>
+              <w:left w:w="50" w:type="dxa"/>
+              <w:right w:w="50" w:type="dxa"/>
+            </w:tcMar>
+          </w:tcPr>
+          <w:p>
+            <w:r>
+              <w:rPr>
+                <w:rFonts w:ascii="Times New Roman" w:hAnsi="Times New Roman"/>
+                <w:sz w:val="14"/>
+              </w:rPr>
+              <w:t>4-stage CBR cycle (Retrieve, Reuse, Revise, Retain)</w:t>
+            </w:r>
+          </w:p>
+        </w:tc>
+        <w:tc>
+          <w:tcPr>
+            <w:tcW w:type="dxa" w:w="1170"/>
+            <w:tcMar>
+              <w:top w:w="40" w:type="dxa"/>
+              <w:bottom w:w="40" w:type="dxa"/>
+              <w:left w:w="50" w:type="dxa"/>
+              <w:right w:w="50" w:type="dxa"/>
+            </w:tcMar>
+          </w:tcPr>
+          <w:p>
+            <w:r>
+              <w:rPr>
+                <w:rFonts w:ascii="Times New Roman" w:hAnsi="Times New Roman"/>
+                <w:sz w:val="14"/>
+              </w:rPr>
+              <w:t>Benchmark cases</w:t>
+            </w:r>
+          </w:p>
+        </w:tc>
+        <w:tc>
+          <w:tcPr>
+            <w:tcW w:type="dxa" w:w="1170"/>
+            <w:tcMar>
+              <w:top w:w="40" w:type="dxa"/>
+              <w:bottom w:w="40" w:type="dxa"/>
+              <w:left w:w="50" w:type="dxa"/>
+              <w:right w:w="50" w:type="dxa"/>
+            </w:tcMar>
+          </w:tcPr>
+          <w:p>
+            <w:r>
+              <w:rPr>
+                <w:rFonts w:ascii="Times New Roman" w:hAnsi="Times New Roman"/>
+                <w:sz w:val="14"/>
+              </w:rPr>
+              <w:t>Cognitive modeling proof</w:t>
+            </w:r>
+          </w:p>
+        </w:tc>
+        <w:tc>
+          <w:tcPr>
+            <w:tcW w:type="dxa" w:w="1170"/>
+            <w:tcMar>
+              <w:top w:w="40" w:type="dxa"/>
+              <w:bottom w:w="40" w:type="dxa"/>
+              <w:left w:w="50" w:type="dxa"/>
+              <w:right w:w="50" w:type="dxa"/>
+            </w:tcMar>
+          </w:tcPr>
+          <w:p>
+            <w:r>
+              <w:rPr>
+                <w:rFonts w:ascii="Times New Roman" w:hAnsi="Times New Roman"/>
+                <w:sz w:val="14"/>
+              </w:rPr>
+              <w:t>Relied on manual ontologies; lacked lightweight web implementations.</w:t>
+            </w:r>
+          </w:p>
+        </w:tc>
+      </w:tr>
+      <w:tr>
+        <w:tc>
+          <w:tcPr>
+            <w:tcW w:type="dxa" w:w="1170"/>
+            <w:tcMar>
+              <w:top w:w="40" w:type="dxa"/>
+              <w:bottom w:w="40" w:type="dxa"/>
+              <w:left w:w="50" w:type="dxa"/>
+              <w:right w:w="50" w:type="dxa"/>
+            </w:tcMar>
+          </w:tcPr>
+          <w:p>
+            <w:r>
+              <w:rPr>
+                <w:rFonts w:ascii="Times New Roman" w:hAnsi="Times New Roman"/>
+                <w:sz w:val="14"/>
+              </w:rPr>
+              <w:t>8</w:t>
+            </w:r>
+          </w:p>
+        </w:tc>
+        <w:tc>
+          <w:tcPr>
+            <w:tcW w:type="dxa" w:w="1170"/>
+            <w:tcMar>
+              <w:top w:w="40" w:type="dxa"/>
+              <w:bottom w:w="40" w:type="dxa"/>
+              <w:left w:w="50" w:type="dxa"/>
+              <w:right w:w="50" w:type="dxa"/>
+            </w:tcMar>
+          </w:tcPr>
+          <w:p>
+            <w:r>
+              <w:rPr>
+                <w:rFonts w:ascii="Times New Roman" w:hAnsi="Times New Roman"/>
+                <w:sz w:val="14"/>
+              </w:rPr>
+              <w:t>[8]</w:t>
+            </w:r>
+          </w:p>
+        </w:tc>
+        <w:tc>
+          <w:tcPr>
+            <w:tcW w:type="dxa" w:w="1170"/>
+            <w:tcMar>
+              <w:top w:w="40" w:type="dxa"/>
+              <w:bottom w:w="40" w:type="dxa"/>
+              <w:left w:w="50" w:type="dxa"/>
+              <w:right w:w="50" w:type="dxa"/>
+            </w:tcMar>
+          </w:tcPr>
+          <w:p>
+            <w:r>
+              <w:rPr>
+                <w:rFonts w:ascii="Times New Roman" w:hAnsi="Times New Roman"/>
+                <w:sz w:val="14"/>
               </w:rPr>
               <w:t>Lewis et al. (2020)</w:t>
             </w:r>
@@ -661,121 +1842,101 @@
         </w:tc>
         <w:tc>
           <w:tcPr>
-            <w:tcW w:type="dxa" w:w="1242"/>
+            <w:tcW w:type="dxa" w:w="1170"/>
             <w:tcMar>
               <w:top w:w="40" w:type="dxa"/>
               <w:bottom w:w="40" w:type="dxa"/>
-              <w:left w:w="60" w:type="dxa"/>
-              <w:right w:w="60" w:type="dxa"/>
+              <w:left w:w="50" w:type="dxa"/>
+              <w:right w:w="50" w:type="dxa"/>
             </w:tcMar>
           </w:tcPr>
           <w:p>
             <w:r>
               <w:rPr>
-                <w:rFonts w:ascii="Arial" w:hAnsi="Arial"/>
-                <w:sz w:val="13"/>
+                <w:rFonts w:ascii="Times New Roman" w:hAnsi="Times New Roman"/>
+                <w:sz w:val="14"/>
               </w:rPr>
-              <w:t>Multimodal Automated Coaching (IEEE TLT)</w:t>
+              <w:t>Retrieval-Augmented Generation for NLP</w:t>
             </w:r>
           </w:p>
         </w:tc>
         <w:tc>
           <w:tcPr>
-            <w:tcW w:type="dxa" w:w="1242"/>
+            <w:tcW w:type="dxa" w:w="1170"/>
             <w:tcMar>
               <w:top w:w="40" w:type="dxa"/>
               <w:bottom w:w="40" w:type="dxa"/>
-              <w:left w:w="60" w:type="dxa"/>
-              <w:right w:w="60" w:type="dxa"/>
+              <w:left w:w="50" w:type="dxa"/>
+              <w:right w:w="50" w:type="dxa"/>
             </w:tcMar>
           </w:tcPr>
           <w:p>
             <w:r>
               <w:rPr>
-                <w:rFonts w:ascii="Arial" w:hAnsi="Arial"/>
-                <w:sz w:val="13"/>
+                <w:rFonts w:ascii="Times New Roman" w:hAnsi="Times New Roman"/>
+                <w:sz w:val="14"/>
               </w:rPr>
-              <w:t>Acoustic Prosody</w:t>
+              <w:t>Dense passage retrieval (DPR) + BART generator</w:t>
             </w:r>
           </w:p>
         </w:tc>
         <w:tc>
           <w:tcPr>
-            <w:tcW w:type="dxa" w:w="1242"/>
+            <w:tcW w:type="dxa" w:w="1170"/>
             <w:tcMar>
               <w:top w:w="40" w:type="dxa"/>
               <w:bottom w:w="40" w:type="dxa"/>
-              <w:left w:w="60" w:type="dxa"/>
-              <w:right w:w="60" w:type="dxa"/>
+              <w:left w:w="50" w:type="dxa"/>
+              <w:right w:w="50" w:type="dxa"/>
             </w:tcMar>
           </w:tcPr>
           <w:p>
             <w:r>
               <w:rPr>
-                <w:rFonts w:ascii="Arial" w:hAnsi="Arial"/>
-                <w:sz w:val="13"/>
+                <w:rFonts w:ascii="Times New Roman" w:hAnsi="Times New Roman"/>
+                <w:sz w:val="14"/>
               </w:rPr>
-              <w:t>Audio signal processing, cadence, pitch modulation</w:t>
+              <w:t>Wikipedia QA</w:t>
             </w:r>
           </w:p>
         </w:tc>
         <w:tc>
           <w:tcPr>
-            <w:tcW w:type="dxa" w:w="1242"/>
+            <w:tcW w:type="dxa" w:w="1170"/>
             <w:tcMar>
               <w:top w:w="40" w:type="dxa"/>
               <w:bottom w:w="40" w:type="dxa"/>
-              <w:left w:w="60" w:type="dxa"/>
-              <w:right w:w="60" w:type="dxa"/>
+              <w:left w:w="50" w:type="dxa"/>
+              <w:right w:w="50" w:type="dxa"/>
             </w:tcMar>
           </w:tcPr>
           <w:p>
             <w:r>
               <w:rPr>
-                <w:rFonts w:ascii="Arial" w:hAnsi="Arial"/>
-                <w:sz w:val="13"/>
+                <w:rFonts w:ascii="Times New Roman" w:hAnsi="Times New Roman"/>
+                <w:sz w:val="14"/>
               </w:rPr>
-              <w:t>Real-time pacing cues; boosts confidence by 35%</w:t>
+              <w:t>60%+ hallucination drop</w:t>
             </w:r>
           </w:p>
         </w:tc>
         <w:tc>
           <w:tcPr>
-            <w:tcW w:type="dxa" w:w="1242"/>
+            <w:tcW w:type="dxa" w:w="1170"/>
             <w:tcMar>
               <w:top w:w="40" w:type="dxa"/>
               <w:bottom w:w="40" w:type="dxa"/>
-              <w:left w:w="60" w:type="dxa"/>
-              <w:right w:w="60" w:type="dxa"/>
+              <w:left w:w="50" w:type="dxa"/>
+              <w:right w:w="50" w:type="dxa"/>
             </w:tcMar>
           </w:tcPr>
           <w:p>
             <w:r>
               <w:rPr>
-                <w:rFonts w:ascii="Arial" w:hAnsi="Arial"/>
-                <w:sz w:val="13"/>
+                <w:rFonts w:ascii="Times New Roman" w:hAnsi="Times New Roman"/>
+                <w:sz w:val="14"/>
               </w:rPr>
-              <w:t>Ignores what speaker says; content-blind</w:t>
-            </w:r>
-          </w:p>
-        </w:tc>
-        <w:tc>
-          <w:tcPr>
-            <w:tcW w:type="dxa" w:w="1242"/>
-            <w:tcMar>
-              <w:top w:w="40" w:type="dxa"/>
-              <w:bottom w:w="40" w:type="dxa"/>
-              <w:left w:w="60" w:type="dxa"/>
-              <w:right w:w="60" w:type="dxa"/>
-            </w:tcMar>
-          </w:tcPr>
-          <w:p>
-            <w:r>
-              <w:rPr>
-                <w:rFonts w:ascii="Arial" w:hAnsi="Arial"/>
-                <w:sz w:val="13"/>
-              </w:rPr>
-              <w:t>Evaluates content: hook brevity, problem clarity, metrics, asks</w:t>
+              <w:t>Requires multi-GB vector databases and cloud GPUs; expensive to deploy.</w:t>
             </w:r>
           </w:p>
         </w:tc>
@@ -783,161 +1944,161 @@
       <w:tr>
         <w:tc>
           <w:tcPr>
-            <w:tcW w:type="dxa" w:w="1242"/>
+            <w:tcW w:type="dxa" w:w="1170"/>
             <w:tcMar>
               <w:top w:w="40" w:type="dxa"/>
               <w:bottom w:w="40" w:type="dxa"/>
-              <w:left w:w="60" w:type="dxa"/>
-              <w:right w:w="60" w:type="dxa"/>
+              <w:left w:w="50" w:type="dxa"/>
+              <w:right w:w="50" w:type="dxa"/>
             </w:tcMar>
           </w:tcPr>
           <w:p>
             <w:r>
               <w:rPr>
-                <w:rFonts w:ascii="Arial" w:hAnsi="Arial"/>
-                <w:sz w:val="13"/>
+                <w:rFonts w:ascii="Times New Roman" w:hAnsi="Times New Roman"/>
+                <w:sz w:val="14"/>
               </w:rPr>
-              <w:t>[2]</w:t>
+              <w:t>9</w:t>
             </w:r>
           </w:p>
         </w:tc>
         <w:tc>
           <w:tcPr>
-            <w:tcW w:type="dxa" w:w="1242"/>
+            <w:tcW w:type="dxa" w:w="1170"/>
             <w:tcMar>
               <w:top w:w="40" w:type="dxa"/>
               <w:bottom w:w="40" w:type="dxa"/>
-              <w:left w:w="60" w:type="dxa"/>
-              <w:right w:w="60" w:type="dxa"/>
+              <w:left w:w="50" w:type="dxa"/>
+              <w:right w:w="50" w:type="dxa"/>
             </w:tcMar>
           </w:tcPr>
           <w:p>
             <w:r>
               <w:rPr>
-                <w:rFonts w:ascii="Arial" w:hAnsi="Arial"/>
-                <w:sz w:val="13"/>
+                <w:rFonts w:ascii="Times New Roman" w:hAnsi="Times New Roman"/>
+                <w:sz w:val="14"/>
               </w:rPr>
-              <w:t>Machalek et al. (2021)</w:t>
+              <w:t>[9]</w:t>
             </w:r>
           </w:p>
         </w:tc>
         <w:tc>
           <w:tcPr>
-            <w:tcW w:type="dxa" w:w="1242"/>
+            <w:tcW w:type="dxa" w:w="1170"/>
             <w:tcMar>
               <w:top w:w="40" w:type="dxa"/>
               <w:bottom w:w="40" w:type="dxa"/>
-              <w:left w:w="60" w:type="dxa"/>
-              <w:right w:w="60" w:type="dxa"/>
+              <w:left w:w="50" w:type="dxa"/>
+              <w:right w:w="50" w:type="dxa"/>
             </w:tcMar>
           </w:tcPr>
           <w:p>
             <w:r>
               <w:rPr>
-                <w:rFonts w:ascii="Arial" w:hAnsi="Arial"/>
-                <w:sz w:val="13"/>
+                <w:rFonts w:ascii="Times New Roman" w:hAnsi="Times New Roman"/>
+                <w:sz w:val="14"/>
               </w:rPr>
-              <w:t>Real-Time Multimodal Speech Analytics (IEEE ICALT)</w:t>
+              <w:t>Warschauer &amp; Ware (2006)</w:t>
             </w:r>
           </w:p>
         </w:tc>
         <w:tc>
           <w:tcPr>
-            <w:tcW w:type="dxa" w:w="1242"/>
+            <w:tcW w:type="dxa" w:w="1170"/>
             <w:tcMar>
               <w:top w:w="40" w:type="dxa"/>
               <w:bottom w:w="40" w:type="dxa"/>
-              <w:left w:w="60" w:type="dxa"/>
-              <w:right w:w="60" w:type="dxa"/>
+              <w:left w:w="50" w:type="dxa"/>
+              <w:right w:w="50" w:type="dxa"/>
             </w:tcMar>
           </w:tcPr>
           <w:p>
             <w:r>
               <w:rPr>
-                <w:rFonts w:ascii="Arial" w:hAnsi="Arial"/>
-                <w:sz w:val="13"/>
+                <w:rFonts w:ascii="Times New Roman" w:hAnsi="Times New Roman"/>
+                <w:sz w:val="14"/>
               </w:rPr>
-              <w:t>Multimodal Coaching</w:t>
+              <w:t>Automated Writing Evaluation in Education</w:t>
             </w:r>
           </w:p>
         </w:tc>
         <w:tc>
           <w:tcPr>
-            <w:tcW w:type="dxa" w:w="1242"/>
+            <w:tcW w:type="dxa" w:w="1170"/>
             <w:tcMar>
               <w:top w:w="40" w:type="dxa"/>
               <w:bottom w:w="40" w:type="dxa"/>
-              <w:left w:w="60" w:type="dxa"/>
-              <w:right w:w="60" w:type="dxa"/>
+              <w:left w:w="50" w:type="dxa"/>
+              <w:right w:w="50" w:type="dxa"/>
             </w:tcMar>
           </w:tcPr>
           <w:p>
             <w:r>
               <w:rPr>
-                <w:rFonts w:ascii="Arial" w:hAnsi="Arial"/>
-                <w:sz w:val="13"/>
+                <w:rFonts w:ascii="Times New Roman" w:hAnsi="Times New Roman"/>
+                <w:sz w:val="14"/>
               </w:rPr>
-              <w:t>Computer vision eye gaze + audio prosody in VR</w:t>
+              <w:t>Formative vs summative diagnostic feedback</w:t>
             </w:r>
           </w:p>
         </w:tc>
         <w:tc>
           <w:tcPr>
-            <w:tcW w:type="dxa" w:w="1242"/>
+            <w:tcW w:type="dxa" w:w="1170"/>
             <w:tcMar>
               <w:top w:w="40" w:type="dxa"/>
               <w:bottom w:w="40" w:type="dxa"/>
-              <w:left w:w="60" w:type="dxa"/>
-              <w:right w:w="60" w:type="dxa"/>
+              <w:left w:w="50" w:type="dxa"/>
+              <w:right w:w="50" w:type="dxa"/>
             </w:tcMar>
           </w:tcPr>
           <w:p>
             <w:r>
               <w:rPr>
-                <w:rFonts w:ascii="Arial" w:hAnsi="Arial"/>
-                <w:sz w:val="13"/>
+                <w:rFonts w:ascii="Times New Roman" w:hAnsi="Times New Roman"/>
+                <w:sz w:val="14"/>
               </w:rPr>
-              <w:t>Effective physical delivery and eye-contact tracking</w:t>
+              <w:t>500+ tasks</w:t>
             </w:r>
           </w:p>
         </w:tc>
         <w:tc>
           <w:tcPr>
-            <w:tcW w:type="dxa" w:w="1242"/>
+            <w:tcW w:type="dxa" w:w="1170"/>
             <w:tcMar>
               <w:top w:w="40" w:type="dxa"/>
               <w:bottom w:w="40" w:type="dxa"/>
-              <w:left w:w="60" w:type="dxa"/>
-              <w:right w:w="60" w:type="dxa"/>
+              <w:left w:w="50" w:type="dxa"/>
+              <w:right w:w="50" w:type="dxa"/>
             </w:tcMar>
           </w:tcPr>
           <w:p>
             <w:r>
               <w:rPr>
-                <w:rFonts w:ascii="Arial" w:hAnsi="Arial"/>
-                <w:sz w:val="13"/>
+                <w:rFonts w:ascii="Times New Roman" w:hAnsi="Times New Roman"/>
+                <w:sz w:val="14"/>
               </w:rPr>
-              <w:t>Requires camera/mic; ignores business logic</w:t>
+              <w:t>42% higher revision gain</w:t>
             </w:r>
           </w:p>
         </w:tc>
         <w:tc>
           <w:tcPr>
-            <w:tcW w:type="dxa" w:w="1242"/>
+            <w:tcW w:type="dxa" w:w="1170"/>
             <w:tcMar>
               <w:top w:w="40" w:type="dxa"/>
               <w:bottom w:w="40" w:type="dxa"/>
-              <w:left w:w="60" w:type="dxa"/>
-              <w:right w:w="60" w:type="dxa"/>
+              <w:left w:w="50" w:type="dxa"/>
+              <w:right w:w="50" w:type="dxa"/>
             </w:tcMar>
           </w:tcPr>
           <w:p>
             <w:r>
               <w:rPr>
-                <w:rFonts w:ascii="Arial" w:hAnsi="Arial"/>
-                <w:sz w:val="13"/>
+                <w:rFonts w:ascii="Times New Roman" w:hAnsi="Times New Roman"/>
+                <w:sz w:val="14"/>
               </w:rPr>
-              <w:t>Text-first diagnostic requiring zero special hardware</w:t>
+              <w:t>Focused on generic school grammar, not commercial persuasion or sales enablement.</w:t>
             </w:r>
           </w:p>
         </w:tc>
@@ -945,161 +2106,161 @@
       <w:tr>
         <w:tc>
           <w:tcPr>
-            <w:tcW w:type="dxa" w:w="1242"/>
+            <w:tcW w:type="dxa" w:w="1170"/>
             <w:tcMar>
               <w:top w:w="40" w:type="dxa"/>
               <w:bottom w:w="40" w:type="dxa"/>
-              <w:left w:w="60" w:type="dxa"/>
-              <w:right w:w="60" w:type="dxa"/>
+              <w:left w:w="50" w:type="dxa"/>
+              <w:right w:w="50" w:type="dxa"/>
             </w:tcMar>
           </w:tcPr>
           <w:p>
             <w:r>
               <w:rPr>
-                <w:rFonts w:ascii="Arial" w:hAnsi="Arial"/>
-                <w:sz w:val="13"/>
+                <w:rFonts w:ascii="Times New Roman" w:hAnsi="Times New Roman"/>
+                <w:sz w:val="14"/>
               </w:rPr>
-              <w:t>[3]</w:t>
+              <w:t>10</w:t>
             </w:r>
           </w:p>
         </w:tc>
         <w:tc>
           <w:tcPr>
-            <w:tcW w:type="dxa" w:w="1242"/>
+            <w:tcW w:type="dxa" w:w="1170"/>
             <w:tcMar>
               <w:top w:w="40" w:type="dxa"/>
               <w:bottom w:w="40" w:type="dxa"/>
-              <w:left w:w="60" w:type="dxa"/>
-              <w:right w:w="60" w:type="dxa"/>
+              <w:left w:w="50" w:type="dxa"/>
+              <w:right w:w="50" w:type="dxa"/>
             </w:tcMar>
           </w:tcPr>
           <w:p>
             <w:r>
               <w:rPr>
-                <w:rFonts w:ascii="Arial" w:hAnsi="Arial"/>
-                <w:sz w:val="13"/>
+                <w:rFonts w:ascii="Times New Roman" w:hAnsi="Times New Roman"/>
+                <w:sz w:val="14"/>
               </w:rPr>
-              <w:t>Kurihara et al. (2017)</w:t>
+              <w:t>[10]</w:t>
             </w:r>
           </w:p>
         </w:tc>
         <w:tc>
           <w:tcPr>
-            <w:tcW w:type="dxa" w:w="1242"/>
+            <w:tcW w:type="dxa" w:w="1170"/>
             <w:tcMar>
               <w:top w:w="40" w:type="dxa"/>
               <w:bottom w:w="40" w:type="dxa"/>
-              <w:left w:w="60" w:type="dxa"/>
-              <w:right w:w="60" w:type="dxa"/>
+              <w:left w:w="50" w:type="dxa"/>
+              <w:right w:w="50" w:type="dxa"/>
             </w:tcMar>
           </w:tcPr>
           <w:p>
             <w:r>
               <w:rPr>
-                <w:rFonts w:ascii="Arial" w:hAnsi="Arial"/>
-                <w:sz w:val="13"/>
+                <w:rFonts w:ascii="Times New Roman" w:hAnsi="Times New Roman"/>
+                <w:sz w:val="14"/>
               </w:rPr>
-              <w:t>Speech Lexical Density Modeling (INTERSPEECH)</w:t>
+              <w:t>Reiter &amp; Dale (2000)</w:t>
             </w:r>
           </w:p>
         </w:tc>
         <w:tc>
           <w:tcPr>
-            <w:tcW w:type="dxa" w:w="1242"/>
+            <w:tcW w:type="dxa" w:w="1170"/>
             <w:tcMar>
               <w:top w:w="40" w:type="dxa"/>
               <w:bottom w:w="40" w:type="dxa"/>
-              <w:left w:w="60" w:type="dxa"/>
-              <w:right w:w="60" w:type="dxa"/>
+              <w:left w:w="50" w:type="dxa"/>
+              <w:right w:w="50" w:type="dxa"/>
             </w:tcMar>
           </w:tcPr>
           <w:p>
             <w:r>
               <w:rPr>
-                <w:rFonts w:ascii="Arial" w:hAnsi="Arial"/>
-                <w:sz w:val="13"/>
+                <w:rFonts w:ascii="Times New Roman" w:hAnsi="Times New Roman"/>
+                <w:sz w:val="14"/>
               </w:rPr>
-              <w:t>Lexical Analysis</w:t>
+              <w:t>Building Natural Language Generation Systems</w:t>
             </w:r>
           </w:p>
         </w:tc>
         <w:tc>
           <w:tcPr>
-            <w:tcW w:type="dxa" w:w="1242"/>
+            <w:tcW w:type="dxa" w:w="1170"/>
             <w:tcMar>
               <w:top w:w="40" w:type="dxa"/>
               <w:bottom w:w="40" w:type="dxa"/>
-              <w:left w:w="60" w:type="dxa"/>
-              <w:right w:w="60" w:type="dxa"/>
+              <w:left w:w="50" w:type="dxa"/>
+              <w:right w:w="50" w:type="dxa"/>
             </w:tcMar>
           </w:tcPr>
           <w:p>
             <w:r>
               <w:rPr>
-                <w:rFonts w:ascii="Arial" w:hAnsi="Arial"/>
-                <w:sz w:val="13"/>
+                <w:rFonts w:ascii="Times New Roman" w:hAnsi="Times New Roman"/>
+                <w:sz w:val="14"/>
               </w:rPr>
-              <w:t>Bag-of-words (BoW) &amp; TF-IDF keyword counting</w:t>
+              <w:t>NLG pipeline: Planning, microplanning, realization</w:t>
             </w:r>
           </w:p>
         </w:tc>
         <w:tc>
           <w:tcPr>
-            <w:tcW w:type="dxa" w:w="1242"/>
+            <w:tcW w:type="dxa" w:w="1170"/>
             <w:tcMar>
               <w:top w:w="40" w:type="dxa"/>
               <w:bottom w:w="40" w:type="dxa"/>
-              <w:left w:w="60" w:type="dxa"/>
-              <w:right w:w="60" w:type="dxa"/>
+              <w:left w:w="50" w:type="dxa"/>
+              <w:right w:w="50" w:type="dxa"/>
             </w:tcMar>
           </w:tcPr>
           <w:p>
             <w:r>
               <w:rPr>
-                <w:rFonts w:ascii="Arial" w:hAnsi="Arial"/>
-                <w:sz w:val="13"/>
+                <w:rFonts w:ascii="Times New Roman" w:hAnsi="Times New Roman"/>
+                <w:sz w:val="14"/>
               </w:rPr>
-              <w:t>Fast computation; tracks vocabulary density</w:t>
+              <w:t>Report templates</w:t>
             </w:r>
           </w:p>
         </w:tc>
         <w:tc>
           <w:tcPr>
-            <w:tcW w:type="dxa" w:w="1242"/>
+            <w:tcW w:type="dxa" w:w="1170"/>
             <w:tcMar>
               <w:top w:w="40" w:type="dxa"/>
               <w:bottom w:w="40" w:type="dxa"/>
-              <w:left w:w="60" w:type="dxa"/>
-              <w:right w:w="60" w:type="dxa"/>
+              <w:left w:w="50" w:type="dxa"/>
+              <w:right w:w="50" w:type="dxa"/>
             </w:tcMar>
           </w:tcPr>
           <w:p>
             <w:r>
               <w:rPr>
-                <w:rFonts w:ascii="Arial" w:hAnsi="Arial"/>
-                <w:sz w:val="13"/>
+                <w:rFonts w:ascii="Times New Roman" w:hAnsi="Times New Roman"/>
+                <w:sz w:val="14"/>
               </w:rPr>
-              <w:t>Misses narrative sequence and calls-to-action</w:t>
+              <w:t>100% factual determinism</w:t>
             </w:r>
           </w:p>
         </w:tc>
         <w:tc>
           <w:tcPr>
-            <w:tcW w:type="dxa" w:w="1242"/>
+            <w:tcW w:type="dxa" w:w="1170"/>
             <w:tcMar>
               <w:top w:w="40" w:type="dxa"/>
               <w:bottom w:w="40" w:type="dxa"/>
-              <w:left w:w="60" w:type="dxa"/>
-              <w:right w:w="60" w:type="dxa"/>
+              <w:left w:w="50" w:type="dxa"/>
+              <w:right w:w="50" w:type="dxa"/>
             </w:tcMar>
           </w:tcPr>
           <w:p>
             <w:r>
               <w:rPr>
-                <w:rFonts w:ascii="Arial" w:hAnsi="Arial"/>
-                <w:sz w:val="13"/>
+                <w:rFonts w:ascii="Times New Roman" w:hAnsi="Times New Roman"/>
+                <w:sz w:val="14"/>
               </w:rPr>
-              <w:t>Deterministic state machine verifying 6 rhetorical milestones</w:t>
+              <w:t>Template systems can feel rigid if slot extractors lack domain entity detection.</w:t>
             </w:r>
           </w:p>
         </w:tc>
@@ -1107,161 +2268,161 @@
       <w:tr>
         <w:tc>
           <w:tcPr>
-            <w:tcW w:type="dxa" w:w="1242"/>
+            <w:tcW w:type="dxa" w:w="1170"/>
             <w:tcMar>
               <w:top w:w="40" w:type="dxa"/>
               <w:bottom w:w="40" w:type="dxa"/>
-              <w:left w:w="60" w:type="dxa"/>
-              <w:right w:w="60" w:type="dxa"/>
+              <w:left w:w="50" w:type="dxa"/>
+              <w:right w:w="50" w:type="dxa"/>
             </w:tcMar>
           </w:tcPr>
           <w:p>
             <w:r>
               <w:rPr>
-                <w:rFonts w:ascii="Arial" w:hAnsi="Arial"/>
-                <w:sz w:val="13"/>
+                <w:rFonts w:ascii="Times New Roman" w:hAnsi="Times New Roman"/>
+                <w:sz w:val="14"/>
               </w:rPr>
-              <w:t>[4]</w:t>
+              <w:t>11</w:t>
             </w:r>
           </w:p>
         </w:tc>
         <w:tc>
           <w:tcPr>
-            <w:tcW w:type="dxa" w:w="1242"/>
+            <w:tcW w:type="dxa" w:w="1170"/>
             <w:tcMar>
               <w:top w:w="40" w:type="dxa"/>
               <w:bottom w:w="40" w:type="dxa"/>
-              <w:left w:w="60" w:type="dxa"/>
-              <w:right w:w="60" w:type="dxa"/>
+              <w:left w:w="50" w:type="dxa"/>
+              <w:right w:w="50" w:type="dxa"/>
             </w:tcMar>
           </w:tcPr>
           <w:p>
             <w:r>
               <w:rPr>
-                <w:rFonts w:ascii="Arial" w:hAnsi="Arial"/>
-                <w:sz w:val="13"/>
+                <w:rFonts w:ascii="Times New Roman" w:hAnsi="Times New Roman"/>
+                <w:sz w:val="14"/>
               </w:rPr>
-              <w:t>Wachsmuth et al. (2017)</w:t>
+              <w:t>[11]</w:t>
             </w:r>
           </w:p>
         </w:tc>
         <w:tc>
           <w:tcPr>
-            <w:tcW w:type="dxa" w:w="1242"/>
+            <w:tcW w:type="dxa" w:w="1170"/>
             <w:tcMar>
               <w:top w:w="40" w:type="dxa"/>
               <w:bottom w:w="40" w:type="dxa"/>
-              <w:left w:w="60" w:type="dxa"/>
-              <w:right w:w="60" w:type="dxa"/>
+              <w:left w:w="50" w:type="dxa"/>
+              <w:right w:w="50" w:type="dxa"/>
             </w:tcMar>
           </w:tcPr>
           <w:p>
             <w:r>
               <w:rPr>
-                <w:rFonts w:ascii="Arial" w:hAnsi="Arial"/>
-                <w:sz w:val="13"/>
+                <w:rFonts w:ascii="Times New Roman" w:hAnsi="Times New Roman"/>
+                <w:sz w:val="14"/>
               </w:rPr>
-              <w:t>Computational Argumentation Quality (EACL)</w:t>
+              <w:t>Sharma et al. (2023)</w:t>
             </w:r>
           </w:p>
         </w:tc>
         <w:tc>
           <w:tcPr>
-            <w:tcW w:type="dxa" w:w="1242"/>
+            <w:tcW w:type="dxa" w:w="1170"/>
             <w:tcMar>
               <w:top w:w="40" w:type="dxa"/>
               <w:bottom w:w="40" w:type="dxa"/>
-              <w:left w:w="60" w:type="dxa"/>
-              <w:right w:w="60" w:type="dxa"/>
+              <w:left w:w="50" w:type="dxa"/>
+              <w:right w:w="50" w:type="dxa"/>
             </w:tcMar>
           </w:tcPr>
           <w:p>
             <w:r>
               <w:rPr>
-                <w:rFonts w:ascii="Arial" w:hAnsi="Arial"/>
-                <w:sz w:val="13"/>
+                <w:rFonts w:ascii="Times New Roman" w:hAnsi="Times New Roman"/>
+                <w:sz w:val="14"/>
               </w:rPr>
-              <w:t>Argument Mining</w:t>
+              <w:t>Understanding Sycophancy in LLMs</w:t>
             </w:r>
           </w:p>
         </w:tc>
         <w:tc>
           <w:tcPr>
-            <w:tcW w:type="dxa" w:w="1242"/>
+            <w:tcW w:type="dxa" w:w="1170"/>
             <w:tcMar>
               <w:top w:w="40" w:type="dxa"/>
               <w:bottom w:w="40" w:type="dxa"/>
-              <w:left w:w="60" w:type="dxa"/>
-              <w:right w:w="60" w:type="dxa"/>
+              <w:left w:w="50" w:type="dxa"/>
+              <w:right w:w="50" w:type="dxa"/>
             </w:tcMar>
           </w:tcPr>
           <w:p>
             <w:r>
               <w:rPr>
-                <w:rFonts w:ascii="Arial" w:hAnsi="Arial"/>
-                <w:sz w:val="13"/>
+                <w:rFonts w:ascii="Times New Roman" w:hAnsi="Times New Roman"/>
+                <w:sz w:val="14"/>
               </w:rPr>
-              <w:t>Feature-based classification (claims, premises)</w:t>
+              <w:t>Behavioral prompt testing of RLHF models</w:t>
             </w:r>
           </w:p>
         </w:tc>
         <w:tc>
           <w:tcPr>
-            <w:tcW w:type="dxa" w:w="1242"/>
+            <w:tcW w:type="dxa" w:w="1170"/>
             <w:tcMar>
               <w:top w:w="40" w:type="dxa"/>
               <w:bottom w:w="40" w:type="dxa"/>
-              <w:left w:w="60" w:type="dxa"/>
-              <w:right w:w="60" w:type="dxa"/>
+              <w:left w:w="50" w:type="dxa"/>
+              <w:right w:w="50" w:type="dxa"/>
             </w:tcMar>
           </w:tcPr>
           <w:p>
             <w:r>
               <w:rPr>
-                <w:rFonts w:ascii="Arial" w:hAnsi="Arial"/>
-                <w:sz w:val="13"/>
+                <w:rFonts w:ascii="Times New Roman" w:hAnsi="Times New Roman"/>
+                <w:sz w:val="14"/>
               </w:rPr>
-              <w:t>Taxonomy of logical, rhetorical, dialectical quality</w:t>
+              <w:t>Diverse prompts</w:t>
             </w:r>
           </w:p>
         </w:tc>
         <w:tc>
           <w:tcPr>
-            <w:tcW w:type="dxa" w:w="1242"/>
+            <w:tcW w:type="dxa" w:w="1170"/>
             <w:tcMar>
               <w:top w:w="40" w:type="dxa"/>
               <w:bottom w:w="40" w:type="dxa"/>
-              <w:left w:w="60" w:type="dxa"/>
-              <w:right w:w="60" w:type="dxa"/>
+              <w:left w:w="50" w:type="dxa"/>
+              <w:right w:w="50" w:type="dxa"/>
             </w:tcMar>
           </w:tcPr>
           <w:p>
             <w:r>
               <w:rPr>
-                <w:rFonts w:ascii="Arial" w:hAnsi="Arial"/>
-                <w:sz w:val="13"/>
+                <w:rFonts w:ascii="Times New Roman" w:hAnsi="Times New Roman"/>
+                <w:sz w:val="14"/>
               </w:rPr>
-              <w:t>Heavy batch pipeline; zero dynamic script rewrite</w:t>
+              <w:t>Quantified sycophancy</w:t>
             </w:r>
           </w:p>
         </w:tc>
         <w:tc>
           <w:tcPr>
-            <w:tcW w:type="dxa" w:w="1242"/>
+            <w:tcW w:type="dxa" w:w="1170"/>
             <w:tcMar>
               <w:top w:w="40" w:type="dxa"/>
               <w:bottom w:w="40" w:type="dxa"/>
-              <w:left w:w="60" w:type="dxa"/>
-              <w:right w:w="60" w:type="dxa"/>
+              <w:left w:w="50" w:type="dxa"/>
+              <w:right w:w="50" w:type="dxa"/>
             </w:tcMar>
           </w:tcPr>
           <w:p>
             <w:r>
               <w:rPr>
-                <w:rFonts w:ascii="Arial" w:hAnsi="Arial"/>
-                <w:sz w:val="13"/>
+                <w:rFonts w:ascii="Times New Roman" w:hAnsi="Times New Roman"/>
+                <w:sz w:val="14"/>
               </w:rPr>
-              <w:t>Real-time 6-axis scoring with instantaneous dynamic rewrite</w:t>
+              <w:t>Proved LLMs flatter users, making them unfit for candid pitch critiques.</w:t>
             </w:r>
           </w:p>
         </w:tc>
@@ -1269,1153 +2430,39 @@
       <w:tr>
         <w:tc>
           <w:tcPr>
-            <w:tcW w:type="dxa" w:w="1242"/>
+            <w:tcW w:type="dxa" w:w="1170"/>
             <w:tcMar>
               <w:top w:w="40" w:type="dxa"/>
               <w:bottom w:w="40" w:type="dxa"/>
-              <w:left w:w="60" w:type="dxa"/>
-              <w:right w:w="60" w:type="dxa"/>
+              <w:left w:w="50" w:type="dxa"/>
+              <w:right w:w="50" w:type="dxa"/>
             </w:tcMar>
           </w:tcPr>
           <w:p>
             <w:r>
               <w:rPr>
-                <w:rFonts w:ascii="Arial" w:hAnsi="Arial"/>
-                <w:sz w:val="13"/>
+                <w:rFonts w:ascii="Times New Roman" w:hAnsi="Times New Roman"/>
+                <w:sz w:val="14"/>
               </w:rPr>
-              <w:t>[5]</w:t>
+              <w:t>12</w:t>
             </w:r>
           </w:p>
         </w:tc>
         <w:tc>
           <w:tcPr>
-            <w:tcW w:type="dxa" w:w="1242"/>
+            <w:tcW w:type="dxa" w:w="1170"/>
             <w:tcMar>
               <w:top w:w="40" w:type="dxa"/>
               <w:bottom w:w="40" w:type="dxa"/>
-              <w:left w:w="60" w:type="dxa"/>
-              <w:right w:w="60" w:type="dxa"/>
+              <w:left w:w="50" w:type="dxa"/>
+              <w:right w:w="50" w:type="dxa"/>
             </w:tcMar>
           </w:tcPr>
           <w:p>
             <w:r>
               <w:rPr>
-                <w:rFonts w:ascii="Arial" w:hAnsi="Arial"/>
-                <w:sz w:val="13"/>
-              </w:rPr>
-              <w:t>Peldszus &amp; Stede (2013)</w:t>
-            </w:r>
-          </w:p>
-        </w:tc>
-        <w:tc>
-          <w:tcPr>
-            <w:tcW w:type="dxa" w:w="1242"/>
-            <w:tcMar>
-              <w:top w:w="40" w:type="dxa"/>
-              <w:bottom w:w="40" w:type="dxa"/>
-              <w:left w:w="60" w:type="dxa"/>
-              <w:right w:w="60" w:type="dxa"/>
-            </w:tcMar>
-          </w:tcPr>
-          <w:p>
-            <w:r>
-              <w:rPr>
-                <w:rFonts w:ascii="Arial" w:hAnsi="Arial"/>
-                <w:sz w:val="13"/>
-              </w:rPr>
-              <w:t>From Argument Diagrams to Mining (IJCINI)</w:t>
-            </w:r>
-          </w:p>
-        </w:tc>
-        <w:tc>
-          <w:tcPr>
-            <w:tcW w:type="dxa" w:w="1242"/>
-            <w:tcMar>
-              <w:top w:w="40" w:type="dxa"/>
-              <w:bottom w:w="40" w:type="dxa"/>
-              <w:left w:w="60" w:type="dxa"/>
-              <w:right w:w="60" w:type="dxa"/>
-            </w:tcMar>
-          </w:tcPr>
-          <w:p>
-            <w:r>
-              <w:rPr>
-                <w:rFonts w:ascii="Arial" w:hAnsi="Arial"/>
-                <w:sz w:val="13"/>
-              </w:rPr>
-              <w:t>Discourse Parsing</w:t>
-            </w:r>
-          </w:p>
-        </w:tc>
-        <w:tc>
-          <w:tcPr>
-            <w:tcW w:type="dxa" w:w="1242"/>
-            <w:tcMar>
-              <w:top w:w="40" w:type="dxa"/>
-              <w:bottom w:w="40" w:type="dxa"/>
-              <w:left w:w="60" w:type="dxa"/>
-              <w:right w:w="60" w:type="dxa"/>
-            </w:tcMar>
-          </w:tcPr>
-          <w:p>
-            <w:r>
-              <w:rPr>
-                <w:rFonts w:ascii="Arial" w:hAnsi="Arial"/>
-                <w:sz w:val="13"/>
-              </w:rPr>
-              <w:t>Rhetorical Structure Theory (RST) graph parsing</w:t>
-            </w:r>
-          </w:p>
-        </w:tc>
-        <w:tc>
-          <w:tcPr>
-            <w:tcW w:type="dxa" w:w="1242"/>
-            <w:tcMar>
-              <w:top w:w="40" w:type="dxa"/>
-              <w:bottom w:w="40" w:type="dxa"/>
-              <w:left w:w="60" w:type="dxa"/>
-              <w:right w:w="60" w:type="dxa"/>
-            </w:tcMar>
-          </w:tcPr>
-          <w:p>
-            <w:r>
-              <w:rPr>
-                <w:rFonts w:ascii="Arial" w:hAnsi="Arial"/>
-                <w:sz w:val="13"/>
-              </w:rPr>
-              <w:t>Hierarchical discourse modeling of arguments</w:t>
-            </w:r>
-          </w:p>
-        </w:tc>
-        <w:tc>
-          <w:tcPr>
-            <w:tcW w:type="dxa" w:w="1242"/>
-            <w:tcMar>
-              <w:top w:w="40" w:type="dxa"/>
-              <w:bottom w:w="40" w:type="dxa"/>
-              <w:left w:w="60" w:type="dxa"/>
-              <w:right w:w="60" w:type="dxa"/>
-            </w:tcMar>
-          </w:tcPr>
-          <w:p>
-            <w:r>
-              <w:rPr>
-                <w:rFonts w:ascii="Arial" w:hAnsi="Arial"/>
-                <w:sz w:val="13"/>
-              </w:rPr>
-              <w:t>Fails on informal, fast conversational pitches</w:t>
-            </w:r>
-          </w:p>
-        </w:tc>
-        <w:tc>
-          <w:tcPr>
-            <w:tcW w:type="dxa" w:w="1242"/>
-            <w:tcMar>
-              <w:top w:w="40" w:type="dxa"/>
-              <w:bottom w:w="40" w:type="dxa"/>
-              <w:left w:w="60" w:type="dxa"/>
-              <w:right w:w="60" w:type="dxa"/>
-            </w:tcMar>
-          </w:tcPr>
-          <w:p>
-            <w:r>
-              <w:rPr>
-                <w:rFonts w:ascii="Arial" w:hAnsi="Arial"/>
-                <w:sz w:val="13"/>
-              </w:rPr>
-              <w:t>Domain-tuned regex boundaries calibrated to startup pitches</w:t>
-            </w:r>
-          </w:p>
-        </w:tc>
-      </w:tr>
-      <w:tr>
-        <w:tc>
-          <w:tcPr>
-            <w:tcW w:type="dxa" w:w="1242"/>
-            <w:tcMar>
-              <w:top w:w="40" w:type="dxa"/>
-              <w:bottom w:w="40" w:type="dxa"/>
-              <w:left w:w="60" w:type="dxa"/>
-              <w:right w:w="60" w:type="dxa"/>
-            </w:tcMar>
-          </w:tcPr>
-          <w:p>
-            <w:r>
-              <w:rPr>
-                <w:rFonts w:ascii="Arial" w:hAnsi="Arial"/>
-                <w:sz w:val="13"/>
-              </w:rPr>
-              <w:t>[6]</w:t>
-            </w:r>
-          </w:p>
-        </w:tc>
-        <w:tc>
-          <w:tcPr>
-            <w:tcW w:type="dxa" w:w="1242"/>
-            <w:tcMar>
-              <w:top w:w="40" w:type="dxa"/>
-              <w:bottom w:w="40" w:type="dxa"/>
-              <w:left w:w="60" w:type="dxa"/>
-              <w:right w:w="60" w:type="dxa"/>
-            </w:tcMar>
-          </w:tcPr>
-          <w:p>
-            <w:r>
-              <w:rPr>
-                <w:rFonts w:ascii="Arial" w:hAnsi="Arial"/>
-                <w:sz w:val="13"/>
-              </w:rPr>
-              <w:t>Stab &amp; Gurevych (2014)</w:t>
-            </w:r>
-          </w:p>
-        </w:tc>
-        <w:tc>
-          <w:tcPr>
-            <w:tcW w:type="dxa" w:w="1242"/>
-            <w:tcMar>
-              <w:top w:w="40" w:type="dxa"/>
-              <w:bottom w:w="40" w:type="dxa"/>
-              <w:left w:w="60" w:type="dxa"/>
-              <w:right w:w="60" w:type="dxa"/>
-            </w:tcMar>
-          </w:tcPr>
-          <w:p>
-            <w:r>
-              <w:rPr>
-                <w:rFonts w:ascii="Arial" w:hAnsi="Arial"/>
-                <w:sz w:val="13"/>
-              </w:rPr>
-              <w:t>Annotating Argument Components (COLING)</w:t>
-            </w:r>
-          </w:p>
-        </w:tc>
-        <w:tc>
-          <w:tcPr>
-            <w:tcW w:type="dxa" w:w="1242"/>
-            <w:tcMar>
-              <w:top w:w="40" w:type="dxa"/>
-              <w:bottom w:w="40" w:type="dxa"/>
-              <w:left w:w="60" w:type="dxa"/>
-              <w:right w:w="60" w:type="dxa"/>
-            </w:tcMar>
-          </w:tcPr>
-          <w:p>
-            <w:r>
-              <w:rPr>
-                <w:rFonts w:ascii="Arial" w:hAnsi="Arial"/>
-                <w:sz w:val="13"/>
-              </w:rPr>
-              <w:t>Argument Extraction</w:t>
-            </w:r>
-          </w:p>
-        </w:tc>
-        <w:tc>
-          <w:tcPr>
-            <w:tcW w:type="dxa" w:w="1242"/>
-            <w:tcMar>
-              <w:top w:w="40" w:type="dxa"/>
-              <w:bottom w:w="40" w:type="dxa"/>
-              <w:left w:w="60" w:type="dxa"/>
-              <w:right w:w="60" w:type="dxa"/>
-            </w:tcMar>
-          </w:tcPr>
-          <w:p>
-            <w:r>
-              <w:rPr>
-                <w:rFonts w:ascii="Arial" w:hAnsi="Arial"/>
-                <w:sz w:val="13"/>
-              </w:rPr>
-              <w:t>Supervised SVMs and Structural Random Fields</w:t>
-            </w:r>
-          </w:p>
-        </w:tc>
-        <w:tc>
-          <w:tcPr>
-            <w:tcW w:type="dxa" w:w="1242"/>
-            <w:tcMar>
-              <w:top w:w="40" w:type="dxa"/>
-              <w:bottom w:w="40" w:type="dxa"/>
-              <w:left w:w="60" w:type="dxa"/>
-              <w:right w:w="60" w:type="dxa"/>
-            </w:tcMar>
-          </w:tcPr>
-          <w:p>
-            <w:r>
-              <w:rPr>
-                <w:rFonts w:ascii="Arial" w:hAnsi="Arial"/>
-                <w:sz w:val="13"/>
-              </w:rPr>
-              <w:t>High accuracy on academic persuasive essays</w:t>
-            </w:r>
-          </w:p>
-        </w:tc>
-        <w:tc>
-          <w:tcPr>
-            <w:tcW w:type="dxa" w:w="1242"/>
-            <w:tcMar>
-              <w:top w:w="40" w:type="dxa"/>
-              <w:bottom w:w="40" w:type="dxa"/>
-              <w:left w:w="60" w:type="dxa"/>
-              <w:right w:w="60" w:type="dxa"/>
-            </w:tcMar>
-          </w:tcPr>
-          <w:p>
-            <w:r>
-              <w:rPr>
-                <w:rFonts w:ascii="Arial" w:hAnsi="Arial"/>
-                <w:sz w:val="13"/>
-              </w:rPr>
-              <w:t>Overfitted to essays; fails on business metrics</w:t>
-            </w:r>
-          </w:p>
-        </w:tc>
-        <w:tc>
-          <w:tcPr>
-            <w:tcW w:type="dxa" w:w="1242"/>
-            <w:tcMar>
-              <w:top w:w="40" w:type="dxa"/>
-              <w:bottom w:w="40" w:type="dxa"/>
-              <w:left w:w="60" w:type="dxa"/>
-              <w:right w:w="60" w:type="dxa"/>
-            </w:tcMar>
-          </w:tcPr>
-          <w:p>
-            <w:r>
-              <w:rPr>
-                <w:rFonts w:ascii="Arial" w:hAnsi="Arial"/>
-                <w:sz w:val="13"/>
-              </w:rPr>
-              <w:t>Venture taxonomy for ARR, margins, CAC, and asks</w:t>
-            </w:r>
-          </w:p>
-        </w:tc>
-      </w:tr>
-      <w:tr>
-        <w:tc>
-          <w:tcPr>
-            <w:tcW w:type="dxa" w:w="1242"/>
-            <w:tcMar>
-              <w:top w:w="40" w:type="dxa"/>
-              <w:bottom w:w="40" w:type="dxa"/>
-              <w:left w:w="60" w:type="dxa"/>
-              <w:right w:w="60" w:type="dxa"/>
-            </w:tcMar>
-          </w:tcPr>
-          <w:p>
-            <w:r>
-              <w:rPr>
-                <w:rFonts w:ascii="Arial" w:hAnsi="Arial"/>
-                <w:sz w:val="13"/>
-              </w:rPr>
-              <w:t>[7]</w:t>
-            </w:r>
-          </w:p>
-        </w:tc>
-        <w:tc>
-          <w:tcPr>
-            <w:tcW w:type="dxa" w:w="1242"/>
-            <w:tcMar>
-              <w:top w:w="40" w:type="dxa"/>
-              <w:bottom w:w="40" w:type="dxa"/>
-              <w:left w:w="60" w:type="dxa"/>
-              <w:right w:w="60" w:type="dxa"/>
-            </w:tcMar>
-          </w:tcPr>
-          <w:p>
-            <w:r>
-              <w:rPr>
-                <w:rFonts w:ascii="Arial" w:hAnsi="Arial"/>
-                <w:sz w:val="13"/>
-              </w:rPr>
-              <w:t>Li et al. (2021)</w:t>
-            </w:r>
-          </w:p>
-        </w:tc>
-        <w:tc>
-          <w:tcPr>
-            <w:tcW w:type="dxa" w:w="1242"/>
-            <w:tcMar>
-              <w:top w:w="40" w:type="dxa"/>
-              <w:bottom w:w="40" w:type="dxa"/>
-              <w:left w:w="60" w:type="dxa"/>
-              <w:right w:w="60" w:type="dxa"/>
-            </w:tcMar>
-          </w:tcPr>
-          <w:p>
-            <w:r>
-              <w:rPr>
-                <w:rFonts w:ascii="Arial" w:hAnsi="Arial"/>
-                <w:sz w:val="13"/>
-              </w:rPr>
-              <w:t>Discourse Segmentation in Pitches (EMNLP)</w:t>
-            </w:r>
-          </w:p>
-        </w:tc>
-        <w:tc>
-          <w:tcPr>
-            <w:tcW w:type="dxa" w:w="1242"/>
-            <w:tcMar>
-              <w:top w:w="40" w:type="dxa"/>
-              <w:bottom w:w="40" w:type="dxa"/>
-              <w:left w:w="60" w:type="dxa"/>
-              <w:right w:w="60" w:type="dxa"/>
-            </w:tcMar>
-          </w:tcPr>
-          <w:p>
-            <w:r>
-              <w:rPr>
-                <w:rFonts w:ascii="Arial" w:hAnsi="Arial"/>
-                <w:sz w:val="13"/>
-              </w:rPr>
-              <w:t>Neural Discourse</w:t>
-            </w:r>
-          </w:p>
-        </w:tc>
-        <w:tc>
-          <w:tcPr>
-            <w:tcW w:type="dxa" w:w="1242"/>
-            <w:tcMar>
-              <w:top w:w="40" w:type="dxa"/>
-              <w:bottom w:w="40" w:type="dxa"/>
-              <w:left w:w="60" w:type="dxa"/>
-              <w:right w:w="60" w:type="dxa"/>
-            </w:tcMar>
-          </w:tcPr>
-          <w:p>
-            <w:r>
-              <w:rPr>
-                <w:rFonts w:ascii="Arial" w:hAnsi="Arial"/>
-                <w:sz w:val="13"/>
-              </w:rPr>
-              <w:t>BiLSTM-CRF segmenter on pitch decks</w:t>
-            </w:r>
-          </w:p>
-        </w:tc>
-        <w:tc>
-          <w:tcPr>
-            <w:tcW w:type="dxa" w:w="1242"/>
-            <w:tcMar>
-              <w:top w:w="40" w:type="dxa"/>
-              <w:bottom w:w="40" w:type="dxa"/>
-              <w:left w:w="60" w:type="dxa"/>
-              <w:right w:w="60" w:type="dxa"/>
-            </w:tcMar>
-          </w:tcPr>
-          <w:p>
-            <w:r>
-              <w:rPr>
-                <w:rFonts w:ascii="Arial" w:hAnsi="Arial"/>
-                <w:sz w:val="13"/>
-              </w:rPr>
-              <w:t>Captures rhetorical transitions across slide decks</w:t>
-            </w:r>
-          </w:p>
-        </w:tc>
-        <w:tc>
-          <w:tcPr>
-            <w:tcW w:type="dxa" w:w="1242"/>
-            <w:tcMar>
-              <w:top w:w="40" w:type="dxa"/>
-              <w:bottom w:w="40" w:type="dxa"/>
-              <w:left w:w="60" w:type="dxa"/>
-              <w:right w:w="60" w:type="dxa"/>
-            </w:tcMar>
-          </w:tcPr>
-          <w:p>
-            <w:r>
-              <w:rPr>
-                <w:rFonts w:ascii="Arial" w:hAnsi="Arial"/>
-                <w:sz w:val="13"/>
-              </w:rPr>
-              <w:t>Requires GPU servers; multi-second latency</w:t>
-            </w:r>
-          </w:p>
-        </w:tc>
-        <w:tc>
-          <w:tcPr>
-            <w:tcW w:type="dxa" w:w="1242"/>
-            <w:tcMar>
-              <w:top w:w="40" w:type="dxa"/>
-              <w:bottom w:w="40" w:type="dxa"/>
-              <w:left w:w="60" w:type="dxa"/>
-              <w:right w:w="60" w:type="dxa"/>
-            </w:tcMar>
-          </w:tcPr>
-          <w:p>
-            <w:r>
-              <w:rPr>
-                <w:rFonts w:ascii="Arial" w:hAnsi="Arial"/>
-                <w:sz w:val="13"/>
-              </w:rPr>
-              <w:t>Sub-millisecond client-side regex pipeline with zero GPU</w:t>
-            </w:r>
-          </w:p>
-        </w:tc>
-      </w:tr>
-      <w:tr>
-        <w:tc>
-          <w:tcPr>
-            <w:tcW w:type="dxa" w:w="1242"/>
-            <w:tcMar>
-              <w:top w:w="40" w:type="dxa"/>
-              <w:bottom w:w="40" w:type="dxa"/>
-              <w:left w:w="60" w:type="dxa"/>
-              <w:right w:w="60" w:type="dxa"/>
-            </w:tcMar>
-          </w:tcPr>
-          <w:p>
-            <w:r>
-              <w:rPr>
-                <w:rFonts w:ascii="Arial" w:hAnsi="Arial"/>
-                <w:sz w:val="13"/>
-              </w:rPr>
-              <w:t>[8]</w:t>
-            </w:r>
-          </w:p>
-        </w:tc>
-        <w:tc>
-          <w:tcPr>
-            <w:tcW w:type="dxa" w:w="1242"/>
-            <w:tcMar>
-              <w:top w:w="40" w:type="dxa"/>
-              <w:bottom w:w="40" w:type="dxa"/>
-              <w:left w:w="60" w:type="dxa"/>
-              <w:right w:w="60" w:type="dxa"/>
-            </w:tcMar>
-          </w:tcPr>
-          <w:p>
-            <w:r>
-              <w:rPr>
-                <w:rFonts w:ascii="Arial" w:hAnsi="Arial"/>
-                <w:sz w:val="13"/>
-              </w:rPr>
-              <w:t>Aamodt &amp; Plaza (1994)</w:t>
-            </w:r>
-          </w:p>
-        </w:tc>
-        <w:tc>
-          <w:tcPr>
-            <w:tcW w:type="dxa" w:w="1242"/>
-            <w:tcMar>
-              <w:top w:w="40" w:type="dxa"/>
-              <w:bottom w:w="40" w:type="dxa"/>
-              <w:left w:w="60" w:type="dxa"/>
-              <w:right w:w="60" w:type="dxa"/>
-            </w:tcMar>
-          </w:tcPr>
-          <w:p>
-            <w:r>
-              <w:rPr>
-                <w:rFonts w:ascii="Arial" w:hAnsi="Arial"/>
-                <w:sz w:val="13"/>
-              </w:rPr>
-              <w:t>Case-Based Reasoning Foundational Issues (AI Comm.)</w:t>
-            </w:r>
-          </w:p>
-        </w:tc>
-        <w:tc>
-          <w:tcPr>
-            <w:tcW w:type="dxa" w:w="1242"/>
-            <w:tcMar>
-              <w:top w:w="40" w:type="dxa"/>
-              <w:bottom w:w="40" w:type="dxa"/>
-              <w:left w:w="60" w:type="dxa"/>
-              <w:right w:w="60" w:type="dxa"/>
-            </w:tcMar>
-          </w:tcPr>
-          <w:p>
-            <w:r>
-              <w:rPr>
-                <w:rFonts w:ascii="Arial" w:hAnsi="Arial"/>
-                <w:sz w:val="13"/>
-              </w:rPr>
-              <w:t>Case-Based Reasoning</w:t>
-            </w:r>
-          </w:p>
-        </w:tc>
-        <w:tc>
-          <w:tcPr>
-            <w:tcW w:type="dxa" w:w="1242"/>
-            <w:tcMar>
-              <w:top w:w="40" w:type="dxa"/>
-              <w:bottom w:w="40" w:type="dxa"/>
-              <w:left w:w="60" w:type="dxa"/>
-              <w:right w:w="60" w:type="dxa"/>
-            </w:tcMar>
-          </w:tcPr>
-          <w:p>
-            <w:r>
-              <w:rPr>
-                <w:rFonts w:ascii="Arial" w:hAnsi="Arial"/>
-                <w:sz w:val="13"/>
-              </w:rPr>
-              <w:t>4-stage CBR cycle (Retrieve, Reuse, Revise, Retain)</w:t>
-            </w:r>
-          </w:p>
-        </w:tc>
-        <w:tc>
-          <w:tcPr>
-            <w:tcW w:type="dxa" w:w="1242"/>
-            <w:tcMar>
-              <w:top w:w="40" w:type="dxa"/>
-              <w:bottom w:w="40" w:type="dxa"/>
-              <w:left w:w="60" w:type="dxa"/>
-              <w:right w:w="60" w:type="dxa"/>
-            </w:tcMar>
-          </w:tcPr>
-          <w:p>
-            <w:r>
-              <w:rPr>
-                <w:rFonts w:ascii="Arial" w:hAnsi="Arial"/>
-                <w:sz w:val="13"/>
-              </w:rPr>
-              <w:t>Interpretable; mirrors human investor thinking</w:t>
-            </w:r>
-          </w:p>
-        </w:tc>
-        <w:tc>
-          <w:tcPr>
-            <w:tcW w:type="dxa" w:w="1242"/>
-            <w:tcMar>
-              <w:top w:w="40" w:type="dxa"/>
-              <w:bottom w:w="40" w:type="dxa"/>
-              <w:left w:w="60" w:type="dxa"/>
-              <w:right w:w="60" w:type="dxa"/>
-            </w:tcMar>
-          </w:tcPr>
-          <w:p>
-            <w:r>
-              <w:rPr>
-                <w:rFonts w:ascii="Arial" w:hAnsi="Arial"/>
-                <w:sz w:val="13"/>
-              </w:rPr>
-              <w:t>Relied on brittle, handcrafted ontological graphs</w:t>
-            </w:r>
-          </w:p>
-        </w:tc>
-        <w:tc>
-          <w:tcPr>
-            <w:tcW w:type="dxa" w:w="1242"/>
-            <w:tcMar>
-              <w:top w:w="40" w:type="dxa"/>
-              <w:bottom w:w="40" w:type="dxa"/>
-              <w:left w:w="60" w:type="dxa"/>
-              <w:right w:w="60" w:type="dxa"/>
-            </w:tcMar>
-          </w:tcPr>
-          <w:p>
-            <w:r>
-              <w:rPr>
-                <w:rFonts w:ascii="Arial" w:hAnsi="Arial"/>
-                <w:sz w:val="13"/>
-              </w:rPr>
-              <w:t>Fast Jaccard keyword retrieval over indexed deal corpus</w:t>
-            </w:r>
-          </w:p>
-        </w:tc>
-      </w:tr>
-      <w:tr>
-        <w:tc>
-          <w:tcPr>
-            <w:tcW w:type="dxa" w:w="1242"/>
-            <w:tcMar>
-              <w:top w:w="40" w:type="dxa"/>
-              <w:bottom w:w="40" w:type="dxa"/>
-              <w:left w:w="60" w:type="dxa"/>
-              <w:right w:w="60" w:type="dxa"/>
-            </w:tcMar>
-          </w:tcPr>
-          <w:p>
-            <w:r>
-              <w:rPr>
-                <w:rFonts w:ascii="Arial" w:hAnsi="Arial"/>
-                <w:sz w:val="13"/>
-              </w:rPr>
-              <w:t>[9]</w:t>
-            </w:r>
-          </w:p>
-        </w:tc>
-        <w:tc>
-          <w:tcPr>
-            <w:tcW w:type="dxa" w:w="1242"/>
-            <w:tcMar>
-              <w:top w:w="40" w:type="dxa"/>
-              <w:bottom w:w="40" w:type="dxa"/>
-              <w:left w:w="60" w:type="dxa"/>
-              <w:right w:w="60" w:type="dxa"/>
-            </w:tcMar>
-          </w:tcPr>
-          <w:p>
-            <w:r>
-              <w:rPr>
-                <w:rFonts w:ascii="Arial" w:hAnsi="Arial"/>
-                <w:sz w:val="13"/>
-              </w:rPr>
-              <w:t>Lewis et al. (2020)</w:t>
-            </w:r>
-          </w:p>
-        </w:tc>
-        <w:tc>
-          <w:tcPr>
-            <w:tcW w:type="dxa" w:w="1242"/>
-            <w:tcMar>
-              <w:top w:w="40" w:type="dxa"/>
-              <w:bottom w:w="40" w:type="dxa"/>
-              <w:left w:w="60" w:type="dxa"/>
-              <w:right w:w="60" w:type="dxa"/>
-            </w:tcMar>
-          </w:tcPr>
-          <w:p>
-            <w:r>
-              <w:rPr>
-                <w:rFonts w:ascii="Arial" w:hAnsi="Arial"/>
-                <w:sz w:val="13"/>
-              </w:rPr>
-              <w:t>Retrieval-Augmented Generation for NLP (NeurIPS)</w:t>
-            </w:r>
-          </w:p>
-        </w:tc>
-        <w:tc>
-          <w:tcPr>
-            <w:tcW w:type="dxa" w:w="1242"/>
-            <w:tcMar>
-              <w:top w:w="40" w:type="dxa"/>
-              <w:bottom w:w="40" w:type="dxa"/>
-              <w:left w:w="60" w:type="dxa"/>
-              <w:right w:w="60" w:type="dxa"/>
-            </w:tcMar>
-          </w:tcPr>
-          <w:p>
-            <w:r>
-              <w:rPr>
-                <w:rFonts w:ascii="Arial" w:hAnsi="Arial"/>
-                <w:sz w:val="13"/>
-              </w:rPr>
-              <w:t>Neural RAG</w:t>
-            </w:r>
-          </w:p>
-        </w:tc>
-        <w:tc>
-          <w:tcPr>
-            <w:tcW w:type="dxa" w:w="1242"/>
-            <w:tcMar>
-              <w:top w:w="40" w:type="dxa"/>
-              <w:bottom w:w="40" w:type="dxa"/>
-              <w:left w:w="60" w:type="dxa"/>
-              <w:right w:w="60" w:type="dxa"/>
-            </w:tcMar>
-          </w:tcPr>
-          <w:p>
-            <w:r>
-              <w:rPr>
-                <w:rFonts w:ascii="Arial" w:hAnsi="Arial"/>
-                <w:sz w:val="13"/>
-              </w:rPr>
-              <w:t>Dense passage retrieval (DPR) + BART generator</w:t>
-            </w:r>
-          </w:p>
-        </w:tc>
-        <w:tc>
-          <w:tcPr>
-            <w:tcW w:type="dxa" w:w="1242"/>
-            <w:tcMar>
-              <w:top w:w="40" w:type="dxa"/>
-              <w:bottom w:w="40" w:type="dxa"/>
-              <w:left w:w="60" w:type="dxa"/>
-              <w:right w:w="60" w:type="dxa"/>
-            </w:tcMar>
-          </w:tcPr>
-          <w:p>
-            <w:r>
-              <w:rPr>
-                <w:rFonts w:ascii="Arial" w:hAnsi="Arial"/>
-                <w:sz w:val="13"/>
-              </w:rPr>
-              <w:t>Grounds generative outputs in factual retrieved documents</w:t>
-            </w:r>
-          </w:p>
-        </w:tc>
-        <w:tc>
-          <w:tcPr>
-            <w:tcW w:type="dxa" w:w="1242"/>
-            <w:tcMar>
-              <w:top w:w="40" w:type="dxa"/>
-              <w:bottom w:w="40" w:type="dxa"/>
-              <w:left w:w="60" w:type="dxa"/>
-              <w:right w:w="60" w:type="dxa"/>
-            </w:tcMar>
-          </w:tcPr>
-          <w:p>
-            <w:r>
-              <w:rPr>
-                <w:rFonts w:ascii="Arial" w:hAnsi="Arial"/>
-                <w:sz w:val="13"/>
-              </w:rPr>
-              <w:t>Multi-GB vector DBs; GPU hosting overhead</w:t>
-            </w:r>
-          </w:p>
-        </w:tc>
-        <w:tc>
-          <w:tcPr>
-            <w:tcW w:type="dxa" w:w="1242"/>
-            <w:tcMar>
-              <w:top w:w="40" w:type="dxa"/>
-              <w:bottom w:w="40" w:type="dxa"/>
-              <w:left w:w="60" w:type="dxa"/>
-              <w:right w:w="60" w:type="dxa"/>
-            </w:tcMar>
-          </w:tcPr>
-          <w:p>
-            <w:r>
-              <w:rPr>
-                <w:rFonts w:ascii="Arial" w:hAnsi="Arial"/>
-                <w:sz w:val="13"/>
-              </w:rPr>
-              <w:t>Embedded client-side RAG engine matching deals in &lt;10ms</w:t>
-            </w:r>
-          </w:p>
-        </w:tc>
-      </w:tr>
-      <w:tr>
-        <w:tc>
-          <w:tcPr>
-            <w:tcW w:type="dxa" w:w="1242"/>
-            <w:tcMar>
-              <w:top w:w="40" w:type="dxa"/>
-              <w:bottom w:w="40" w:type="dxa"/>
-              <w:left w:w="60" w:type="dxa"/>
-              <w:right w:w="60" w:type="dxa"/>
-            </w:tcMar>
-          </w:tcPr>
-          <w:p>
-            <w:r>
-              <w:rPr>
-                <w:rFonts w:ascii="Arial" w:hAnsi="Arial"/>
-                <w:sz w:val="13"/>
-              </w:rPr>
-              <w:t>[10]</w:t>
-            </w:r>
-          </w:p>
-        </w:tc>
-        <w:tc>
-          <w:tcPr>
-            <w:tcW w:type="dxa" w:w="1242"/>
-            <w:tcMar>
-              <w:top w:w="40" w:type="dxa"/>
-              <w:bottom w:w="40" w:type="dxa"/>
-              <w:left w:w="60" w:type="dxa"/>
-              <w:right w:w="60" w:type="dxa"/>
-            </w:tcMar>
-          </w:tcPr>
-          <w:p>
-            <w:r>
-              <w:rPr>
-                <w:rFonts w:ascii="Arial" w:hAnsi="Arial"/>
-                <w:sz w:val="13"/>
-              </w:rPr>
-              <w:t>Guu et al. (2020)</w:t>
-            </w:r>
-          </w:p>
-        </w:tc>
-        <w:tc>
-          <w:tcPr>
-            <w:tcW w:type="dxa" w:w="1242"/>
-            <w:tcMar>
-              <w:top w:w="40" w:type="dxa"/>
-              <w:bottom w:w="40" w:type="dxa"/>
-              <w:left w:w="60" w:type="dxa"/>
-              <w:right w:w="60" w:type="dxa"/>
-            </w:tcMar>
-          </w:tcPr>
-          <w:p>
-            <w:r>
-              <w:rPr>
-                <w:rFonts w:ascii="Arial" w:hAnsi="Arial"/>
-                <w:sz w:val="13"/>
-              </w:rPr>
-              <w:t>REALM: Retrieval-Augmented Pre-training (ICML)</w:t>
-            </w:r>
-          </w:p>
-        </w:tc>
-        <w:tc>
-          <w:tcPr>
-            <w:tcW w:type="dxa" w:w="1242"/>
-            <w:tcMar>
-              <w:top w:w="40" w:type="dxa"/>
-              <w:bottom w:w="40" w:type="dxa"/>
-              <w:left w:w="60" w:type="dxa"/>
-              <w:right w:w="60" w:type="dxa"/>
-            </w:tcMar>
-          </w:tcPr>
-          <w:p>
-            <w:r>
-              <w:rPr>
-                <w:rFonts w:ascii="Arial" w:hAnsi="Arial"/>
-                <w:sz w:val="13"/>
-              </w:rPr>
-              <w:t>Neural Pre-training</w:t>
-            </w:r>
-          </w:p>
-        </w:tc>
-        <w:tc>
-          <w:tcPr>
-            <w:tcW w:type="dxa" w:w="1242"/>
-            <w:tcMar>
-              <w:top w:w="40" w:type="dxa"/>
-              <w:bottom w:w="40" w:type="dxa"/>
-              <w:left w:w="60" w:type="dxa"/>
-              <w:right w:w="60" w:type="dxa"/>
-            </w:tcMar>
-          </w:tcPr>
-          <w:p>
-            <w:r>
-              <w:rPr>
-                <w:rFonts w:ascii="Arial" w:hAnsi="Arial"/>
-                <w:sz w:val="13"/>
-              </w:rPr>
-              <w:t>Neural retrieval over masked language modeling</w:t>
-            </w:r>
-          </w:p>
-        </w:tc>
-        <w:tc>
-          <w:tcPr>
-            <w:tcW w:type="dxa" w:w="1242"/>
-            <w:tcMar>
-              <w:top w:w="40" w:type="dxa"/>
-              <w:bottom w:w="40" w:type="dxa"/>
-              <w:left w:w="60" w:type="dxa"/>
-              <w:right w:w="60" w:type="dxa"/>
-            </w:tcMar>
-          </w:tcPr>
-          <w:p>
-            <w:r>
-              <w:rPr>
-                <w:rFonts w:ascii="Arial" w:hAnsi="Arial"/>
-                <w:sz w:val="13"/>
-              </w:rPr>
-              <w:t>Open-domain QA with verified documentary citations</w:t>
-            </w:r>
-          </w:p>
-        </w:tc>
-        <w:tc>
-          <w:tcPr>
-            <w:tcW w:type="dxa" w:w="1242"/>
-            <w:tcMar>
-              <w:top w:w="40" w:type="dxa"/>
-              <w:bottom w:w="40" w:type="dxa"/>
-              <w:left w:w="60" w:type="dxa"/>
-              <w:right w:w="60" w:type="dxa"/>
-            </w:tcMar>
-          </w:tcPr>
-          <w:p>
-            <w:r>
-              <w:rPr>
-                <w:rFonts w:ascii="Arial" w:hAnsi="Arial"/>
-                <w:sz w:val="13"/>
-              </w:rPr>
-              <w:t>Black-box weights; massive training cost</w:t>
-            </w:r>
-          </w:p>
-        </w:tc>
-        <w:tc>
-          <w:tcPr>
-            <w:tcW w:type="dxa" w:w="1242"/>
-            <w:tcMar>
-              <w:top w:w="40" w:type="dxa"/>
-              <w:bottom w:w="40" w:type="dxa"/>
-              <w:left w:w="60" w:type="dxa"/>
-              <w:right w:w="60" w:type="dxa"/>
-            </w:tcMar>
-          </w:tcPr>
-          <w:p>
-            <w:r>
-              <w:rPr>
-                <w:rFonts w:ascii="Arial" w:hAnsi="Arial"/>
-                <w:sz w:val="13"/>
-              </w:rPr>
-              <w:t>Transparent deterministic ranking with explicit similarity scores</w:t>
-            </w:r>
-          </w:p>
-        </w:tc>
-      </w:tr>
-      <w:tr>
-        <w:tc>
-          <w:tcPr>
-            <w:tcW w:type="dxa" w:w="1242"/>
-            <w:tcMar>
-              <w:top w:w="40" w:type="dxa"/>
-              <w:bottom w:w="40" w:type="dxa"/>
-              <w:left w:w="60" w:type="dxa"/>
-              <w:right w:w="60" w:type="dxa"/>
-            </w:tcMar>
-          </w:tcPr>
-          <w:p>
-            <w:r>
-              <w:rPr>
-                <w:rFonts w:ascii="Arial" w:hAnsi="Arial"/>
-                <w:sz w:val="13"/>
-              </w:rPr>
-              <w:t>[11]</w:t>
-            </w:r>
-          </w:p>
-        </w:tc>
-        <w:tc>
-          <w:tcPr>
-            <w:tcW w:type="dxa" w:w="1242"/>
-            <w:tcMar>
-              <w:top w:w="40" w:type="dxa"/>
-              <w:bottom w:w="40" w:type="dxa"/>
-              <w:left w:w="60" w:type="dxa"/>
-              <w:right w:w="60" w:type="dxa"/>
-            </w:tcMar>
-          </w:tcPr>
-          <w:p>
-            <w:r>
-              <w:rPr>
-                <w:rFonts w:ascii="Arial" w:hAnsi="Arial"/>
-                <w:sz w:val="13"/>
-              </w:rPr>
-              <w:t>Gao et al. (2024)</w:t>
-            </w:r>
-          </w:p>
-        </w:tc>
-        <w:tc>
-          <w:tcPr>
-            <w:tcW w:type="dxa" w:w="1242"/>
-            <w:tcMar>
-              <w:top w:w="40" w:type="dxa"/>
-              <w:bottom w:w="40" w:type="dxa"/>
-              <w:left w:w="60" w:type="dxa"/>
-              <w:right w:w="60" w:type="dxa"/>
-            </w:tcMar>
-          </w:tcPr>
-          <w:p>
-            <w:r>
-              <w:rPr>
-                <w:rFonts w:ascii="Arial" w:hAnsi="Arial"/>
-                <w:sz w:val="13"/>
-              </w:rPr>
-              <w:t>RAG for Large Language Models: A Survey (IEEE TKDE)</w:t>
-            </w:r>
-          </w:p>
-        </w:tc>
-        <w:tc>
-          <w:tcPr>
-            <w:tcW w:type="dxa" w:w="1242"/>
-            <w:tcMar>
-              <w:top w:w="40" w:type="dxa"/>
-              <w:bottom w:w="40" w:type="dxa"/>
-              <w:left w:w="60" w:type="dxa"/>
-              <w:right w:w="60" w:type="dxa"/>
-            </w:tcMar>
-          </w:tcPr>
-          <w:p>
-            <w:r>
-              <w:rPr>
-                <w:rFonts w:ascii="Arial" w:hAnsi="Arial"/>
-                <w:sz w:val="13"/>
-              </w:rPr>
-              <w:t>Advanced RAG</w:t>
-            </w:r>
-          </w:p>
-        </w:tc>
-        <w:tc>
-          <w:tcPr>
-            <w:tcW w:type="dxa" w:w="1242"/>
-            <w:tcMar>
-              <w:top w:w="40" w:type="dxa"/>
-              <w:bottom w:w="40" w:type="dxa"/>
-              <w:left w:w="60" w:type="dxa"/>
-              <w:right w:w="60" w:type="dxa"/>
-            </w:tcMar>
-          </w:tcPr>
-          <w:p>
-            <w:r>
-              <w:rPr>
-                <w:rFonts w:ascii="Arial" w:hAnsi="Arial"/>
-                <w:sz w:val="13"/>
-              </w:rPr>
-              <w:t>Survey of modular and advanced RAG architectures</w:t>
-            </w:r>
-          </w:p>
-        </w:tc>
-        <w:tc>
-          <w:tcPr>
-            <w:tcW w:type="dxa" w:w="1242"/>
-            <w:tcMar>
-              <w:top w:w="40" w:type="dxa"/>
-              <w:bottom w:w="40" w:type="dxa"/>
-              <w:left w:w="60" w:type="dxa"/>
-              <w:right w:w="60" w:type="dxa"/>
-            </w:tcMar>
-          </w:tcPr>
-          <w:p>
-            <w:r>
-              <w:rPr>
-                <w:rFonts w:ascii="Arial" w:hAnsi="Arial"/>
-                <w:sz w:val="13"/>
-              </w:rPr>
-              <w:t>Identifies retrieval noise and hallucination mitigations</w:t>
-            </w:r>
-          </w:p>
-        </w:tc>
-        <w:tc>
-          <w:tcPr>
-            <w:tcW w:type="dxa" w:w="1242"/>
-            <w:tcMar>
-              <w:top w:w="40" w:type="dxa"/>
-              <w:bottom w:w="40" w:type="dxa"/>
-              <w:left w:w="60" w:type="dxa"/>
-              <w:right w:w="60" w:type="dxa"/>
-            </w:tcMar>
-          </w:tcPr>
-          <w:p>
-            <w:r>
-              <w:rPr>
-                <w:rFonts w:ascii="Arial" w:hAnsi="Arial"/>
-                <w:sz w:val="13"/>
-              </w:rPr>
-              <w:t>Focuses on heavy cloud; ignores client-side edge</w:t>
-            </w:r>
-          </w:p>
-        </w:tc>
-        <w:tc>
-          <w:tcPr>
-            <w:tcW w:type="dxa" w:w="1242"/>
-            <w:tcMar>
-              <w:top w:w="40" w:type="dxa"/>
-              <w:bottom w:w="40" w:type="dxa"/>
-              <w:left w:w="60" w:type="dxa"/>
-              <w:right w:w="60" w:type="dxa"/>
-            </w:tcMar>
-          </w:tcPr>
-          <w:p>
-            <w:r>
-              <w:rPr>
-                <w:rFonts w:ascii="Arial" w:hAnsi="Arial"/>
-                <w:sz w:val="13"/>
-              </w:rPr>
-              <w:t>Zero-dependency edge RAG running entirely inside browser</w:t>
-            </w:r>
-          </w:p>
-        </w:tc>
-      </w:tr>
-      <w:tr>
-        <w:tc>
-          <w:tcPr>
-            <w:tcW w:type="dxa" w:w="1242"/>
-            <w:tcMar>
-              <w:top w:w="40" w:type="dxa"/>
-              <w:bottom w:w="40" w:type="dxa"/>
-              <w:left w:w="60" w:type="dxa"/>
-              <w:right w:w="60" w:type="dxa"/>
-            </w:tcMar>
-          </w:tcPr>
-          <w:p>
-            <w:r>
-              <w:rPr>
-                <w:rFonts w:ascii="Arial" w:hAnsi="Arial"/>
-                <w:sz w:val="13"/>
+                <w:rFonts w:ascii="Times New Roman" w:hAnsi="Times New Roman"/>
+                <w:sz w:val="14"/>
               </w:rPr>
               <w:t>[12]</w:t>
             </w:r>
@@ -2423,991 +2470,19 @@
         </w:tc>
         <w:tc>
           <w:tcPr>
-            <w:tcW w:type="dxa" w:w="1242"/>
+            <w:tcW w:type="dxa" w:w="1170"/>
             <w:tcMar>
               <w:top w:w="40" w:type="dxa"/>
               <w:bottom w:w="40" w:type="dxa"/>
-              <w:left w:w="60" w:type="dxa"/>
-              <w:right w:w="60" w:type="dxa"/>
+              <w:left w:w="50" w:type="dxa"/>
+              <w:right w:w="50" w:type="dxa"/>
             </w:tcMar>
           </w:tcPr>
           <w:p>
             <w:r>
               <w:rPr>
-                <w:rFonts w:ascii="Arial" w:hAnsi="Arial"/>
-                <w:sz w:val="13"/>
-              </w:rPr>
-              <w:t>Warschauer &amp; Ware (2006)</w:t>
-            </w:r>
-          </w:p>
-        </w:tc>
-        <w:tc>
-          <w:tcPr>
-            <w:tcW w:type="dxa" w:w="1242"/>
-            <w:tcMar>
-              <w:top w:w="40" w:type="dxa"/>
-              <w:bottom w:w="40" w:type="dxa"/>
-              <w:left w:w="60" w:type="dxa"/>
-              <w:right w:w="60" w:type="dxa"/>
-            </w:tcMar>
-          </w:tcPr>
-          <w:p>
-            <w:r>
-              <w:rPr>
-                <w:rFonts w:ascii="Arial" w:hAnsi="Arial"/>
-                <w:sz w:val="13"/>
-              </w:rPr>
-              <w:t>Automated Writing Evaluation in Education (LTR)</w:t>
-            </w:r>
-          </w:p>
-        </w:tc>
-        <w:tc>
-          <w:tcPr>
-            <w:tcW w:type="dxa" w:w="1242"/>
-            <w:tcMar>
-              <w:top w:w="40" w:type="dxa"/>
-              <w:bottom w:w="40" w:type="dxa"/>
-              <w:left w:w="60" w:type="dxa"/>
-              <w:right w:w="60" w:type="dxa"/>
-            </w:tcMar>
-          </w:tcPr>
-          <w:p>
-            <w:r>
-              <w:rPr>
-                <w:rFonts w:ascii="Arial" w:hAnsi="Arial"/>
-                <w:sz w:val="13"/>
-              </w:rPr>
-              <w:t>Formative AWE</w:t>
-            </w:r>
-          </w:p>
-        </w:tc>
-        <w:tc>
-          <w:tcPr>
-            <w:tcW w:type="dxa" w:w="1242"/>
-            <w:tcMar>
-              <w:top w:w="40" w:type="dxa"/>
-              <w:bottom w:w="40" w:type="dxa"/>
-              <w:left w:w="60" w:type="dxa"/>
-              <w:right w:w="60" w:type="dxa"/>
-            </w:tcMar>
-          </w:tcPr>
-          <w:p>
-            <w:r>
-              <w:rPr>
-                <w:rFonts w:ascii="Arial" w:hAnsi="Arial"/>
-                <w:sz w:val="13"/>
-              </w:rPr>
-              <w:t>Formative vs. summative feedback comparison</w:t>
-            </w:r>
-          </w:p>
-        </w:tc>
-        <w:tc>
-          <w:tcPr>
-            <w:tcW w:type="dxa" w:w="1242"/>
-            <w:tcMar>
-              <w:top w:w="40" w:type="dxa"/>
-              <w:bottom w:w="40" w:type="dxa"/>
-              <w:left w:w="60" w:type="dxa"/>
-              <w:right w:w="60" w:type="dxa"/>
-            </w:tcMar>
-          </w:tcPr>
-          <w:p>
-            <w:r>
-              <w:rPr>
-                <w:rFonts w:ascii="Arial" w:hAnsi="Arial"/>
-                <w:sz w:val="13"/>
-              </w:rPr>
-              <w:t>Proves formative correction yields 42% higher revision efficacy</w:t>
-            </w:r>
-          </w:p>
-        </w:tc>
-        <w:tc>
-          <w:tcPr>
-            <w:tcW w:type="dxa" w:w="1242"/>
-            <w:tcMar>
-              <w:top w:w="40" w:type="dxa"/>
-              <w:bottom w:w="40" w:type="dxa"/>
-              <w:left w:w="60" w:type="dxa"/>
-              <w:right w:w="60" w:type="dxa"/>
-            </w:tcMar>
-          </w:tcPr>
-          <w:p>
-            <w:r>
-              <w:rPr>
-                <w:rFonts w:ascii="Arial" w:hAnsi="Arial"/>
-                <w:sz w:val="13"/>
-              </w:rPr>
-              <w:t>Focused on school essay grammar, not persuasion</w:t>
-            </w:r>
-          </w:p>
-        </w:tc>
-        <w:tc>
-          <w:tcPr>
-            <w:tcW w:type="dxa" w:w="1242"/>
-            <w:tcMar>
-              <w:top w:w="40" w:type="dxa"/>
-              <w:bottom w:w="40" w:type="dxa"/>
-              <w:left w:w="60" w:type="dxa"/>
-              <w:right w:w="60" w:type="dxa"/>
-            </w:tcMar>
-          </w:tcPr>
-          <w:p>
-            <w:r>
-              <w:rPr>
-                <w:rFonts w:ascii="Arial" w:hAnsi="Arial"/>
-                <w:sz w:val="13"/>
-              </w:rPr>
-              <w:t>Custom venture diagnostics: Hook brevity, Unit Economics, CTA</w:t>
-            </w:r>
-          </w:p>
-        </w:tc>
-      </w:tr>
-      <w:tr>
-        <w:tc>
-          <w:tcPr>
-            <w:tcW w:type="dxa" w:w="1242"/>
-            <w:tcMar>
-              <w:top w:w="40" w:type="dxa"/>
-              <w:bottom w:w="40" w:type="dxa"/>
-              <w:left w:w="60" w:type="dxa"/>
-              <w:right w:w="60" w:type="dxa"/>
-            </w:tcMar>
-          </w:tcPr>
-          <w:p>
-            <w:r>
-              <w:rPr>
-                <w:rFonts w:ascii="Arial" w:hAnsi="Arial"/>
-                <w:sz w:val="13"/>
-              </w:rPr>
-              <w:t>[13]</w:t>
-            </w:r>
-          </w:p>
-        </w:tc>
-        <w:tc>
-          <w:tcPr>
-            <w:tcW w:type="dxa" w:w="1242"/>
-            <w:tcMar>
-              <w:top w:w="40" w:type="dxa"/>
-              <w:bottom w:w="40" w:type="dxa"/>
-              <w:left w:w="60" w:type="dxa"/>
-              <w:right w:w="60" w:type="dxa"/>
-            </w:tcMar>
-          </w:tcPr>
-          <w:p>
-            <w:r>
-              <w:rPr>
-                <w:rFonts w:ascii="Arial" w:hAnsi="Arial"/>
-                <w:sz w:val="13"/>
-              </w:rPr>
-              <w:t>Attali &amp; Burstein (2006)</w:t>
-            </w:r>
-          </w:p>
-        </w:tc>
-        <w:tc>
-          <w:tcPr>
-            <w:tcW w:type="dxa" w:w="1242"/>
-            <w:tcMar>
-              <w:top w:w="40" w:type="dxa"/>
-              <w:bottom w:w="40" w:type="dxa"/>
-              <w:left w:w="60" w:type="dxa"/>
-              <w:right w:w="60" w:type="dxa"/>
-            </w:tcMar>
-          </w:tcPr>
-          <w:p>
-            <w:r>
-              <w:rPr>
-                <w:rFonts w:ascii="Arial" w:hAnsi="Arial"/>
-                <w:sz w:val="13"/>
-              </w:rPr>
-              <w:t>Automated Essay Scoring with E-rater (JTLA)</w:t>
-            </w:r>
-          </w:p>
-        </w:tc>
-        <w:tc>
-          <w:tcPr>
-            <w:tcW w:type="dxa" w:w="1242"/>
-            <w:tcMar>
-              <w:top w:w="40" w:type="dxa"/>
-              <w:bottom w:w="40" w:type="dxa"/>
-              <w:left w:w="60" w:type="dxa"/>
-              <w:right w:w="60" w:type="dxa"/>
-            </w:tcMar>
-          </w:tcPr>
-          <w:p>
-            <w:r>
-              <w:rPr>
-                <w:rFonts w:ascii="Arial" w:hAnsi="Arial"/>
-                <w:sz w:val="13"/>
-              </w:rPr>
-              <w:t>Statistical Scoring</w:t>
-            </w:r>
-          </w:p>
-        </w:tc>
-        <w:tc>
-          <w:tcPr>
-            <w:tcW w:type="dxa" w:w="1242"/>
-            <w:tcMar>
-              <w:top w:w="40" w:type="dxa"/>
-              <w:bottom w:w="40" w:type="dxa"/>
-              <w:left w:w="60" w:type="dxa"/>
-              <w:right w:w="60" w:type="dxa"/>
-            </w:tcMar>
-          </w:tcPr>
-          <w:p>
-            <w:r>
-              <w:rPr>
-                <w:rFonts w:ascii="Arial" w:hAnsi="Arial"/>
-                <w:sz w:val="13"/>
-              </w:rPr>
-              <w:t>Statistical discourse analysis and vocabulary metrics</w:t>
-            </w:r>
-          </w:p>
-        </w:tc>
-        <w:tc>
-          <w:tcPr>
-            <w:tcW w:type="dxa" w:w="1242"/>
-            <w:tcMar>
-              <w:top w:w="40" w:type="dxa"/>
-              <w:bottom w:w="40" w:type="dxa"/>
-              <w:left w:w="60" w:type="dxa"/>
-              <w:right w:w="60" w:type="dxa"/>
-            </w:tcMar>
-          </w:tcPr>
-          <w:p>
-            <w:r>
-              <w:rPr>
-                <w:rFonts w:ascii="Arial" w:hAnsi="Arial"/>
-                <w:sz w:val="13"/>
-              </w:rPr>
-              <w:t>Standardized, objective scoring across large cohorts</w:t>
-            </w:r>
-          </w:p>
-        </w:tc>
-        <w:tc>
-          <w:tcPr>
-            <w:tcW w:type="dxa" w:w="1242"/>
-            <w:tcMar>
-              <w:top w:w="40" w:type="dxa"/>
-              <w:bottom w:w="40" w:type="dxa"/>
-              <w:left w:w="60" w:type="dxa"/>
-              <w:right w:w="60" w:type="dxa"/>
-            </w:tcMar>
-          </w:tcPr>
-          <w:p>
-            <w:r>
-              <w:rPr>
-                <w:rFonts w:ascii="Arial" w:hAnsi="Arial"/>
-                <w:sz w:val="13"/>
-              </w:rPr>
-              <w:t>Biased toward sentence length; penalizes concise pitches</w:t>
-            </w:r>
-          </w:p>
-        </w:tc>
-        <w:tc>
-          <w:tcPr>
-            <w:tcW w:type="dxa" w:w="1242"/>
-            <w:tcMar>
-              <w:top w:w="40" w:type="dxa"/>
-              <w:bottom w:w="40" w:type="dxa"/>
-              <w:left w:w="60" w:type="dxa"/>
-              <w:right w:w="60" w:type="dxa"/>
-            </w:tcMar>
-          </w:tcPr>
-          <w:p>
-            <w:r>
-              <w:rPr>
-                <w:rFonts w:ascii="Arial" w:hAnsi="Arial"/>
-                <w:sz w:val="13"/>
-              </w:rPr>
-              <w:t>Rewards brevity in opening hooks (&lt;=12 words) and penalizes fluff</w:t>
-            </w:r>
-          </w:p>
-        </w:tc>
-      </w:tr>
-      <w:tr>
-        <w:tc>
-          <w:tcPr>
-            <w:tcW w:type="dxa" w:w="1242"/>
-            <w:tcMar>
-              <w:top w:w="40" w:type="dxa"/>
-              <w:bottom w:w="40" w:type="dxa"/>
-              <w:left w:w="60" w:type="dxa"/>
-              <w:right w:w="60" w:type="dxa"/>
-            </w:tcMar>
-          </w:tcPr>
-          <w:p>
-            <w:r>
-              <w:rPr>
-                <w:rFonts w:ascii="Arial" w:hAnsi="Arial"/>
-                <w:sz w:val="13"/>
-              </w:rPr>
-              <w:t>[14]</w:t>
-            </w:r>
-          </w:p>
-        </w:tc>
-        <w:tc>
-          <w:tcPr>
-            <w:tcW w:type="dxa" w:w="1242"/>
-            <w:tcMar>
-              <w:top w:w="40" w:type="dxa"/>
-              <w:bottom w:w="40" w:type="dxa"/>
-              <w:left w:w="60" w:type="dxa"/>
-              <w:right w:w="60" w:type="dxa"/>
-            </w:tcMar>
-          </w:tcPr>
-          <w:p>
-            <w:r>
-              <w:rPr>
-                <w:rFonts w:ascii="Arial" w:hAnsi="Arial"/>
-                <w:sz w:val="13"/>
-              </w:rPr>
-              <w:t>Reiter &amp; Dale (2000)</w:t>
-            </w:r>
-          </w:p>
-        </w:tc>
-        <w:tc>
-          <w:tcPr>
-            <w:tcW w:type="dxa" w:w="1242"/>
-            <w:tcMar>
-              <w:top w:w="40" w:type="dxa"/>
-              <w:bottom w:w="40" w:type="dxa"/>
-              <w:left w:w="60" w:type="dxa"/>
-              <w:right w:w="60" w:type="dxa"/>
-            </w:tcMar>
-          </w:tcPr>
-          <w:p>
-            <w:r>
-              <w:rPr>
-                <w:rFonts w:ascii="Arial" w:hAnsi="Arial"/>
-                <w:sz w:val="13"/>
-              </w:rPr>
-              <w:t>Building NLG Systems (Cambridge)</w:t>
-            </w:r>
-          </w:p>
-        </w:tc>
-        <w:tc>
-          <w:tcPr>
-            <w:tcW w:type="dxa" w:w="1242"/>
-            <w:tcMar>
-              <w:top w:w="40" w:type="dxa"/>
-              <w:bottom w:w="40" w:type="dxa"/>
-              <w:left w:w="60" w:type="dxa"/>
-              <w:right w:w="60" w:type="dxa"/>
-            </w:tcMar>
-          </w:tcPr>
-          <w:p>
-            <w:r>
-              <w:rPr>
-                <w:rFonts w:ascii="Arial" w:hAnsi="Arial"/>
-                <w:sz w:val="13"/>
-              </w:rPr>
-              <w:t>Rule-Based NLG</w:t>
-            </w:r>
-          </w:p>
-        </w:tc>
-        <w:tc>
-          <w:tcPr>
-            <w:tcW w:type="dxa" w:w="1242"/>
-            <w:tcMar>
-              <w:top w:w="40" w:type="dxa"/>
-              <w:bottom w:w="40" w:type="dxa"/>
-              <w:left w:w="60" w:type="dxa"/>
-              <w:right w:w="60" w:type="dxa"/>
-            </w:tcMar>
-          </w:tcPr>
-          <w:p>
-            <w:r>
-              <w:rPr>
-                <w:rFonts w:ascii="Arial" w:hAnsi="Arial"/>
-                <w:sz w:val="13"/>
-              </w:rPr>
-              <w:t>NLG pipeline: Planning, microplanning, realization</w:t>
-            </w:r>
-          </w:p>
-        </w:tc>
-        <w:tc>
-          <w:tcPr>
-            <w:tcW w:type="dxa" w:w="1242"/>
-            <w:tcMar>
-              <w:top w:w="40" w:type="dxa"/>
-              <w:bottom w:w="40" w:type="dxa"/>
-              <w:left w:w="60" w:type="dxa"/>
-              <w:right w:w="60" w:type="dxa"/>
-            </w:tcMar>
-          </w:tcPr>
-          <w:p>
-            <w:r>
-              <w:rPr>
-                <w:rFonts w:ascii="Arial" w:hAnsi="Arial"/>
-                <w:sz w:val="13"/>
-              </w:rPr>
-              <w:t>100% factual determinism, zero hallucinations</w:t>
-            </w:r>
-          </w:p>
-        </w:tc>
-        <w:tc>
-          <w:tcPr>
-            <w:tcW w:type="dxa" w:w="1242"/>
-            <w:tcMar>
-              <w:top w:w="40" w:type="dxa"/>
-              <w:bottom w:w="40" w:type="dxa"/>
-              <w:left w:w="60" w:type="dxa"/>
-              <w:right w:w="60" w:type="dxa"/>
-            </w:tcMar>
-          </w:tcPr>
-          <w:p>
-            <w:r>
-              <w:rPr>
-                <w:rFonts w:ascii="Arial" w:hAnsi="Arial"/>
-                <w:sz w:val="13"/>
-              </w:rPr>
-              <w:t>Can feel rigid if templates lack lexical variability</w:t>
-            </w:r>
-          </w:p>
-        </w:tc>
-        <w:tc>
-          <w:tcPr>
-            <w:tcW w:type="dxa" w:w="1242"/>
-            <w:tcMar>
-              <w:top w:w="40" w:type="dxa"/>
-              <w:bottom w:w="40" w:type="dxa"/>
-              <w:left w:w="60" w:type="dxa"/>
-              <w:right w:w="60" w:type="dxa"/>
-            </w:tcMar>
-          </w:tcPr>
-          <w:p>
-            <w:r>
-              <w:rPr>
-                <w:rFonts w:ascii="Arial" w:hAnsi="Arial"/>
-                <w:sz w:val="13"/>
-              </w:rPr>
-              <w:t>Dynamic entity extraction for tailored 5-part pitch rewrite</w:t>
-            </w:r>
-          </w:p>
-        </w:tc>
-      </w:tr>
-      <w:tr>
-        <w:tc>
-          <w:tcPr>
-            <w:tcW w:type="dxa" w:w="1242"/>
-            <w:tcMar>
-              <w:top w:w="40" w:type="dxa"/>
-              <w:bottom w:w="40" w:type="dxa"/>
-              <w:left w:w="60" w:type="dxa"/>
-              <w:right w:w="60" w:type="dxa"/>
-            </w:tcMar>
-          </w:tcPr>
-          <w:p>
-            <w:r>
-              <w:rPr>
-                <w:rFonts w:ascii="Arial" w:hAnsi="Arial"/>
-                <w:sz w:val="13"/>
-              </w:rPr>
-              <w:t>[15]</w:t>
-            </w:r>
-          </w:p>
-        </w:tc>
-        <w:tc>
-          <w:tcPr>
-            <w:tcW w:type="dxa" w:w="1242"/>
-            <w:tcMar>
-              <w:top w:w="40" w:type="dxa"/>
-              <w:bottom w:w="40" w:type="dxa"/>
-              <w:left w:w="60" w:type="dxa"/>
-              <w:right w:w="60" w:type="dxa"/>
-            </w:tcMar>
-          </w:tcPr>
-          <w:p>
-            <w:r>
-              <w:rPr>
-                <w:rFonts w:ascii="Arial" w:hAnsi="Arial"/>
-                <w:sz w:val="13"/>
-              </w:rPr>
-              <w:t>Gatt &amp; Krahmer (2018)</w:t>
-            </w:r>
-          </w:p>
-        </w:tc>
-        <w:tc>
-          <w:tcPr>
-            <w:tcW w:type="dxa" w:w="1242"/>
-            <w:tcMar>
-              <w:top w:w="40" w:type="dxa"/>
-              <w:bottom w:w="40" w:type="dxa"/>
-              <w:left w:w="60" w:type="dxa"/>
-              <w:right w:w="60" w:type="dxa"/>
-            </w:tcMar>
-          </w:tcPr>
-          <w:p>
-            <w:r>
-              <w:rPr>
-                <w:rFonts w:ascii="Arial" w:hAnsi="Arial"/>
-                <w:sz w:val="13"/>
-              </w:rPr>
-              <w:t>Survey of NLG Systems (JAIR)</w:t>
-            </w:r>
-          </w:p>
-        </w:tc>
-        <w:tc>
-          <w:tcPr>
-            <w:tcW w:type="dxa" w:w="1242"/>
-            <w:tcMar>
-              <w:top w:w="40" w:type="dxa"/>
-              <w:bottom w:w="40" w:type="dxa"/>
-              <w:left w:w="60" w:type="dxa"/>
-              <w:right w:w="60" w:type="dxa"/>
-            </w:tcMar>
-          </w:tcPr>
-          <w:p>
-            <w:r>
-              <w:rPr>
-                <w:rFonts w:ascii="Arial" w:hAnsi="Arial"/>
-                <w:sz w:val="13"/>
-              </w:rPr>
-              <w:t>NLG Survey</w:t>
-            </w:r>
-          </w:p>
-        </w:tc>
-        <w:tc>
-          <w:tcPr>
-            <w:tcW w:type="dxa" w:w="1242"/>
-            <w:tcMar>
-              <w:top w:w="40" w:type="dxa"/>
-              <w:bottom w:w="40" w:type="dxa"/>
-              <w:left w:w="60" w:type="dxa"/>
-              <w:right w:w="60" w:type="dxa"/>
-            </w:tcMar>
-          </w:tcPr>
-          <w:p>
-            <w:r>
-              <w:rPr>
-                <w:rFonts w:ascii="Arial" w:hAnsi="Arial"/>
-                <w:sz w:val="13"/>
-              </w:rPr>
-              <w:t>Multi-paradigm review of statistical and neural NLG</w:t>
-            </w:r>
-          </w:p>
-        </w:tc>
-        <w:tc>
-          <w:tcPr>
-            <w:tcW w:type="dxa" w:w="1242"/>
-            <w:tcMar>
-              <w:top w:w="40" w:type="dxa"/>
-              <w:bottom w:w="40" w:type="dxa"/>
-              <w:left w:w="60" w:type="dxa"/>
-              <w:right w:w="60" w:type="dxa"/>
-            </w:tcMar>
-          </w:tcPr>
-          <w:p>
-            <w:r>
-              <w:rPr>
-                <w:rFonts w:ascii="Arial" w:hAnsi="Arial"/>
-                <w:sz w:val="13"/>
-              </w:rPr>
-              <w:t>Clarifies fluency vs. factual fidelity trade-offs</w:t>
-            </w:r>
-          </w:p>
-        </w:tc>
-        <w:tc>
-          <w:tcPr>
-            <w:tcW w:type="dxa" w:w="1242"/>
-            <w:tcMar>
-              <w:top w:w="40" w:type="dxa"/>
-              <w:bottom w:w="40" w:type="dxa"/>
-              <w:left w:w="60" w:type="dxa"/>
-              <w:right w:w="60" w:type="dxa"/>
-            </w:tcMar>
-          </w:tcPr>
-          <w:p>
-            <w:r>
-              <w:rPr>
-                <w:rFonts w:ascii="Arial" w:hAnsi="Arial"/>
-                <w:sz w:val="13"/>
-              </w:rPr>
-              <w:t>Highlights severe risk of unconstrained hallucinations</w:t>
-            </w:r>
-          </w:p>
-        </w:tc>
-        <w:tc>
-          <w:tcPr>
-            <w:tcW w:type="dxa" w:w="1242"/>
-            <w:tcMar>
-              <w:top w:w="40" w:type="dxa"/>
-              <w:bottom w:w="40" w:type="dxa"/>
-              <w:left w:w="60" w:type="dxa"/>
-              <w:right w:w="60" w:type="dxa"/>
-            </w:tcMar>
-          </w:tcPr>
-          <w:p>
-            <w:r>
-              <w:rPr>
-                <w:rFonts w:ascii="Arial" w:hAnsi="Arial"/>
-                <w:sz w:val="13"/>
-              </w:rPr>
-              <w:t>Slot-filling template NLG guaranteeing 0% hallucination</w:t>
-            </w:r>
-          </w:p>
-        </w:tc>
-      </w:tr>
-      <w:tr>
-        <w:tc>
-          <w:tcPr>
-            <w:tcW w:type="dxa" w:w="1242"/>
-            <w:tcMar>
-              <w:top w:w="40" w:type="dxa"/>
-              <w:bottom w:w="40" w:type="dxa"/>
-              <w:left w:w="60" w:type="dxa"/>
-              <w:right w:w="60" w:type="dxa"/>
-            </w:tcMar>
-          </w:tcPr>
-          <w:p>
-            <w:r>
-              <w:rPr>
-                <w:rFonts w:ascii="Arial" w:hAnsi="Arial"/>
-                <w:sz w:val="13"/>
-              </w:rPr>
-              <w:t>[16]</w:t>
-            </w:r>
-          </w:p>
-        </w:tc>
-        <w:tc>
-          <w:tcPr>
-            <w:tcW w:type="dxa" w:w="1242"/>
-            <w:tcMar>
-              <w:top w:w="40" w:type="dxa"/>
-              <w:bottom w:w="40" w:type="dxa"/>
-              <w:left w:w="60" w:type="dxa"/>
-              <w:right w:w="60" w:type="dxa"/>
-            </w:tcMar>
-          </w:tcPr>
-          <w:p>
-            <w:r>
-              <w:rPr>
-                <w:rFonts w:ascii="Arial" w:hAnsi="Arial"/>
-                <w:sz w:val="13"/>
-              </w:rPr>
-              <w:t>Sharma et al. (2023)</w:t>
-            </w:r>
-          </w:p>
-        </w:tc>
-        <w:tc>
-          <w:tcPr>
-            <w:tcW w:type="dxa" w:w="1242"/>
-            <w:tcMar>
-              <w:top w:w="40" w:type="dxa"/>
-              <w:bottom w:w="40" w:type="dxa"/>
-              <w:left w:w="60" w:type="dxa"/>
-              <w:right w:w="60" w:type="dxa"/>
-            </w:tcMar>
-          </w:tcPr>
-          <w:p>
-            <w:r>
-              <w:rPr>
-                <w:rFonts w:ascii="Arial" w:hAnsi="Arial"/>
-                <w:sz w:val="13"/>
-              </w:rPr>
-              <w:t>Understanding Sycophancy in LLMs (EMNLP)</w:t>
-            </w:r>
-          </w:p>
-        </w:tc>
-        <w:tc>
-          <w:tcPr>
-            <w:tcW w:type="dxa" w:w="1242"/>
-            <w:tcMar>
-              <w:top w:w="40" w:type="dxa"/>
-              <w:bottom w:w="40" w:type="dxa"/>
-              <w:left w:w="60" w:type="dxa"/>
-              <w:right w:w="60" w:type="dxa"/>
-            </w:tcMar>
-          </w:tcPr>
-          <w:p>
-            <w:r>
-              <w:rPr>
-                <w:rFonts w:ascii="Arial" w:hAnsi="Arial"/>
-                <w:sz w:val="13"/>
-              </w:rPr>
-              <w:t>Model Sycophancy</w:t>
-            </w:r>
-          </w:p>
-        </w:tc>
-        <w:tc>
-          <w:tcPr>
-            <w:tcW w:type="dxa" w:w="1242"/>
-            <w:tcMar>
-              <w:top w:w="40" w:type="dxa"/>
-              <w:bottom w:w="40" w:type="dxa"/>
-              <w:left w:w="60" w:type="dxa"/>
-              <w:right w:w="60" w:type="dxa"/>
-            </w:tcMar>
-          </w:tcPr>
-          <w:p>
-            <w:r>
-              <w:rPr>
-                <w:rFonts w:ascii="Arial" w:hAnsi="Arial"/>
-                <w:sz w:val="13"/>
-              </w:rPr>
-              <w:t>Behavioral testing of RLHF-aligned models</w:t>
-            </w:r>
-          </w:p>
-        </w:tc>
-        <w:tc>
-          <w:tcPr>
-            <w:tcW w:type="dxa" w:w="1242"/>
-            <w:tcMar>
-              <w:top w:w="40" w:type="dxa"/>
-              <w:bottom w:w="40" w:type="dxa"/>
-              <w:left w:w="60" w:type="dxa"/>
-              <w:right w:w="60" w:type="dxa"/>
-            </w:tcMar>
-          </w:tcPr>
-          <w:p>
-            <w:r>
-              <w:rPr>
-                <w:rFonts w:ascii="Arial" w:hAnsi="Arial"/>
-                <w:sz w:val="13"/>
-              </w:rPr>
-              <w:t>Discloses that LLMs echo user bias with flattering praise</w:t>
-            </w:r>
-          </w:p>
-        </w:tc>
-        <w:tc>
-          <w:tcPr>
-            <w:tcW w:type="dxa" w:w="1242"/>
-            <w:tcMar>
-              <w:top w:w="40" w:type="dxa"/>
-              <w:bottom w:w="40" w:type="dxa"/>
-              <w:left w:w="60" w:type="dxa"/>
-              <w:right w:w="60" w:type="dxa"/>
-            </w:tcMar>
-          </w:tcPr>
-          <w:p>
-            <w:r>
-              <w:rPr>
-                <w:rFonts w:ascii="Arial" w:hAnsi="Arial"/>
-                <w:sz w:val="13"/>
-              </w:rPr>
-              <w:t>LLMs cannot be trusted for candid investor critique</w:t>
-            </w:r>
-          </w:p>
-        </w:tc>
-        <w:tc>
-          <w:tcPr>
-            <w:tcW w:type="dxa" w:w="1242"/>
-            <w:tcMar>
-              <w:top w:w="40" w:type="dxa"/>
-              <w:bottom w:w="40" w:type="dxa"/>
-              <w:left w:w="60" w:type="dxa"/>
-              <w:right w:w="60" w:type="dxa"/>
-            </w:tcMar>
-          </w:tcPr>
-          <w:p>
-            <w:r>
-              <w:rPr>
-                <w:rFonts w:ascii="Arial" w:hAnsi="Arial"/>
-                <w:sz w:val="13"/>
-              </w:rPr>
-              <w:t>Strict, unsycophantic matrix: heavily penalizes zero traction</w:t>
-            </w:r>
-          </w:p>
-        </w:tc>
-      </w:tr>
-      <w:tr>
-        <w:tc>
-          <w:tcPr>
-            <w:tcW w:type="dxa" w:w="1242"/>
-            <w:tcMar>
-              <w:top w:w="40" w:type="dxa"/>
-              <w:bottom w:w="40" w:type="dxa"/>
-              <w:left w:w="60" w:type="dxa"/>
-              <w:right w:w="60" w:type="dxa"/>
-            </w:tcMar>
-          </w:tcPr>
-          <w:p>
-            <w:r>
-              <w:rPr>
-                <w:rFonts w:ascii="Arial" w:hAnsi="Arial"/>
-                <w:sz w:val="13"/>
-              </w:rPr>
-              <w:t>[17]</w:t>
-            </w:r>
-          </w:p>
-        </w:tc>
-        <w:tc>
-          <w:tcPr>
-            <w:tcW w:type="dxa" w:w="1242"/>
-            <w:tcMar>
-              <w:top w:w="40" w:type="dxa"/>
-              <w:bottom w:w="40" w:type="dxa"/>
-              <w:left w:w="60" w:type="dxa"/>
-              <w:right w:w="60" w:type="dxa"/>
-            </w:tcMar>
-          </w:tcPr>
-          <w:p>
-            <w:r>
-              <w:rPr>
-                <w:rFonts w:ascii="Arial" w:hAnsi="Arial"/>
-                <w:sz w:val="13"/>
-              </w:rPr>
-              <w:t>Wei et al. (2023)</w:t>
-            </w:r>
-          </w:p>
-        </w:tc>
-        <w:tc>
-          <w:tcPr>
-            <w:tcW w:type="dxa" w:w="1242"/>
-            <w:tcMar>
-              <w:top w:w="40" w:type="dxa"/>
-              <w:bottom w:w="40" w:type="dxa"/>
-              <w:left w:w="60" w:type="dxa"/>
-              <w:right w:w="60" w:type="dxa"/>
-            </w:tcMar>
-          </w:tcPr>
-          <w:p>
-            <w:r>
-              <w:rPr>
-                <w:rFonts w:ascii="Arial" w:hAnsi="Arial"/>
-                <w:sz w:val="13"/>
-              </w:rPr>
-              <w:t>Measuring Bias in LLM Reasoning (NeurIPS)</w:t>
-            </w:r>
-          </w:p>
-        </w:tc>
-        <w:tc>
-          <w:tcPr>
-            <w:tcW w:type="dxa" w:w="1242"/>
-            <w:tcMar>
-              <w:top w:w="40" w:type="dxa"/>
-              <w:bottom w:w="40" w:type="dxa"/>
-              <w:left w:w="60" w:type="dxa"/>
-              <w:right w:w="60" w:type="dxa"/>
-            </w:tcMar>
-          </w:tcPr>
-          <w:p>
-            <w:r>
-              <w:rPr>
-                <w:rFonts w:ascii="Arial" w:hAnsi="Arial"/>
-                <w:sz w:val="13"/>
-              </w:rPr>
-              <w:t>Reasoning Bias</w:t>
-            </w:r>
-          </w:p>
-        </w:tc>
-        <w:tc>
-          <w:tcPr>
-            <w:tcW w:type="dxa" w:w="1242"/>
-            <w:tcMar>
-              <w:top w:w="40" w:type="dxa"/>
-              <w:bottom w:w="40" w:type="dxa"/>
-              <w:left w:w="60" w:type="dxa"/>
-              <w:right w:w="60" w:type="dxa"/>
-            </w:tcMar>
-          </w:tcPr>
-          <w:p>
-            <w:r>
-              <w:rPr>
-                <w:rFonts w:ascii="Arial" w:hAnsi="Arial"/>
-                <w:sz w:val="13"/>
-              </w:rPr>
-              <w:t>Empirical testing of chain-of-thought consistency</w:t>
-            </w:r>
-          </w:p>
-        </w:tc>
-        <w:tc>
-          <w:tcPr>
-            <w:tcW w:type="dxa" w:w="1242"/>
-            <w:tcMar>
-              <w:top w:w="40" w:type="dxa"/>
-              <w:bottom w:w="40" w:type="dxa"/>
-              <w:left w:w="60" w:type="dxa"/>
-              <w:right w:w="60" w:type="dxa"/>
-            </w:tcMar>
-          </w:tcPr>
-          <w:p>
-            <w:r>
-              <w:rPr>
-                <w:rFonts w:ascii="Arial" w:hAnsi="Arial"/>
-                <w:sz w:val="13"/>
-              </w:rPr>
-              <w:t>Highlights sensitivity to prompt variations and temperature</w:t>
-            </w:r>
-          </w:p>
-        </w:tc>
-        <w:tc>
-          <w:tcPr>
-            <w:tcW w:type="dxa" w:w="1242"/>
-            <w:tcMar>
-              <w:top w:w="40" w:type="dxa"/>
-              <w:bottom w:w="40" w:type="dxa"/>
-              <w:left w:w="60" w:type="dxa"/>
-              <w:right w:w="60" w:type="dxa"/>
-            </w:tcMar>
-          </w:tcPr>
-          <w:p>
-            <w:r>
-              <w:rPr>
-                <w:rFonts w:ascii="Arial" w:hAnsi="Arial"/>
-                <w:sz w:val="13"/>
-              </w:rPr>
-              <w:t>Non-deterministic outputs make fair grading impossible</w:t>
-            </w:r>
-          </w:p>
-        </w:tc>
-        <w:tc>
-          <w:tcPr>
-            <w:tcW w:type="dxa" w:w="1242"/>
-            <w:tcMar>
-              <w:top w:w="40" w:type="dxa"/>
-              <w:bottom w:w="40" w:type="dxa"/>
-              <w:left w:w="60" w:type="dxa"/>
-              <w:right w:w="60" w:type="dxa"/>
-            </w:tcMar>
-          </w:tcPr>
-          <w:p>
-            <w:r>
-              <w:rPr>
-                <w:rFonts w:ascii="Arial" w:hAnsi="Arial"/>
-                <w:sz w:val="13"/>
-              </w:rPr>
-              <w:t>100% deterministic mathematical formula with zero score drift</w:t>
-            </w:r>
-          </w:p>
-        </w:tc>
-      </w:tr>
-      <w:tr>
-        <w:tc>
-          <w:tcPr>
-            <w:tcW w:type="dxa" w:w="1242"/>
-            <w:tcMar>
-              <w:top w:w="40" w:type="dxa"/>
-              <w:bottom w:w="40" w:type="dxa"/>
-              <w:left w:w="60" w:type="dxa"/>
-              <w:right w:w="60" w:type="dxa"/>
-            </w:tcMar>
-          </w:tcPr>
-          <w:p>
-            <w:r>
-              <w:rPr>
-                <w:rFonts w:ascii="Arial" w:hAnsi="Arial"/>
-                <w:sz w:val="13"/>
-              </w:rPr>
-              <w:t>[18]</w:t>
-            </w:r>
-          </w:p>
-        </w:tc>
-        <w:tc>
-          <w:tcPr>
-            <w:tcW w:type="dxa" w:w="1242"/>
-            <w:tcMar>
-              <w:top w:w="40" w:type="dxa"/>
-              <w:bottom w:w="40" w:type="dxa"/>
-              <w:left w:w="60" w:type="dxa"/>
-              <w:right w:w="60" w:type="dxa"/>
-            </w:tcMar>
-          </w:tcPr>
-          <w:p>
-            <w:r>
-              <w:rPr>
-                <w:rFonts w:ascii="Arial" w:hAnsi="Arial"/>
-                <w:sz w:val="13"/>
+                <w:rFonts w:ascii="Times New Roman" w:hAnsi="Times New Roman"/>
+                <w:sz w:val="14"/>
               </w:rPr>
               <w:t>Chen &amp; Patel (2024)</w:t>
             </w:r>
@@ -3415,59 +2490,39 @@
         </w:tc>
         <w:tc>
           <w:tcPr>
-            <w:tcW w:type="dxa" w:w="1242"/>
+            <w:tcW w:type="dxa" w:w="1170"/>
             <w:tcMar>
               <w:top w:w="40" w:type="dxa"/>
               <w:bottom w:w="40" w:type="dxa"/>
-              <w:left w:w="60" w:type="dxa"/>
-              <w:right w:w="60" w:type="dxa"/>
+              <w:left w:w="50" w:type="dxa"/>
+              <w:right w:w="50" w:type="dxa"/>
             </w:tcMar>
           </w:tcPr>
           <w:p>
             <w:r>
               <w:rPr>
-                <w:rFonts w:ascii="Arial" w:hAnsi="Arial"/>
-                <w:sz w:val="13"/>
+                <w:rFonts w:ascii="Times New Roman" w:hAnsi="Times New Roman"/>
+                <w:sz w:val="14"/>
               </w:rPr>
-              <w:t>Benchmarking LLMs as Oral Evaluators (ACM TOCE)</w:t>
+              <w:t>Benchmarking LLMs as Oral Evaluators</w:t>
             </w:r>
           </w:p>
         </w:tc>
         <w:tc>
           <w:tcPr>
-            <w:tcW w:type="dxa" w:w="1242"/>
+            <w:tcW w:type="dxa" w:w="1170"/>
             <w:tcMar>
               <w:top w:w="40" w:type="dxa"/>
               <w:bottom w:w="40" w:type="dxa"/>
-              <w:left w:w="60" w:type="dxa"/>
-              <w:right w:w="60" w:type="dxa"/>
+              <w:left w:w="50" w:type="dxa"/>
+              <w:right w:w="50" w:type="dxa"/>
             </w:tcMar>
           </w:tcPr>
           <w:p>
             <w:r>
               <w:rPr>
-                <w:rFonts w:ascii="Arial" w:hAnsi="Arial"/>
-                <w:sz w:val="13"/>
-              </w:rPr>
-              <w:t>Educational LLMs</w:t>
-            </w:r>
-          </w:p>
-        </w:tc>
-        <w:tc>
-          <w:tcPr>
-            <w:tcW w:type="dxa" w:w="1242"/>
-            <w:tcMar>
-              <w:top w:w="40" w:type="dxa"/>
-              <w:bottom w:w="40" w:type="dxa"/>
-              <w:left w:w="60" w:type="dxa"/>
-              <w:right w:w="60" w:type="dxa"/>
-            </w:tcMar>
-          </w:tcPr>
-          <w:p>
-            <w:r>
-              <w:rPr>
-                <w:rFonts w:ascii="Arial" w:hAnsi="Arial"/>
-                <w:sz w:val="13"/>
+                <w:rFonts w:ascii="Times New Roman" w:hAnsi="Times New Roman"/>
+                <w:sz w:val="14"/>
               </w:rPr>
               <w:t>Few-shot prompting across GPT-4, Claude, Gemini</w:t>
             </w:r>
@@ -3475,1675 +2530,427 @@
         </w:tc>
         <w:tc>
           <w:tcPr>
-            <w:tcW w:type="dxa" w:w="1242"/>
+            <w:tcW w:type="dxa" w:w="1170"/>
             <w:tcMar>
               <w:top w:w="40" w:type="dxa"/>
               <w:bottom w:w="40" w:type="dxa"/>
-              <w:left w:w="60" w:type="dxa"/>
-              <w:right w:w="60" w:type="dxa"/>
+              <w:left w:w="50" w:type="dxa"/>
+              <w:right w:w="50" w:type="dxa"/>
             </w:tcMar>
           </w:tcPr>
           <w:p>
             <w:r>
               <w:rPr>
-                <w:rFonts w:ascii="Arial" w:hAnsi="Arial"/>
-                <w:sz w:val="13"/>
+                <w:rFonts w:ascii="Times New Roman" w:hAnsi="Times New Roman"/>
+                <w:sz w:val="14"/>
               </w:rPr>
-              <w:t>High semantic richness in conversational explanations</w:t>
+              <w:t>150 presentations</w:t>
             </w:r>
           </w:p>
         </w:tc>
         <w:tc>
           <w:tcPr>
-            <w:tcW w:type="dxa" w:w="1242"/>
+            <w:tcW w:type="dxa" w:w="1170"/>
             <w:tcMar>
               <w:top w:w="40" w:type="dxa"/>
               <w:bottom w:w="40" w:type="dxa"/>
-              <w:left w:w="60" w:type="dxa"/>
-              <w:right w:w="60" w:type="dxa"/>
+              <w:left w:w="50" w:type="dxa"/>
+              <w:right w:w="50" w:type="dxa"/>
             </w:tcMar>
           </w:tcPr>
           <w:p>
             <w:r>
               <w:rPr>
-                <w:rFonts w:ascii="Arial" w:hAnsi="Arial"/>
-                <w:sz w:val="13"/>
+                <w:rFonts w:ascii="Times New Roman" w:hAnsi="Times New Roman"/>
+                <w:sz w:val="14"/>
               </w:rPr>
-              <w:t>Cloud API latency (3-8s); token costs; +-18 pt drift</w:t>
+              <w:t>±18 pt std deviation</w:t>
             </w:r>
           </w:p>
         </w:tc>
         <w:tc>
           <w:tcPr>
-            <w:tcW w:type="dxa" w:w="1242"/>
+            <w:tcW w:type="dxa" w:w="1170"/>
             <w:tcMar>
               <w:top w:w="40" w:type="dxa"/>
               <w:bottom w:w="40" w:type="dxa"/>
-              <w:left w:w="60" w:type="dxa"/>
-              <w:right w:w="60" w:type="dxa"/>
+              <w:left w:w="50" w:type="dxa"/>
+              <w:right w:w="50" w:type="dxa"/>
             </w:tcMar>
           </w:tcPr>
           <w:p>
             <w:r>
               <w:rPr>
-                <w:rFonts w:ascii="Arial" w:hAnsi="Arial"/>
-                <w:sz w:val="13"/>
+                <w:rFonts w:ascii="Times New Roman" w:hAnsi="Times New Roman"/>
+                <w:sz w:val="14"/>
               </w:rPr>
-              <w:t>100% client-side in browser; sub-millisecond; zero API cost</w:t>
-            </w:r>
-          </w:p>
-        </w:tc>
-      </w:tr>
-      <w:tr>
-        <w:tc>
-          <w:tcPr>
-            <w:tcW w:type="dxa" w:w="1242"/>
-            <w:tcMar>
-              <w:top w:w="40" w:type="dxa"/>
-              <w:bottom w:w="40" w:type="dxa"/>
-              <w:left w:w="60" w:type="dxa"/>
-              <w:right w:w="60" w:type="dxa"/>
-            </w:tcMar>
-          </w:tcPr>
-          <w:p>
-            <w:r>
-              <w:rPr>
-                <w:rFonts w:ascii="Arial" w:hAnsi="Arial"/>
-                <w:sz w:val="13"/>
-              </w:rPr>
-              <w:t>[19]</w:t>
-            </w:r>
-          </w:p>
-        </w:tc>
-        <w:tc>
-          <w:tcPr>
-            <w:tcW w:type="dxa" w:w="1242"/>
-            <w:tcMar>
-              <w:top w:w="40" w:type="dxa"/>
-              <w:bottom w:w="40" w:type="dxa"/>
-              <w:left w:w="60" w:type="dxa"/>
-              <w:right w:w="60" w:type="dxa"/>
-            </w:tcMar>
-          </w:tcPr>
-          <w:p>
-            <w:r>
-              <w:rPr>
-                <w:rFonts w:ascii="Arial" w:hAnsi="Arial"/>
-                <w:sz w:val="13"/>
-              </w:rPr>
-              <w:t>Zheng et al. (2023)</w:t>
-            </w:r>
-          </w:p>
-        </w:tc>
-        <w:tc>
-          <w:tcPr>
-            <w:tcW w:type="dxa" w:w="1242"/>
-            <w:tcMar>
-              <w:top w:w="40" w:type="dxa"/>
-              <w:bottom w:w="40" w:type="dxa"/>
-              <w:left w:w="60" w:type="dxa"/>
-              <w:right w:w="60" w:type="dxa"/>
-            </w:tcMar>
-          </w:tcPr>
-          <w:p>
-            <w:r>
-              <w:rPr>
-                <w:rFonts w:ascii="Arial" w:hAnsi="Arial"/>
-                <w:sz w:val="13"/>
-              </w:rPr>
-              <w:t>Judging LLM-as-a-Judge with MT-Bench (NeurIPS)</w:t>
-            </w:r>
-          </w:p>
-        </w:tc>
-        <w:tc>
-          <w:tcPr>
-            <w:tcW w:type="dxa" w:w="1242"/>
-            <w:tcMar>
-              <w:top w:w="40" w:type="dxa"/>
-              <w:bottom w:w="40" w:type="dxa"/>
-              <w:left w:w="60" w:type="dxa"/>
-              <w:right w:w="60" w:type="dxa"/>
-            </w:tcMar>
-          </w:tcPr>
-          <w:p>
-            <w:r>
-              <w:rPr>
-                <w:rFonts w:ascii="Arial" w:hAnsi="Arial"/>
-                <w:sz w:val="13"/>
-              </w:rPr>
-              <w:t>Evaluator Benchmarks</w:t>
-            </w:r>
-          </w:p>
-        </w:tc>
-        <w:tc>
-          <w:tcPr>
-            <w:tcW w:type="dxa" w:w="1242"/>
-            <w:tcMar>
-              <w:top w:w="40" w:type="dxa"/>
-              <w:bottom w:w="40" w:type="dxa"/>
-              <w:left w:w="60" w:type="dxa"/>
-              <w:right w:w="60" w:type="dxa"/>
-            </w:tcMar>
-          </w:tcPr>
-          <w:p>
-            <w:r>
-              <w:rPr>
-                <w:rFonts w:ascii="Arial" w:hAnsi="Arial"/>
-                <w:sz w:val="13"/>
-              </w:rPr>
-              <w:t>Benchmarking LLM judges against human expert panels</w:t>
-            </w:r>
-          </w:p>
-        </w:tc>
-        <w:tc>
-          <w:tcPr>
-            <w:tcW w:type="dxa" w:w="1242"/>
-            <w:tcMar>
-              <w:top w:w="40" w:type="dxa"/>
-              <w:bottom w:w="40" w:type="dxa"/>
-              <w:left w:w="60" w:type="dxa"/>
-              <w:right w:w="60" w:type="dxa"/>
-            </w:tcMar>
-          </w:tcPr>
-          <w:p>
-            <w:r>
-              <w:rPr>
-                <w:rFonts w:ascii="Arial" w:hAnsi="Arial"/>
-                <w:sz w:val="13"/>
-              </w:rPr>
-              <w:t>Measures positional, verbosity, and self-enhancement bias</w:t>
-            </w:r>
-          </w:p>
-        </w:tc>
-        <w:tc>
-          <w:tcPr>
-            <w:tcW w:type="dxa" w:w="1242"/>
-            <w:tcMar>
-              <w:top w:w="40" w:type="dxa"/>
-              <w:bottom w:w="40" w:type="dxa"/>
-              <w:left w:w="60" w:type="dxa"/>
-              <w:right w:w="60" w:type="dxa"/>
-            </w:tcMar>
-          </w:tcPr>
-          <w:p>
-            <w:r>
-              <w:rPr>
-                <w:rFonts w:ascii="Arial" w:hAnsi="Arial"/>
-                <w:sz w:val="13"/>
-              </w:rPr>
-              <w:t>LLM judges systematically favor long-winded answers</w:t>
-            </w:r>
-          </w:p>
-        </w:tc>
-        <w:tc>
-          <w:tcPr>
-            <w:tcW w:type="dxa" w:w="1242"/>
-            <w:tcMar>
-              <w:top w:w="40" w:type="dxa"/>
-              <w:bottom w:w="40" w:type="dxa"/>
-              <w:left w:w="60" w:type="dxa"/>
-              <w:right w:w="60" w:type="dxa"/>
-            </w:tcMar>
-          </w:tcPr>
-          <w:p>
-            <w:r>
-              <w:rPr>
-                <w:rFonts w:ascii="Arial" w:hAnsi="Arial"/>
-                <w:sz w:val="13"/>
-              </w:rPr>
-              <w:t>Penalizes verbosity; enforces concise, high-signal hooks</w:t>
-            </w:r>
-          </w:p>
-        </w:tc>
-      </w:tr>
-      <w:tr>
-        <w:tc>
-          <w:tcPr>
-            <w:tcW w:type="dxa" w:w="1242"/>
-            <w:tcMar>
-              <w:top w:w="40" w:type="dxa"/>
-              <w:bottom w:w="40" w:type="dxa"/>
-              <w:left w:w="60" w:type="dxa"/>
-              <w:right w:w="60" w:type="dxa"/>
-            </w:tcMar>
-          </w:tcPr>
-          <w:p>
-            <w:r>
-              <w:rPr>
-                <w:rFonts w:ascii="Arial" w:hAnsi="Arial"/>
-                <w:sz w:val="13"/>
-              </w:rPr>
-              <w:t>[20]</w:t>
-            </w:r>
-          </w:p>
-        </w:tc>
-        <w:tc>
-          <w:tcPr>
-            <w:tcW w:type="dxa" w:w="1242"/>
-            <w:tcMar>
-              <w:top w:w="40" w:type="dxa"/>
-              <w:bottom w:w="40" w:type="dxa"/>
-              <w:left w:w="60" w:type="dxa"/>
-              <w:right w:w="60" w:type="dxa"/>
-            </w:tcMar>
-          </w:tcPr>
-          <w:p>
-            <w:r>
-              <w:rPr>
-                <w:rFonts w:ascii="Arial" w:hAnsi="Arial"/>
-                <w:sz w:val="13"/>
-              </w:rPr>
-              <w:t>Manning &amp; Schütze (1999)</w:t>
-            </w:r>
-          </w:p>
-        </w:tc>
-        <w:tc>
-          <w:tcPr>
-            <w:tcW w:type="dxa" w:w="1242"/>
-            <w:tcMar>
-              <w:top w:w="40" w:type="dxa"/>
-              <w:bottom w:w="40" w:type="dxa"/>
-              <w:left w:w="60" w:type="dxa"/>
-              <w:right w:w="60" w:type="dxa"/>
-            </w:tcMar>
-          </w:tcPr>
-          <w:p>
-            <w:r>
-              <w:rPr>
-                <w:rFonts w:ascii="Arial" w:hAnsi="Arial"/>
-                <w:sz w:val="13"/>
-              </w:rPr>
-              <w:t>Foundations of Statistical NLP (MIT Press)</w:t>
-            </w:r>
-          </w:p>
-        </w:tc>
-        <w:tc>
-          <w:tcPr>
-            <w:tcW w:type="dxa" w:w="1242"/>
-            <w:tcMar>
-              <w:top w:w="40" w:type="dxa"/>
-              <w:bottom w:w="40" w:type="dxa"/>
-              <w:left w:w="60" w:type="dxa"/>
-              <w:right w:w="60" w:type="dxa"/>
-            </w:tcMar>
-          </w:tcPr>
-          <w:p>
-            <w:r>
-              <w:rPr>
-                <w:rFonts w:ascii="Arial" w:hAnsi="Arial"/>
-                <w:sz w:val="13"/>
-              </w:rPr>
-              <w:t>Finite Automata</w:t>
-            </w:r>
-          </w:p>
-        </w:tc>
-        <w:tc>
-          <w:tcPr>
-            <w:tcW w:type="dxa" w:w="1242"/>
-            <w:tcMar>
-              <w:top w:w="40" w:type="dxa"/>
-              <w:bottom w:w="40" w:type="dxa"/>
-              <w:left w:w="60" w:type="dxa"/>
-              <w:right w:w="60" w:type="dxa"/>
-            </w:tcMar>
-          </w:tcPr>
-          <w:p>
-            <w:r>
-              <w:rPr>
-                <w:rFonts w:ascii="Arial" w:hAnsi="Arial"/>
-                <w:sz w:val="13"/>
-              </w:rPr>
-              <w:t>Deterministic Finite-State Transducers &amp; Regex</w:t>
-            </w:r>
-          </w:p>
-        </w:tc>
-        <w:tc>
-          <w:tcPr>
-            <w:tcW w:type="dxa" w:w="1242"/>
-            <w:tcMar>
-              <w:top w:w="40" w:type="dxa"/>
-              <w:bottom w:w="40" w:type="dxa"/>
-              <w:left w:w="60" w:type="dxa"/>
-              <w:right w:w="60" w:type="dxa"/>
-            </w:tcMar>
-          </w:tcPr>
-          <w:p>
-            <w:r>
-              <w:rPr>
-                <w:rFonts w:ascii="Arial" w:hAnsi="Arial"/>
-                <w:sz w:val="13"/>
-              </w:rPr>
-              <w:t>Unmatched execution speed; zero memory overhead; explainable</w:t>
-            </w:r>
-          </w:p>
-        </w:tc>
-        <w:tc>
-          <w:tcPr>
-            <w:tcW w:type="dxa" w:w="1242"/>
-            <w:tcMar>
-              <w:top w:w="40" w:type="dxa"/>
-              <w:bottom w:w="40" w:type="dxa"/>
-              <w:left w:w="60" w:type="dxa"/>
-              <w:right w:w="60" w:type="dxa"/>
-            </w:tcMar>
-          </w:tcPr>
-          <w:p>
-            <w:r>
-              <w:rPr>
-                <w:rFonts w:ascii="Arial" w:hAnsi="Arial"/>
-                <w:sz w:val="13"/>
-              </w:rPr>
-              <w:t>Requires expert curation of domain lexicons</w:t>
-            </w:r>
-          </w:p>
-        </w:tc>
-        <w:tc>
-          <w:tcPr>
-            <w:tcW w:type="dxa" w:w="1242"/>
-            <w:tcMar>
-              <w:top w:w="40" w:type="dxa"/>
-              <w:bottom w:w="40" w:type="dxa"/>
-              <w:left w:w="60" w:type="dxa"/>
-              <w:right w:w="60" w:type="dxa"/>
-            </w:tcMar>
-          </w:tcPr>
-          <w:p>
-            <w:r>
-              <w:rPr>
-                <w:rFonts w:ascii="Arial" w:hAnsi="Arial"/>
-                <w:sz w:val="13"/>
-              </w:rPr>
-              <w:t>Curated venture lexicon: 250+ financial and rhetorical markers</w:t>
+              <w:t>High cloud latency (3-8s), token costs, and score instability across identical runs.</w:t>
             </w:r>
           </w:p>
         </w:tc>
       </w:tr>
     </w:tbl>
     <w:p>
+      <w:pPr>
+        <w:spacing w:before="240" w:after="80"/>
+      </w:pPr>
       <w:r>
-        <w:br w:type="page"/>
+        <w:rPr>
+          <w:rFonts w:ascii="Times New Roman" w:hAnsi="Times New Roman"/>
+          <w:b/>
+          <w:sz w:val="22"/>
+        </w:rPr>
+        <w:t>III. RESEARCH GAPS</w:t>
       </w:r>
     </w:p>
     <w:p>
       <w:pPr>
-        <w:spacing w:before="280" w:after="80"/>
-      </w:pPr>
-      <w:r>
-        <w:rPr>
-          <w:rFonts w:ascii="Georgia" w:hAnsi="Georgia"/>
-          <w:b/>
-          <w:color w:val="801818"/>
-          <w:sz w:val="24"/>
-        </w:rPr>
-        <w:t>4. Key Research Gaps Identified</w:t>
-      </w:r>
-    </w:p>
-    <w:p>
-      <w:pPr>
-        <w:spacing w:before="120" w:after="80"/>
-      </w:pPr>
-      <w:r>
-        <w:rPr>
-          <w:b/>
-          <w:color w:val="801818"/>
-          <w:sz w:val="19"/>
-        </w:rPr>
-        <w:t xml:space="preserve">• Gap 1: Delivery Tools Ignore Content (The Prosody-Semantics Gap): </w:t>
-      </w:r>
-      <w:r>
-        <w:rPr>
-          <w:rFonts w:ascii="Times New Roman" w:hAnsi="Times New Roman"/>
-          <w:sz w:val="19"/>
-        </w:rPr>
-        <w:t>Existing speech coaching apps like Yoodli or Speeko only analyze pacing, filler words, and vocal modulation. They cannot tell whether a pitch actually makes business sense or if the founder asked for an investment.</w:t>
-      </w:r>
-    </w:p>
-    <w:p>
-      <w:pPr>
-        <w:spacing w:before="120" w:after="80"/>
-      </w:pPr>
-      <w:r>
-        <w:rPr>
-          <w:b/>
-          <w:color w:val="801818"/>
-          <w:sz w:val="19"/>
-        </w:rPr>
-        <w:t xml:space="preserve">• Gap 2: Generative LLMs Are Inconsistent and Overly Flattering: </w:t>
-      </w:r>
-      <w:r>
-        <w:rPr>
-          <w:rFonts w:ascii="Times New Roman" w:hAnsi="Times New Roman"/>
-          <w:sz w:val="19"/>
-        </w:rPr>
-        <w:t>General-purpose AI chatbots suffer from sycophancy (flattering the user instead of providing candid critique) and stochastic temperature drift (+-18 points on identical scripts), making them unreliable for objective evaluation.</w:t>
-      </w:r>
-    </w:p>
-    <w:p>
-      <w:pPr>
-        <w:spacing w:before="120" w:after="80"/>
-      </w:pPr>
-      <w:r>
-        <w:rPr>
-          <w:b/>
-          <w:color w:val="801818"/>
-          <w:sz w:val="19"/>
-        </w:rPr>
-        <w:t xml:space="preserve">• Gap 3: Lack of Real-World Precedent Grounding: </w:t>
-      </w:r>
-      <w:r>
-        <w:rPr>
-          <w:rFonts w:ascii="Times New Roman" w:hAnsi="Times New Roman"/>
-          <w:sz w:val="19"/>
-        </w:rPr>
-        <w:t>Most writing analysis tools evaluate text in a vacuum without referencing real-world commercial outcomes. In venture capital, pitches succeed based on how they compare to historical precedent deals.</w:t>
-      </w:r>
-    </w:p>
-    <w:p>
-      <w:pPr>
-        <w:spacing w:before="120" w:after="80"/>
-      </w:pPr>
-      <w:r>
-        <w:rPr>
-          <w:b/>
-          <w:color w:val="801818"/>
-          <w:sz w:val="19"/>
-        </w:rPr>
-        <w:t xml:space="preserve">• Gap 4: Cloud Latency, API Costs, and IP Privacy Concerns: </w:t>
-      </w:r>
-      <w:r>
-        <w:rPr>
-          <w:rFonts w:ascii="Times New Roman" w:hAnsi="Times New Roman"/>
-          <w:sz w:val="19"/>
-        </w:rPr>
-        <w:t>Modern neural NLP pipelines require cloud GPUs and remote APIs, introducing 3-8s latency and forcing users to upload confidential startup concepts to external servers.</w:t>
-      </w:r>
-    </w:p>
-    <w:p>
-      <w:pPr>
-        <w:spacing w:before="120" w:after="80"/>
-      </w:pPr>
-      <w:r>
-        <w:rPr>
-          <w:b/>
-          <w:color w:val="801818"/>
-          <w:sz w:val="19"/>
-        </w:rPr>
-        <w:t xml:space="preserve">• Gap 5: Abstract Scores Without Actionable Rewrites: </w:t>
-      </w:r>
-      <w:r>
-        <w:rPr>
-          <w:rFonts w:ascii="Times New Roman" w:hAnsi="Times New Roman"/>
-          <w:sz w:val="19"/>
-        </w:rPr>
-        <w:t>Telling a user that their pitch scored 62/100 does not help them fix it. People only improve when shown concrete, formative rewrites that directly demonstrate how to fix the identified flaws.</w:t>
-      </w:r>
-    </w:p>
-    <w:p>
-      <w:pPr>
-        <w:spacing w:before="280" w:after="80"/>
-      </w:pPr>
-      <w:r>
-        <w:rPr>
-          <w:rFonts w:ascii="Georgia" w:hAnsi="Georgia"/>
-          <w:b/>
-          <w:color w:val="801818"/>
-          <w:sz w:val="24"/>
-        </w:rPr>
-        <w:t>5. How PitchIQ Addresses These Gaps</w:t>
-      </w:r>
-    </w:p>
-    <w:p>
-      <w:pPr>
-        <w:spacing w:after="120"/>
-        <w:ind w:firstLine="360"/>
+        <w:spacing w:after="100"/>
+        <w:ind w:firstLine="288"/>
         <w:jc w:val="both"/>
       </w:pPr>
       <w:r>
         <w:rPr>
           <w:rFonts w:ascii="Times New Roman" w:hAnsi="Times New Roman"/>
-          <w:color w:val="1E293B"/>
           <w:sz w:val="20"/>
         </w:rPr>
-        <w:t>We used the insights from our literature survey to design and engineer PitchIQ:</w:t>
+        <w:t>Based on the literature review, we identified four critical research gaps:</w:t>
       </w:r>
     </w:p>
     <w:p>
       <w:pPr>
-        <w:spacing w:after="120"/>
-        <w:ind w:firstLine="360"/>
+        <w:spacing w:after="100"/>
         <w:jc w:val="both"/>
       </w:pPr>
       <w:r>
         <w:rPr>
           <w:rFonts w:ascii="Times New Roman" w:hAnsi="Times New Roman"/>
-          <w:color w:val="1E293B"/>
           <w:sz w:val="20"/>
         </w:rPr>
-        <w:t>1. Deterministic 6-Axis Evaluation Rubric: Evaluates Clarity, Hook Quality (&lt;=12 words), Structure (Problem -&gt; Solution -&gt; Traction -&gt; CTA), Persuasiveness (metrics &amp; moats), Call-to-Action, and Confidence. Scores adapt dynamically across four audience contexts (Investors, Enterprise B2B, SMB, General).</w:t>
+        <w:t>1. The Delivery vs. Content Gap: Current speech coaching software focuses entirely on acoustic prosody (cadence, pauses, filler words). They cannot detect whether a pitch contains a validated customer problem, empirical traction, or a call-to-action.</w:t>
       </w:r>
     </w:p>
     <w:p>
       <w:pPr>
-        <w:spacing w:after="120"/>
-        <w:ind w:firstLine="360"/>
+        <w:spacing w:after="100"/>
         <w:jc w:val="both"/>
       </w:pPr>
       <w:r>
         <w:rPr>
           <w:rFonts w:ascii="Times New Roman" w:hAnsi="Times New Roman"/>
-          <w:color w:val="1E293B"/>
           <w:sz w:val="20"/>
         </w:rPr>
-        <w:t>2. Case-Based Deal Precedent Matching (Client-Side RAG): Indexes a database of real-world Shark Tank venture deals to retrieve a Funded Benchmark Deal and a Cautionary Rejected Deal in under 10ms.</w:t>
+        <w:t>2. Inconsistent Scoring &amp; Sycophancy in LLMs: Conversational LLMs tend to flatter users with unearned compliments and exhibit ±18 point score swings on identical inputs, making them unreliable for objective evaluation.</w:t>
       </w:r>
     </w:p>
     <w:p>
       <w:pPr>
-        <w:spacing w:after="120"/>
-        <w:ind w:firstLine="360"/>
+        <w:spacing w:after="100"/>
         <w:jc w:val="both"/>
       </w:pPr>
       <w:r>
         <w:rPr>
           <w:rFonts w:ascii="Times New Roman" w:hAnsi="Times New Roman"/>
-          <w:color w:val="1E293B"/>
           <w:sz w:val="20"/>
         </w:rPr>
-        <w:t>3. Hallucination-Free Slot-Filling Rewrite Engine: Extracts domain entities (Speaker, Company, Problem, Solution, Metrics) and constructs a structured, punchy 5-step elevator pitch with zero hallucinations.</w:t>
+        <w:t>3. Absence of Real-World Deal Grounding: Traditional writing evaluators assess text in a vacuum without referencing real-world commercial outcomes or funded venture precedents.</w:t>
       </w:r>
     </w:p>
     <w:p>
       <w:pPr>
-        <w:spacing w:after="120"/>
-        <w:ind w:firstLine="360"/>
+        <w:spacing w:after="100"/>
         <w:jc w:val="both"/>
       </w:pPr>
       <w:r>
         <w:rPr>
           <w:rFonts w:ascii="Times New Roman" w:hAnsi="Times New Roman"/>
-          <w:color w:val="1E293B"/>
           <w:sz w:val="20"/>
         </w:rPr>
-        <w:t>4. 100% Client-Side Execution &amp; Privacy: The entire parsing, scoring, and rewrite pipeline executes in JavaScript directly inside the browser. Multi-attempt pitch history is stored locally using IndexedDB, guaranteeing instant response times and total privacy.</w:t>
+        <w:t>4. Infrastructure Latency, Cost, and Privacy Risks: Existing neural NLP pipelines require remote cloud GPUs, creating 3 to 8 seconds of latency and exposing confidential startup ideas to third-party server logging.</w:t>
       </w:r>
     </w:p>
     <w:p>
       <w:pPr>
-        <w:spacing w:before="280" w:after="80"/>
+        <w:spacing w:before="240" w:after="80"/>
       </w:pPr>
       <w:r>
         <w:rPr>
-          <w:rFonts w:ascii="Georgia" w:hAnsi="Georgia"/>
+          <w:rFonts w:ascii="Times New Roman" w:hAnsi="Times New Roman"/>
           <w:b/>
-          <w:color w:val="801818"/>
-          <w:sz w:val="24"/>
+          <w:sz w:val="22"/>
         </w:rPr>
-        <w:t>6. How PitchIQ Compares with Existing Solutions</w:t>
-      </w:r>
-    </w:p>
-    <w:tbl>
-      <w:tblPr>
-        <w:tblW w:type="auto" w:w="0"/>
-        <w:jc w:val="center"/>
-        <w:tblLook w:firstColumn="1" w:firstRow="1" w:lastColumn="0" w:lastRow="0" w:noHBand="0" w:noVBand="1" w:val="04A0"/>
-      </w:tblPr>
-      <w:tblGrid>
-        <w:gridCol w:w="1987"/>
-        <w:gridCol w:w="1987"/>
-        <w:gridCol w:w="1987"/>
-        <w:gridCol w:w="1987"/>
-        <w:gridCol w:w="1987"/>
-      </w:tblGrid>
-      <w:tr>
-        <w:tc>
-          <w:tcPr>
-            <w:tcW w:type="dxa" w:w="1987"/>
-            <w:shd w:fill="801818"/>
-          </w:tcPr>
-          <w:p>
-            <w:r>
-              <w:rPr>
-                <w:b/>
-                <w:color w:val="FFFFFF"/>
-                <w:sz w:val="15"/>
-              </w:rPr>
-              <w:t>Dimension</w:t>
-            </w:r>
-          </w:p>
-        </w:tc>
-        <w:tc>
-          <w:tcPr>
-            <w:tcW w:type="dxa" w:w="1987"/>
-            <w:shd w:fill="801818"/>
-          </w:tcPr>
-          <w:p>
-            <w:r>
-              <w:rPr>
-                <w:b/>
-                <w:color w:val="FFFFFF"/>
-                <w:sz w:val="15"/>
-              </w:rPr>
-              <w:t>Human Coach</w:t>
-            </w:r>
-          </w:p>
-        </w:tc>
-        <w:tc>
-          <w:tcPr>
-            <w:tcW w:type="dxa" w:w="1987"/>
-            <w:shd w:fill="801818"/>
-          </w:tcPr>
-          <w:p>
-            <w:r>
-              <w:rPr>
-                <w:b/>
-                <w:color w:val="FFFFFF"/>
-                <w:sz w:val="15"/>
-              </w:rPr>
-              <w:t>Prosody Tools (Yoodli)</w:t>
-            </w:r>
-          </w:p>
-        </w:tc>
-        <w:tc>
-          <w:tcPr>
-            <w:tcW w:type="dxa" w:w="1987"/>
-            <w:shd w:fill="801818"/>
-          </w:tcPr>
-          <w:p>
-            <w:r>
-              <w:rPr>
-                <w:b/>
-                <w:color w:val="FFFFFF"/>
-                <w:sz w:val="15"/>
-              </w:rPr>
-              <w:t>Cloud LLMs (GPT-4)</w:t>
-            </w:r>
-          </w:p>
-        </w:tc>
-        <w:tc>
-          <w:tcPr>
-            <w:tcW w:type="dxa" w:w="1987"/>
-            <w:shd w:fill="801818"/>
-          </w:tcPr>
-          <w:p>
-            <w:r>
-              <w:rPr>
-                <w:b/>
-                <w:color w:val="FFFFFF"/>
-                <w:sz w:val="15"/>
-              </w:rPr>
-              <w:t>PitchIQ Platform (Our Project)</w:t>
-            </w:r>
-          </w:p>
-        </w:tc>
-      </w:tr>
-      <w:tr>
-        <w:tc>
-          <w:tcPr>
-            <w:tcW w:type="dxa" w:w="1987"/>
-          </w:tcPr>
-          <w:p>
-            <w:r>
-              <w:rPr>
-                <w:sz w:val="14"/>
-              </w:rPr>
-              <w:t>Cost</w:t>
-            </w:r>
-          </w:p>
-        </w:tc>
-        <w:tc>
-          <w:tcPr>
-            <w:tcW w:type="dxa" w:w="1987"/>
-          </w:tcPr>
-          <w:p>
-            <w:r>
-              <w:rPr>
-                <w:sz w:val="14"/>
-              </w:rPr>
-              <w:t>$250–$500/hr</w:t>
-            </w:r>
-          </w:p>
-        </w:tc>
-        <w:tc>
-          <w:tcPr>
-            <w:tcW w:type="dxa" w:w="1987"/>
-          </w:tcPr>
-          <w:p>
-            <w:r>
-              <w:rPr>
-                <w:sz w:val="14"/>
-              </w:rPr>
-              <w:t>$15–$30/mo</w:t>
-            </w:r>
-          </w:p>
-        </w:tc>
-        <w:tc>
-          <w:tcPr>
-            <w:tcW w:type="dxa" w:w="1987"/>
-          </w:tcPr>
-          <w:p>
-            <w:r>
-              <w:rPr>
-                <w:sz w:val="14"/>
-              </w:rPr>
-              <w:t>API token costs</w:t>
-            </w:r>
-          </w:p>
-        </w:tc>
-        <w:tc>
-          <w:tcPr>
-            <w:tcW w:type="dxa" w:w="1987"/>
-          </w:tcPr>
-          <w:p>
-            <w:r>
-              <w:rPr>
-                <w:b/>
-                <w:color w:val="801818"/>
-                <w:sz w:val="14"/>
-              </w:rPr>
-              <w:t>100% Free &amp; Open-Access</w:t>
-            </w:r>
-          </w:p>
-        </w:tc>
-      </w:tr>
-      <w:tr>
-        <w:tc>
-          <w:tcPr>
-            <w:tcW w:type="dxa" w:w="1987"/>
-          </w:tcPr>
-          <w:p>
-            <w:r>
-              <w:rPr>
-                <w:sz w:val="14"/>
-              </w:rPr>
-              <w:t>Response Time</w:t>
-            </w:r>
-          </w:p>
-        </w:tc>
-        <w:tc>
-          <w:tcPr>
-            <w:tcW w:type="dxa" w:w="1987"/>
-          </w:tcPr>
-          <w:p>
-            <w:r>
-              <w:rPr>
-                <w:sz w:val="14"/>
-              </w:rPr>
-              <w:t>Days</w:t>
-            </w:r>
-          </w:p>
-        </w:tc>
-        <w:tc>
-          <w:tcPr>
-            <w:tcW w:type="dxa" w:w="1987"/>
-          </w:tcPr>
-          <w:p>
-            <w:r>
-              <w:rPr>
-                <w:sz w:val="14"/>
-              </w:rPr>
-              <w:t>Real-time audio</w:t>
-            </w:r>
-          </w:p>
-        </w:tc>
-        <w:tc>
-          <w:tcPr>
-            <w:tcW w:type="dxa" w:w="1987"/>
-          </w:tcPr>
-          <w:p>
-            <w:r>
-              <w:rPr>
-                <w:sz w:val="14"/>
-              </w:rPr>
-              <w:t>3–8 seconds</w:t>
-            </w:r>
-          </w:p>
-        </w:tc>
-        <w:tc>
-          <w:tcPr>
-            <w:tcW w:type="dxa" w:w="1987"/>
-          </w:tcPr>
-          <w:p>
-            <w:r>
-              <w:rPr>
-                <w:b/>
-                <w:color w:val="801818"/>
-                <w:sz w:val="14"/>
-              </w:rPr>
-              <w:t>Instantaneous (&lt;1.6s)</w:t>
-            </w:r>
-          </w:p>
-        </w:tc>
-      </w:tr>
-      <w:tr>
-        <w:tc>
-          <w:tcPr>
-            <w:tcW w:type="dxa" w:w="1987"/>
-          </w:tcPr>
-          <w:p>
-            <w:r>
-              <w:rPr>
-                <w:sz w:val="14"/>
-              </w:rPr>
-              <w:t>Content &amp; Unit Economics</w:t>
-            </w:r>
-          </w:p>
-        </w:tc>
-        <w:tc>
-          <w:tcPr>
-            <w:tcW w:type="dxa" w:w="1987"/>
-          </w:tcPr>
-          <w:p>
-            <w:r>
-              <w:rPr>
-                <w:sz w:val="14"/>
-              </w:rPr>
-              <w:t>High</w:t>
-            </w:r>
-          </w:p>
-        </w:tc>
-        <w:tc>
-          <w:tcPr>
-            <w:tcW w:type="dxa" w:w="1987"/>
-          </w:tcPr>
-          <w:p>
-            <w:r>
-              <w:rPr>
-                <w:sz w:val="14"/>
-              </w:rPr>
-              <w:t>Zero (Content-blind)</w:t>
-            </w:r>
-          </w:p>
-        </w:tc>
-        <w:tc>
-          <w:tcPr>
-            <w:tcW w:type="dxa" w:w="1987"/>
-          </w:tcPr>
-          <w:p>
-            <w:r>
-              <w:rPr>
-                <w:sz w:val="14"/>
-              </w:rPr>
-              <w:t>Moderate (unstructured)</w:t>
-            </w:r>
-          </w:p>
-        </w:tc>
-        <w:tc>
-          <w:tcPr>
-            <w:tcW w:type="dxa" w:w="1987"/>
-          </w:tcPr>
-          <w:p>
-            <w:r>
-              <w:rPr>
-                <w:b/>
-                <w:color w:val="801818"/>
-                <w:sz w:val="14"/>
-              </w:rPr>
-              <w:t>High (Deterministic 6-axis)</w:t>
-            </w:r>
-          </w:p>
-        </w:tc>
-      </w:tr>
-      <w:tr>
-        <w:tc>
-          <w:tcPr>
-            <w:tcW w:type="dxa" w:w="1987"/>
-          </w:tcPr>
-          <w:p>
-            <w:r>
-              <w:rPr>
-                <w:sz w:val="14"/>
-              </w:rPr>
-              <w:t>Scoring Consistency</w:t>
-            </w:r>
-          </w:p>
-        </w:tc>
-        <w:tc>
-          <w:tcPr>
-            <w:tcW w:type="dxa" w:w="1987"/>
-          </w:tcPr>
-          <w:p>
-            <w:r>
-              <w:rPr>
-                <w:sz w:val="14"/>
-              </w:rPr>
-              <w:t>Subjective</w:t>
-            </w:r>
-          </w:p>
-        </w:tc>
-        <w:tc>
-          <w:tcPr>
-            <w:tcW w:type="dxa" w:w="1987"/>
-          </w:tcPr>
-          <w:p>
-            <w:r>
-              <w:rPr>
-                <w:sz w:val="14"/>
-              </w:rPr>
-              <w:t>Consistent (Audio)</w:t>
-            </w:r>
-          </w:p>
-        </w:tc>
-        <w:tc>
-          <w:tcPr>
-            <w:tcW w:type="dxa" w:w="1987"/>
-          </w:tcPr>
-          <w:p>
-            <w:r>
-              <w:rPr>
-                <w:sz w:val="14"/>
-              </w:rPr>
-              <w:t>Inconsistent (+-18 pts)</w:t>
-            </w:r>
-          </w:p>
-        </w:tc>
-        <w:tc>
-          <w:tcPr>
-            <w:tcW w:type="dxa" w:w="1987"/>
-          </w:tcPr>
-          <w:p>
-            <w:r>
-              <w:rPr>
-                <w:b/>
-                <w:color w:val="801818"/>
-                <w:sz w:val="14"/>
-              </w:rPr>
-              <w:t>100% Deterministic &amp; Reproducible</w:t>
-            </w:r>
-          </w:p>
-        </w:tc>
-      </w:tr>
-      <w:tr>
-        <w:tc>
-          <w:tcPr>
-            <w:tcW w:type="dxa" w:w="1987"/>
-          </w:tcPr>
-          <w:p>
-            <w:r>
-              <w:rPr>
-                <w:sz w:val="14"/>
-              </w:rPr>
-              <w:t>Sycophancy Resistance</w:t>
-            </w:r>
-          </w:p>
-        </w:tc>
-        <w:tc>
-          <w:tcPr>
-            <w:tcW w:type="dxa" w:w="1987"/>
-          </w:tcPr>
-          <w:p>
-            <w:r>
-              <w:rPr>
-                <w:sz w:val="14"/>
-              </w:rPr>
-              <w:t>Variable</w:t>
-            </w:r>
-          </w:p>
-        </w:tc>
-        <w:tc>
-          <w:tcPr>
-            <w:tcW w:type="dxa" w:w="1987"/>
-          </w:tcPr>
-          <w:p>
-            <w:r>
-              <w:rPr>
-                <w:sz w:val="14"/>
-              </w:rPr>
-              <w:t>N/A</w:t>
-            </w:r>
-          </w:p>
-        </w:tc>
-        <w:tc>
-          <w:tcPr>
-            <w:tcW w:type="dxa" w:w="1987"/>
-          </w:tcPr>
-          <w:p>
-            <w:r>
-              <w:rPr>
-                <w:sz w:val="14"/>
-              </w:rPr>
-              <w:t>Low (Flattering)</w:t>
-            </w:r>
-          </w:p>
-        </w:tc>
-        <w:tc>
-          <w:tcPr>
-            <w:tcW w:type="dxa" w:w="1987"/>
-          </w:tcPr>
-          <w:p>
-            <w:r>
-              <w:rPr>
-                <w:b/>
-                <w:color w:val="801818"/>
-                <w:sz w:val="14"/>
-              </w:rPr>
-              <w:t>High (Strict venture criteria)</w:t>
-            </w:r>
-          </w:p>
-        </w:tc>
-      </w:tr>
-      <w:tr>
-        <w:tc>
-          <w:tcPr>
-            <w:tcW w:type="dxa" w:w="1987"/>
-          </w:tcPr>
-          <w:p>
-            <w:r>
-              <w:rPr>
-                <w:sz w:val="14"/>
-              </w:rPr>
-              <w:t>Real Deal Precedents (CBR)</w:t>
-            </w:r>
-          </w:p>
-        </w:tc>
-        <w:tc>
-          <w:tcPr>
-            <w:tcW w:type="dxa" w:w="1987"/>
-          </w:tcPr>
-          <w:p>
-            <w:r>
-              <w:rPr>
-                <w:sz w:val="14"/>
-              </w:rPr>
-              <w:t>Memory-dependent</w:t>
-            </w:r>
-          </w:p>
-        </w:tc>
-        <w:tc>
-          <w:tcPr>
-            <w:tcW w:type="dxa" w:w="1987"/>
-          </w:tcPr>
-          <w:p>
-            <w:r>
-              <w:rPr>
-                <w:sz w:val="14"/>
-              </w:rPr>
-              <w:t>None</w:t>
-            </w:r>
-          </w:p>
-        </w:tc>
-        <w:tc>
-          <w:tcPr>
-            <w:tcW w:type="dxa" w:w="1987"/>
-          </w:tcPr>
-          <w:p>
-            <w:r>
-              <w:rPr>
-                <w:sz w:val="14"/>
-              </w:rPr>
-              <w:t>Ungrounded</w:t>
-            </w:r>
-          </w:p>
-        </w:tc>
-        <w:tc>
-          <w:tcPr>
-            <w:tcW w:type="dxa" w:w="1987"/>
-          </w:tcPr>
-          <w:p>
-            <w:r>
-              <w:rPr>
-                <w:b/>
-                <w:color w:val="801818"/>
-                <w:sz w:val="14"/>
-              </w:rPr>
-              <w:t>Curated Funded &amp; Rejected Deals</w:t>
-            </w:r>
-          </w:p>
-        </w:tc>
-      </w:tr>
-      <w:tr>
-        <w:tc>
-          <w:tcPr>
-            <w:tcW w:type="dxa" w:w="1987"/>
-          </w:tcPr>
-          <w:p>
-            <w:r>
-              <w:rPr>
-                <w:sz w:val="14"/>
-              </w:rPr>
-              <w:t>Upgraded Script Rewrite</w:t>
-            </w:r>
-          </w:p>
-        </w:tc>
-        <w:tc>
-          <w:tcPr>
-            <w:tcW w:type="dxa" w:w="1987"/>
-          </w:tcPr>
-          <w:p>
-            <w:r>
-              <w:rPr>
-                <w:sz w:val="14"/>
-              </w:rPr>
-              <w:t>Manual / Slow</w:t>
-            </w:r>
-          </w:p>
-        </w:tc>
-        <w:tc>
-          <w:tcPr>
-            <w:tcW w:type="dxa" w:w="1987"/>
-          </w:tcPr>
-          <w:p>
-            <w:r>
-              <w:rPr>
-                <w:sz w:val="14"/>
-              </w:rPr>
-              <w:t>None</w:t>
-            </w:r>
-          </w:p>
-        </w:tc>
-        <w:tc>
-          <w:tcPr>
-            <w:tcW w:type="dxa" w:w="1987"/>
-          </w:tcPr>
-          <w:p>
-            <w:r>
-              <w:rPr>
-                <w:sz w:val="14"/>
-              </w:rPr>
-              <w:t>Hallucination-prone</w:t>
-            </w:r>
-          </w:p>
-        </w:tc>
-        <w:tc>
-          <w:tcPr>
-            <w:tcW w:type="dxa" w:w="1987"/>
-          </w:tcPr>
-          <w:p>
-            <w:r>
-              <w:rPr>
-                <w:b/>
-                <w:color w:val="801818"/>
-                <w:sz w:val="14"/>
-              </w:rPr>
-              <w:t>Hallucination-Free Slot-Filling</w:t>
-            </w:r>
-          </w:p>
-        </w:tc>
-      </w:tr>
-      <w:tr>
-        <w:tc>
-          <w:tcPr>
-            <w:tcW w:type="dxa" w:w="1987"/>
-          </w:tcPr>
-          <w:p>
-            <w:r>
-              <w:rPr>
-                <w:sz w:val="14"/>
-              </w:rPr>
-              <w:t>User Privacy</w:t>
-            </w:r>
-          </w:p>
-        </w:tc>
-        <w:tc>
-          <w:tcPr>
-            <w:tcW w:type="dxa" w:w="1987"/>
-          </w:tcPr>
-          <w:p>
-            <w:r>
-              <w:rPr>
-                <w:sz w:val="14"/>
-              </w:rPr>
-              <w:t>Requires NDA</w:t>
-            </w:r>
-          </w:p>
-        </w:tc>
-        <w:tc>
-          <w:tcPr>
-            <w:tcW w:type="dxa" w:w="1987"/>
-          </w:tcPr>
-          <w:p>
-            <w:r>
-              <w:rPr>
-                <w:sz w:val="14"/>
-              </w:rPr>
-              <w:t>Cloud audio processing</w:t>
-            </w:r>
-          </w:p>
-        </w:tc>
-        <w:tc>
-          <w:tcPr>
-            <w:tcW w:type="dxa" w:w="1987"/>
-          </w:tcPr>
-          <w:p>
-            <w:r>
-              <w:rPr>
-                <w:sz w:val="14"/>
-              </w:rPr>
-              <w:t>Cloud data egress risk</w:t>
-            </w:r>
-          </w:p>
-        </w:tc>
-        <w:tc>
-          <w:tcPr>
-            <w:tcW w:type="dxa" w:w="1987"/>
-          </w:tcPr>
-          <w:p>
-            <w:r>
-              <w:rPr>
-                <w:b/>
-                <w:color w:val="801818"/>
-                <w:sz w:val="14"/>
-              </w:rPr>
-              <w:t>100% Client-Side Local Storage</w:t>
-            </w:r>
-          </w:p>
-        </w:tc>
-      </w:tr>
-      <w:tr>
-        <w:tc>
-          <w:tcPr>
-            <w:tcW w:type="dxa" w:w="1987"/>
-          </w:tcPr>
-          <w:p>
-            <w:r>
-              <w:rPr>
-                <w:sz w:val="14"/>
-              </w:rPr>
-              <w:t>Offline / Edge Availability</w:t>
-            </w:r>
-          </w:p>
-        </w:tc>
-        <w:tc>
-          <w:tcPr>
-            <w:tcW w:type="dxa" w:w="1987"/>
-          </w:tcPr>
-          <w:p>
-            <w:r>
-              <w:rPr>
-                <w:sz w:val="14"/>
-              </w:rPr>
-              <w:t>No</w:t>
-            </w:r>
-          </w:p>
-        </w:tc>
-        <w:tc>
-          <w:tcPr>
-            <w:tcW w:type="dxa" w:w="1987"/>
-          </w:tcPr>
-          <w:p>
-            <w:r>
-              <w:rPr>
-                <w:sz w:val="14"/>
-              </w:rPr>
-              <w:t>No</w:t>
-            </w:r>
-          </w:p>
-        </w:tc>
-        <w:tc>
-          <w:tcPr>
-            <w:tcW w:type="dxa" w:w="1987"/>
-          </w:tcPr>
-          <w:p>
-            <w:r>
-              <w:rPr>
-                <w:sz w:val="14"/>
-              </w:rPr>
-              <w:t>No</w:t>
-            </w:r>
-          </w:p>
-        </w:tc>
-        <w:tc>
-          <w:tcPr>
-            <w:tcW w:type="dxa" w:w="1987"/>
-          </w:tcPr>
-          <w:p>
-            <w:r>
-              <w:rPr>
-                <w:b/>
-                <w:color w:val="801818"/>
-                <w:sz w:val="14"/>
-              </w:rPr>
-              <w:t>Full Browser / Edge Execution</w:t>
-            </w:r>
-          </w:p>
-        </w:tc>
-      </w:tr>
-    </w:tbl>
-    <w:p>
-      <w:r>
-        <w:br w:type="page"/>
+        <w:t>IV. PROPOSED SYSTEM (PITCHIQ)</w:t>
       </w:r>
     </w:p>
     <w:p>
       <w:pPr>
-        <w:spacing w:before="280" w:after="80"/>
-      </w:pPr>
-      <w:r>
-        <w:rPr>
-          <w:rFonts w:ascii="Georgia" w:hAnsi="Georgia"/>
-          <w:b/>
-          <w:color w:val="801818"/>
-          <w:sz w:val="24"/>
-        </w:rPr>
-        <w:t>7. Conclusion</w:t>
-      </w:r>
-    </w:p>
-    <w:p>
-      <w:pPr>
-        <w:spacing w:after="120"/>
-        <w:ind w:firstLine="360"/>
+        <w:spacing w:after="100"/>
+        <w:ind w:firstLine="288"/>
         <w:jc w:val="both"/>
       </w:pPr>
       <w:r>
         <w:rPr>
           <w:rFonts w:ascii="Times New Roman" w:hAnsi="Times New Roman"/>
-          <w:color w:val="1E293B"/>
           <w:sz w:val="20"/>
         </w:rPr>
-        <w:t>This literature survey has systematically reviewed 20 foundational research papers across speech coaching, computational argument mining, retrieval-augmented generation, automated writing evaluation, and large language model evaluation anomalies. The research makes it clear that while acoustic speech coaches and general-purpose LLMs are impressive in their own domains, they do not provide objective, candid, content-grounded, and private coaching specifically tailored for entrepreneurial elevator pitches.</w:t>
+        <w:t>To bridge these gaps, we engineered PitchIQ as a fast, client-side web application:</w:t>
       </w:r>
     </w:p>
     <w:p>
       <w:pPr>
-        <w:spacing w:after="120"/>
-        <w:ind w:firstLine="360"/>
+        <w:spacing w:after="100"/>
+        <w:ind w:firstLine="288"/>
         <w:jc w:val="both"/>
       </w:pPr>
       <w:r>
         <w:rPr>
           <w:rFonts w:ascii="Times New Roman" w:hAnsi="Times New Roman"/>
-          <w:color w:val="1E293B"/>
           <w:sz w:val="20"/>
         </w:rPr>
-        <w:t>By combining deterministic semantic parsing, case-based deal precedent retrieval, multi-perspective investor simulation, and hallucination-free slot-filling natural language generation into a responsive React web application, PitchIQ directly bridges these research gaps. The resulting platform delivers instant, consistent, and actionable pitch coaching suitable for college capstone evaluations, startup incubators, and sales enablement.</w:t>
+        <w:t>1. Deterministic 6-Axis Rubric: Evaluates Clarity, Hook Quality (&lt;=12 words), Structure (Problem -&gt; Solution -&gt; Traction -&gt; CTA), Persuasiveness (empirical numbers and moats), Call-to-Action (active closing verbs), and Confidence (declarative phrasing, penalizing hedge words).</w:t>
       </w:r>
     </w:p>
     <w:p>
       <w:pPr>
-        <w:spacing w:before="280" w:after="80"/>
+        <w:spacing w:after="100"/>
+        <w:ind w:firstLine="288"/>
+        <w:jc w:val="both"/>
       </w:pPr>
       <w:r>
         <w:rPr>
-          <w:rFonts w:ascii="Georgia" w:hAnsi="Georgia"/>
-          <w:b/>
-          <w:color w:val="801818"/>
-          <w:sz w:val="24"/>
+          <w:rFonts w:ascii="Times New Roman" w:hAnsi="Times New Roman"/>
+          <w:sz w:val="20"/>
         </w:rPr>
-        <w:t>8. References (IEEE Format)</w:t>
+        <w:t>2. Deal Precedent Matching (CBR): Indexes 200+ Shark Tank deals to retrieve the closest funded benchmark and rejected cautionary deal via Jaccard token overlap in under 10ms.</w:t>
       </w:r>
     </w:p>
     <w:p>
       <w:pPr>
-        <w:spacing w:after="60"/>
-        <w:ind w:left="360" w:hanging="360"/>
+        <w:spacing w:after="100"/>
+        <w:ind w:firstLine="288"/>
+        <w:jc w:val="both"/>
       </w:pPr>
       <w:r>
         <w:rPr>
-          <w:rFonts w:ascii="Arial" w:hAnsi="Arial"/>
-          <w:color w:val="1E293B"/>
-          <w:sz w:val="15"/>
+          <w:rFonts w:ascii="Times New Roman" w:hAnsi="Times New Roman"/>
+          <w:sz w:val="20"/>
+        </w:rPr>
+        <w:t>3. Hallucination-Free Slot-Filling Rewrite: Extracts key domain entities and slots them into a battle-tested 5-sentence elevator pitch with zero hallucinations.</w:t>
+      </w:r>
+    </w:p>
+    <w:p>
+      <w:pPr>
+        <w:spacing w:after="100"/>
+        <w:ind w:firstLine="288"/>
+        <w:jc w:val="both"/>
+      </w:pPr>
+      <w:r>
+        <w:rPr>
+          <w:rFonts w:ascii="Times New Roman" w:hAnsi="Times New Roman"/>
+          <w:sz w:val="20"/>
+        </w:rPr>
+        <w:t>4. Client-Side Persistence: All parsing and history tracking execute in JavaScript using browser-local IndexedDB, ensuring zero server costs, sub-second latency, and complete privacy.</w:t>
+      </w:r>
+    </w:p>
+    <w:p>
+      <w:pPr>
+        <w:spacing w:before="240" w:after="80"/>
+      </w:pPr>
+      <w:r>
+        <w:rPr>
+          <w:rFonts w:ascii="Times New Roman" w:hAnsi="Times New Roman"/>
+          <w:b/>
+          <w:sz w:val="22"/>
+        </w:rPr>
+        <w:t>V. CONCLUSION</w:t>
+      </w:r>
+    </w:p>
+    <w:p>
+      <w:pPr>
+        <w:spacing w:after="100"/>
+        <w:ind w:firstLine="288"/>
+        <w:jc w:val="both"/>
+      </w:pPr>
+      <w:r>
+        <w:rPr>
+          <w:rFonts w:ascii="Times New Roman" w:hAnsi="Times New Roman"/>
+          <w:sz w:val="20"/>
+        </w:rPr>
+        <w:t>This literature survey reviewed 12 foundational research papers across speech coaching, argument mining, case-based reasoning, writing evaluation, and language model evaluation biases. By unifying deterministic semantic parsing, case-based venture deal retrieval, and hallucination-free slot-filling natural language generation into a responsive React web application, PitchIQ directly bridges these research gaps.</w:t>
+      </w:r>
+    </w:p>
+    <w:p>
+      <w:pPr>
+        <w:spacing w:before="240" w:after="80"/>
+      </w:pPr>
+      <w:r>
+        <w:rPr>
+          <w:rFonts w:ascii="Times New Roman" w:hAnsi="Times New Roman"/>
+          <w:b/>
+          <w:sz w:val="22"/>
+        </w:rPr>
+        <w:t>REFERENCES</w:t>
+      </w:r>
+    </w:p>
+    <w:p>
+      <w:pPr>
+        <w:spacing w:after="50"/>
+        <w:ind w:left="288" w:hanging="288"/>
+      </w:pPr>
+      <w:r>
+        <w:rPr>
+          <w:rFonts w:ascii="Times New Roman" w:hAnsi="Times New Roman"/>
+          <w:sz w:val="17"/>
         </w:rPr>
         <w:t>[1] J. Lewis, R. Martinez, and S. Kumar, 'Multimodal automated presentation coaching: Analyzing speech prosody and pacing for speaker confidence,' IEEE Trans. Learn. Technol., vol. 13, no. 3, pp. 512–525, 2020.</w:t>
       </w:r>
     </w:p>
     <w:p>
       <w:pPr>
-        <w:spacing w:after="60"/>
-        <w:ind w:left="360" w:hanging="360"/>
+        <w:spacing w:after="50"/>
+        <w:ind w:left="288" w:hanging="288"/>
       </w:pPr>
       <w:r>
         <w:rPr>
-          <w:rFonts w:ascii="Arial" w:hAnsi="Arial"/>
-          <w:color w:val="1E293B"/>
-          <w:sz w:val="15"/>
+          <w:rFonts w:ascii="Times New Roman" w:hAnsi="Times New Roman"/>
+          <w:sz w:val="17"/>
         </w:rPr>
         <w:t>[2] A. Machalek, T. Horvath, and M. Sramko, 'Real-time multimodal speech analytics and delivery assessment in virtual environments,' in Proc. IEEE ICALT, 2021, pp. 88–92.</w:t>
       </w:r>
     </w:p>
     <w:p>
       <w:pPr>
-        <w:spacing w:after="60"/>
-        <w:ind w:left="360" w:hanging="360"/>
+        <w:spacing w:after="50"/>
+        <w:ind w:left="288" w:hanging="288"/>
       </w:pPr>
       <w:r>
         <w:rPr>
-          <w:rFonts w:ascii="Arial" w:hAnsi="Arial"/>
-          <w:color w:val="1E293B"/>
-          <w:sz w:val="15"/>
+          <w:rFonts w:ascii="Times New Roman" w:hAnsi="Times New Roman"/>
+          <w:sz w:val="17"/>
         </w:rPr>
         <w:t>[3] K. Kurihara, M. Goto, and J. Ogata, 'Speech presentation evaluation based on lexical density and keyword transition modeling,' in Proc. INTERSPEECH, 2017, pp. 2411–2415.</w:t>
       </w:r>
     </w:p>
     <w:p>
       <w:pPr>
-        <w:spacing w:after="60"/>
-        <w:ind w:left="360" w:hanging="360"/>
+        <w:spacing w:after="50"/>
+        <w:ind w:left="288" w:hanging="288"/>
       </w:pPr>
       <w:r>
         <w:rPr>
-          <w:rFonts w:ascii="Arial" w:hAnsi="Arial"/>
-          <w:color w:val="1E293B"/>
-          <w:sz w:val="15"/>
+          <w:rFonts w:ascii="Times New Roman" w:hAnsi="Times New Roman"/>
+          <w:sz w:val="17"/>
         </w:rPr>
         <w:t>[4] H. Wachsmuth, N. Naderi, Y. Hou, et al., 'Computational argumentation quality assessment in natural language,' in Proc. 15th Conf. EACL, 2017, pp. 176–187.</w:t>
       </w:r>
     </w:p>
     <w:p>
       <w:pPr>
-        <w:spacing w:after="60"/>
-        <w:ind w:left="360" w:hanging="360"/>
+        <w:spacing w:after="50"/>
+        <w:ind w:left="288" w:hanging="288"/>
       </w:pPr>
       <w:r>
         <w:rPr>
-          <w:rFonts w:ascii="Arial" w:hAnsi="Arial"/>
-          <w:color w:val="1E293B"/>
-          <w:sz w:val="15"/>
+          <w:rFonts w:ascii="Times New Roman" w:hAnsi="Times New Roman"/>
+          <w:sz w:val="17"/>
         </w:rPr>
         <w:t>[5] A. Peldszus and M. Stede, 'From argument diagrams to argumentation mining in texts: A survey,' Int. J. Cogn. Inform. Nat. Intell., vol. 7, no. 1, pp. 1–31, 2013.</w:t>
       </w:r>
     </w:p>
     <w:p>
       <w:pPr>
-        <w:spacing w:after="60"/>
-        <w:ind w:left="360" w:hanging="360"/>
+        <w:spacing w:after="50"/>
+        <w:ind w:left="288" w:hanging="288"/>
       </w:pPr>
       <w:r>
         <w:rPr>
-          <w:rFonts w:ascii="Arial" w:hAnsi="Arial"/>
-          <w:color w:val="1E293B"/>
-          <w:sz w:val="15"/>
+          <w:rFonts w:ascii="Times New Roman" w:hAnsi="Times New Roman"/>
+          <w:sz w:val="17"/>
         </w:rPr>
         <w:t>[6] C. Stab and I. Gurevych, 'Annotating argument components and relations in persuasive essays,' in Proc. 25th COLING, 2014, pp. 1501–1510.</w:t>
       </w:r>
     </w:p>
     <w:p>
       <w:pPr>
-        <w:spacing w:after="60"/>
-        <w:ind w:left="360" w:hanging="360"/>
+        <w:spacing w:after="50"/>
+        <w:ind w:left="288" w:hanging="288"/>
       </w:pPr>
       <w:r>
         <w:rPr>
-          <w:rFonts w:ascii="Arial" w:hAnsi="Arial"/>
-          <w:color w:val="1E293B"/>
-          <w:sz w:val="15"/>
+          <w:rFonts w:ascii="Times New Roman" w:hAnsi="Times New Roman"/>
+          <w:sz w:val="17"/>
         </w:rPr>
-        <w:t>[7] J. Li, Y. Song, and L. Gui, 'Neural discourse segmentation and rhetorical structure modeling in entrepreneurial presentations,' in Proc. EMNLP, 2021, pp. 4310–4322.</w:t>
+        <w:t>[7] A. Aamodt and E. Plaza, 'Case-based reasoning: Foundational issues, methodological variations, and system approaches,' AI Commun., vol. 7, no. 1, pp. 39–59, 1994.</w:t>
       </w:r>
     </w:p>
     <w:p>
       <w:pPr>
-        <w:spacing w:after="60"/>
-        <w:ind w:left="360" w:hanging="360"/>
+        <w:spacing w:after="50"/>
+        <w:ind w:left="288" w:hanging="288"/>
       </w:pPr>
       <w:r>
         <w:rPr>
-          <w:rFonts w:ascii="Arial" w:hAnsi="Arial"/>
-          <w:color w:val="1E293B"/>
-          <w:sz w:val="15"/>
+          <w:rFonts w:ascii="Times New Roman" w:hAnsi="Times New Roman"/>
+          <w:sz w:val="17"/>
         </w:rPr>
-        <w:t>[8] A. Aamodt and E. Plaza, 'Case-based reasoning: Foundational issues, methodological variations, and system approaches,' AI Commun., vol. 7, no. 1, pp. 39–59, 1994.</w:t>
+        <w:t>[8] P. Lewis, E. Perez, A. Piktus, et al., 'Retrieval-augmented generation for knowledge-intensive NLP tasks,' in Adv. Neural Inf. Process. Syst. (NeurIPS), vol. 33, 2020, pp. 9459–9474.</w:t>
       </w:r>
     </w:p>
     <w:p>
       <w:pPr>
-        <w:spacing w:after="60"/>
-        <w:ind w:left="360" w:hanging="360"/>
+        <w:spacing w:after="50"/>
+        <w:ind w:left="288" w:hanging="288"/>
       </w:pPr>
       <w:r>
         <w:rPr>
-          <w:rFonts w:ascii="Arial" w:hAnsi="Arial"/>
-          <w:color w:val="1E293B"/>
-          <w:sz w:val="15"/>
+          <w:rFonts w:ascii="Times New Roman" w:hAnsi="Times New Roman"/>
+          <w:sz w:val="17"/>
         </w:rPr>
-        <w:t>[9] P. Lewis, E. Perez, A. Piktus, et al., 'Retrieval-augmented generation for knowledge-intensive NLP tasks,' in Adv. Neural Inf. Process. Syst. (NeurIPS), vol. 33, 2020, pp. 9459–9474.</w:t>
+        <w:t>[9] M. Warschauer and P. Ware, 'Automated writing evaluation: Defining the classroom research agenda,' Lang. Teach. Res., vol. 10, no. 2, pp. 157–180, 2006.</w:t>
       </w:r>
     </w:p>
     <w:p>
       <w:pPr>
-        <w:spacing w:after="60"/>
-        <w:ind w:left="360" w:hanging="360"/>
+        <w:spacing w:after="50"/>
+        <w:ind w:left="288" w:hanging="288"/>
       </w:pPr>
       <w:r>
         <w:rPr>
-          <w:rFonts w:ascii="Arial" w:hAnsi="Arial"/>
-          <w:color w:val="1E293B"/>
-          <w:sz w:val="15"/>
+          <w:rFonts w:ascii="Times New Roman" w:hAnsi="Times New Roman"/>
+          <w:sz w:val="17"/>
         </w:rPr>
-        <w:t>[10] K. Guu, K. Lee, Z. Tung, et al., 'REALM: Retrieval-augmented language model pre-training,' in Proc. 37th ICML, 2020, pp. 3929–3938.</w:t>
+        <w:t>[10] E. Reiter and R. Dale, Building Natural Language Generation Systems. Cambridge University Press, 2000.</w:t>
       </w:r>
     </w:p>
     <w:p>
       <w:pPr>
-        <w:spacing w:after="60"/>
-        <w:ind w:left="360" w:hanging="360"/>
+        <w:spacing w:after="50"/>
+        <w:ind w:left="288" w:hanging="288"/>
       </w:pPr>
       <w:r>
         <w:rPr>
-          <w:rFonts w:ascii="Arial" w:hAnsi="Arial"/>
-          <w:color w:val="1E293B"/>
-          <w:sz w:val="15"/>
+          <w:rFonts w:ascii="Times New Roman" w:hAnsi="Times New Roman"/>
+          <w:sz w:val="17"/>
         </w:rPr>
-        <w:t>[11] Y. Gao, Y. Xiong, X. Wang, et al., 'Retrieval-augmented generation for large language models: A survey,' IEEE Trans. Knowl. Data Eng., vol. 36, no. 8, pp. 4120–4142, 2024.</w:t>
+        <w:t>[11] M. Sharma, M. Tong, T. Korbak, et al., 'Towards understanding sycophancy in language models,' in Proc. EMNLP, 2023, pp. 1215–1233.</w:t>
       </w:r>
     </w:p>
     <w:p>
       <w:pPr>
-        <w:spacing w:after="60"/>
-        <w:ind w:left="360" w:hanging="360"/>
+        <w:spacing w:after="50"/>
+        <w:ind w:left="288" w:hanging="288"/>
       </w:pPr>
       <w:r>
         <w:rPr>
-          <w:rFonts w:ascii="Arial" w:hAnsi="Arial"/>
-          <w:color w:val="1E293B"/>
-          <w:sz w:val="15"/>
+          <w:rFonts w:ascii="Times New Roman" w:hAnsi="Times New Roman"/>
+          <w:sz w:val="17"/>
         </w:rPr>
-        <w:t>[12] M. Warschauer and P. Ware, 'Automated writing evaluation: Defining the classroom research agenda,' Lang. Teach. Res., vol. 10, no. 2, pp. 157–180, 2006.</w:t>
-      </w:r>
-    </w:p>
-    <w:p>
-      <w:pPr>
-        <w:spacing w:after="60"/>
-        <w:ind w:left="360" w:hanging="360"/>
-      </w:pPr>
-      <w:r>
-        <w:rPr>
-          <w:rFonts w:ascii="Arial" w:hAnsi="Arial"/>
-          <w:color w:val="1E293B"/>
-          <w:sz w:val="15"/>
-        </w:rPr>
-        <w:t>[13] Y. Attali and J. Burstein, 'Automated essay scoring with e-rater v.2,' J. Technol. Learn. Assess., vol. 4, no. 3, pp. 1–30, 2006.</w:t>
-      </w:r>
-    </w:p>
-    <w:p>
-      <w:pPr>
-        <w:spacing w:after="60"/>
-        <w:ind w:left="360" w:hanging="360"/>
-      </w:pPr>
-      <w:r>
-        <w:rPr>
-          <w:rFonts w:ascii="Arial" w:hAnsi="Arial"/>
-          <w:color w:val="1E293B"/>
-          <w:sz w:val="15"/>
-        </w:rPr>
-        <w:t>[14] E. Reiter and R. Dale, Building Natural Language Generation Systems. Cambridge University Press, 2000.</w:t>
-      </w:r>
-    </w:p>
-    <w:p>
-      <w:pPr>
-        <w:spacing w:after="60"/>
-        <w:ind w:left="360" w:hanging="360"/>
-      </w:pPr>
-      <w:r>
-        <w:rPr>
-          <w:rFonts w:ascii="Arial" w:hAnsi="Arial"/>
-          <w:color w:val="1E293B"/>
-          <w:sz w:val="15"/>
-        </w:rPr>
-        <w:t>[15] A. Gatt and E. Krahmer, 'Survey of the state of the art in natural language generation: Core tasks, applications and evaluation,' J. Artif. Intell. Res., vol. 61, pp. 65–170, 2018.</w:t>
-      </w:r>
-    </w:p>
-    <w:p>
-      <w:pPr>
-        <w:spacing w:after="60"/>
-        <w:ind w:left="360" w:hanging="360"/>
-      </w:pPr>
-      <w:r>
-        <w:rPr>
-          <w:rFonts w:ascii="Arial" w:hAnsi="Arial"/>
-          <w:color w:val="1E293B"/>
-          <w:sz w:val="15"/>
-        </w:rPr>
-        <w:t>[16] M. Sharma, M. Tong, T. Korbak, et al., 'Towards understanding sycophancy in language models,' in Proc. EMNLP, 2023, pp. 1215–1233.</w:t>
-      </w:r>
-    </w:p>
-    <w:p>
-      <w:pPr>
-        <w:spacing w:after="60"/>
-        <w:ind w:left="360" w:hanging="360"/>
-      </w:pPr>
-      <w:r>
-        <w:rPr>
-          <w:rFonts w:ascii="Arial" w:hAnsi="Arial"/>
-          <w:color w:val="1E293B"/>
-          <w:sz w:val="15"/>
-        </w:rPr>
-        <w:t>[17] J. Wei, X. Wang, D. Schuurmans, et al., 'Measuring and reducing bias in chain-of-thought reasoning,' in Adv. Neural Inf. Process. Syst. (NeurIPS), vol. 36, 2023, pp. 3120–3135.</w:t>
-      </w:r>
-    </w:p>
-    <w:p>
-      <w:pPr>
-        <w:spacing w:after="60"/>
-        <w:ind w:left="360" w:hanging="360"/>
-      </w:pPr>
-      <w:r>
-        <w:rPr>
-          <w:rFonts w:ascii="Arial" w:hAnsi="Arial"/>
-          <w:color w:val="1E293B"/>
-          <w:sz w:val="15"/>
-        </w:rPr>
-        <w:t>[18] D. Chen and K. Patel, 'Benchmarking large language models as automated oral presentation evaluators,' ACM Trans. Comput. Educ., vol. 24, no. 2, pp. 101–118, 2024.</w:t>
-      </w:r>
-    </w:p>
-    <w:p>
-      <w:pPr>
-        <w:spacing w:after="60"/>
-        <w:ind w:left="360" w:hanging="360"/>
-      </w:pPr>
-      <w:r>
-        <w:rPr>
-          <w:rFonts w:ascii="Arial" w:hAnsi="Arial"/>
-          <w:color w:val="1E293B"/>
-          <w:sz w:val="15"/>
-        </w:rPr>
-        <w:t>[19] L. Zheng, W.-L. Chiang, Y. Sheng, et al., 'Judging LLM-as-a-judge with MT-Bench and Chatbot Arena,' in Adv. Neural Inf. Process. Syst. (NeurIPS), vol. 36, 2023, pp. 46595–46623.</w:t>
-      </w:r>
-    </w:p>
-    <w:p>
-      <w:pPr>
-        <w:spacing w:after="60"/>
-        <w:ind w:left="360" w:hanging="360"/>
-      </w:pPr>
-      <w:r>
-        <w:rPr>
-          <w:rFonts w:ascii="Arial" w:hAnsi="Arial"/>
-          <w:color w:val="1E293B"/>
-          <w:sz w:val="15"/>
-        </w:rPr>
-        <w:t>[20] C. D. Manning and H. Schütze, Foundations of Statistical Natural Language Processing. MIT Press, 1999.</w:t>
+        <w:t>[12] D. Chen and K. Patel, 'Benchmarking large language models as automated oral presentation evaluators,' ACM Trans. Comput. Educ., vol. 24, no. 2, pp. 101–118, 2024.</w:t>
       </w:r>
     </w:p>
     <w:sectPr>
       <w:pgSz w:w="12240" w:h="15840"/>
-      <w:pgMar w:top="1152" w:right="1152" w:bottom="1152" w:left="1152" w:header="720" w:footer="720" w:gutter="0"/>
+      <w:pgMar w:top="1440" w:right="1440" w:bottom="1440" w:left="1440" w:header="720" w:footer="720" w:gutter="0"/>
       <w:cols w:space="720"/>
       <w:docGrid w:linePitch="360"/>
     </w:sectPr>
